--- a/Cadrage/Cahier_des_charges_Copa_del_Mare.docx
+++ b/Cadrage/Cahier_des_charges_Copa_del_Mare.docx
@@ -481,10 +481,7 @@
         </w:tc>
       </w:tr>
     </w:tbl>
-    <w:p>
-      <w:bookmarkStart w:id="0" w:name="_GoBack"/>
-      <w:bookmarkEnd w:id="0"/>
-    </w:p>
+    <w:p/>
     <w:p>
       <w:pPr>
         <w:spacing w:after="120"/>
@@ -1479,37 +1476,15 @@
         <w:gridCol w:w="6238"/>
       </w:tblGrid>
       <w:tr>
-        <w:trPr>
-          <w:cantSplit/>
-        </w:trPr>
-        <w:tc>
-          <w:tcPr>
-            <w:tcW w:w="3400" w:type="dxa"/>
-            <w:tcBorders>
-              <w:top w:val="none" w:sz="0" w:space="0" w:color="FFFFFF"/>
-              <w:left w:val="none" w:sz="0" w:space="0" w:color="FFFFFF"/>
-              <w:bottom w:val="single" w:sz="4" w:space="0" w:color="E1E7EC"/>
-              <w:right w:val="none" w:sz="0" w:space="0" w:color="FFFFFF"/>
-            </w:tcBorders>
-            <w:shd w:val="clear" w:color="auto" w:fill="F3F6F9"/>
-            <w:tcMar>
-              <w:top w:w="60" w:type="dxa"/>
-              <w:left w:w="120" w:type="dxa"/>
-              <w:bottom w:w="60" w:type="dxa"/>
-              <w:right w:w="120" w:type="dxa"/>
-            </w:tcMar>
-            <w:vAlign w:val="center"/>
-          </w:tcPr>
-          <w:p>
-            <w:pPr>
-              <w:spacing w:before="60" w:after="60"/>
-            </w:pPr>
-            <w:r>
-              <w:rPr>
-                <w:b/>
-                <w:bCs/>
-                <w:sz w:val="21"/>
-                <w:szCs w:val="21"/>
+        <w:tc>
+          <w:tcPr>
+            <w:tcW w:type="dxa" w:w="3400"/>
+          </w:tcPr>
+          <w:p>
+            <w:r>
+              <w:rPr>
+                <w:rFonts w:ascii="Arial" w:hAnsi="Arial"/>
+                <w:sz w:val="18"/>
               </w:rPr>
               <w:t>Nom commercial</w:t>
             </w:r>
@@ -1517,33 +1492,13 @@
         </w:tc>
         <w:tc>
           <w:tcPr>
-            <w:tcW w:w="6238" w:type="dxa"/>
-            <w:tcBorders>
-              <w:top w:val="none" w:sz="0" w:space="0" w:color="FFFFFF"/>
-              <w:left w:val="none" w:sz="0" w:space="0" w:color="FFFFFF"/>
-              <w:bottom w:val="single" w:sz="4" w:space="0" w:color="E1E7EC"/>
-              <w:right w:val="none" w:sz="0" w:space="0" w:color="FFFFFF"/>
-            </w:tcBorders>
-            <w:tcMar>
-              <w:top w:w="60" w:type="dxa"/>
-              <w:left w:w="120" w:type="dxa"/>
-              <w:bottom w:w="60" w:type="dxa"/>
-              <w:right w:w="120" w:type="dxa"/>
-            </w:tcMar>
-            <w:vAlign w:val="center"/>
-          </w:tcPr>
-          <w:p>
-            <w:pPr>
-              <w:spacing w:before="60" w:after="60"/>
-              <w:rPr>
-                <w:lang w:val="en-US"/>
-              </w:rPr>
-            </w:pPr>
-            <w:r>
-              <w:rPr>
-                <w:sz w:val="21"/>
-                <w:szCs w:val="21"/>
-                <w:lang w:val="en-US"/>
+            <w:tcW w:type="dxa" w:w="6238"/>
+          </w:tcPr>
+          <w:p>
+            <w:r>
+              <w:rPr>
+                <w:rFonts w:ascii="Arial" w:hAnsi="Arial"/>
+                <w:sz w:val="18"/>
               </w:rPr>
               <w:t>Copa del Mare (by Elio)</w:t>
             </w:r>
@@ -1551,671 +1506,181 @@
         </w:tc>
       </w:tr>
       <w:tr>
-        <w:trPr>
-          <w:cantSplit/>
-        </w:trPr>
-        <w:tc>
-          <w:tcPr>
-            <w:tcW w:w="3400" w:type="dxa"/>
-            <w:tcBorders>
-              <w:top w:val="none" w:sz="0" w:space="0" w:color="FFFFFF"/>
-              <w:left w:val="none" w:sz="0" w:space="0" w:color="FFFFFF"/>
-              <w:bottom w:val="single" w:sz="4" w:space="0" w:color="E1E7EC"/>
-              <w:right w:val="none" w:sz="0" w:space="0" w:color="FFFFFF"/>
-            </w:tcBorders>
-            <w:shd w:val="clear" w:color="auto" w:fill="F3F6F9"/>
-            <w:tcMar>
-              <w:top w:w="60" w:type="dxa"/>
-              <w:left w:w="120" w:type="dxa"/>
-              <w:bottom w:w="60" w:type="dxa"/>
-              <w:right w:w="120" w:type="dxa"/>
-            </w:tcMar>
-            <w:vAlign w:val="center"/>
-          </w:tcPr>
-          <w:p>
-            <w:pPr>
-              <w:spacing w:before="60" w:after="60"/>
-            </w:pPr>
-            <w:r>
-              <w:rPr>
-                <w:b/>
-                <w:bCs/>
-                <w:sz w:val="21"/>
-                <w:szCs w:val="21"/>
-              </w:rPr>
-              <w:t>Raison sociale</w:t>
-            </w:r>
-          </w:p>
-        </w:tc>
-        <w:tc>
-          <w:tcPr>
-            <w:tcW w:w="6238" w:type="dxa"/>
-            <w:tcBorders>
-              <w:top w:val="none" w:sz="0" w:space="0" w:color="FFFFFF"/>
-              <w:left w:val="none" w:sz="0" w:space="0" w:color="FFFFFF"/>
-              <w:bottom w:val="single" w:sz="4" w:space="0" w:color="E1E7EC"/>
-              <w:right w:val="none" w:sz="0" w:space="0" w:color="FFFFFF"/>
-            </w:tcBorders>
-            <w:tcMar>
-              <w:top w:w="60" w:type="dxa"/>
-              <w:left w:w="120" w:type="dxa"/>
-              <w:bottom w:w="60" w:type="dxa"/>
-              <w:right w:w="120" w:type="dxa"/>
-            </w:tcMar>
-            <w:vAlign w:val="center"/>
-          </w:tcPr>
-          <w:p>
-            <w:pPr>
-              <w:spacing w:before="60" w:after="60"/>
-            </w:pPr>
+        <w:tc>
+          <w:tcPr>
+            <w:tcW w:type="dxa" w:w="3400"/>
+          </w:tcPr>
+          <w:p>
+            <w:r>
+              <w:rPr>
+                <w:rFonts w:ascii="Arial" w:hAnsi="Arial"/>
+                <w:sz w:val="18"/>
+              </w:rPr>
+              <w:t>Adresse</w:t>
+            </w:r>
+          </w:p>
+        </w:tc>
+        <w:tc>
+          <w:tcPr>
+            <w:tcW w:type="dxa" w:w="6238"/>
+          </w:tcPr>
+          <w:p>
+            <w:r>
+              <w:rPr>
+                <w:rFonts w:ascii="Arial" w:hAnsi="Arial"/>
+                <w:sz w:val="18"/>
+              </w:rPr>
+              <w:t>Quartier France, Grand-Bassam, Côte d’Ivoire (code Plus 57W5+H89)</w:t>
+            </w:r>
           </w:p>
         </w:tc>
       </w:tr>
       <w:tr>
-        <w:trPr>
-          <w:cantSplit/>
-        </w:trPr>
-        <w:tc>
-          <w:tcPr>
-            <w:tcW w:w="3400" w:type="dxa"/>
-            <w:tcBorders>
-              <w:top w:val="none" w:sz="0" w:space="0" w:color="FFFFFF"/>
-              <w:left w:val="none" w:sz="0" w:space="0" w:color="FFFFFF"/>
-              <w:bottom w:val="single" w:sz="4" w:space="0" w:color="E1E7EC"/>
-              <w:right w:val="none" w:sz="0" w:space="0" w:color="FFFFFF"/>
-            </w:tcBorders>
-            <w:shd w:val="clear" w:color="auto" w:fill="F3F6F9"/>
-            <w:tcMar>
-              <w:top w:w="60" w:type="dxa"/>
-              <w:left w:w="120" w:type="dxa"/>
-              <w:bottom w:w="60" w:type="dxa"/>
-              <w:right w:w="120" w:type="dxa"/>
-            </w:tcMar>
-            <w:vAlign w:val="center"/>
-          </w:tcPr>
-          <w:p>
-            <w:pPr>
-              <w:spacing w:before="60" w:after="60"/>
-            </w:pPr>
-            <w:r>
-              <w:rPr>
-                <w:b/>
-                <w:bCs/>
-                <w:sz w:val="21"/>
-                <w:szCs w:val="21"/>
-              </w:rPr>
-              <w:t>Adresse</w:t>
-            </w:r>
-          </w:p>
-        </w:tc>
-        <w:tc>
-          <w:tcPr>
-            <w:tcW w:w="6238" w:type="dxa"/>
-            <w:tcBorders>
-              <w:top w:val="none" w:sz="0" w:space="0" w:color="FFFFFF"/>
-              <w:left w:val="none" w:sz="0" w:space="0" w:color="FFFFFF"/>
-              <w:bottom w:val="single" w:sz="4" w:space="0" w:color="E1E7EC"/>
-              <w:right w:val="none" w:sz="0" w:space="0" w:color="FFFFFF"/>
-            </w:tcBorders>
-            <w:tcMar>
-              <w:top w:w="60" w:type="dxa"/>
-              <w:left w:w="120" w:type="dxa"/>
-              <w:bottom w:w="60" w:type="dxa"/>
-              <w:right w:w="120" w:type="dxa"/>
-            </w:tcMar>
-            <w:vAlign w:val="center"/>
-          </w:tcPr>
-          <w:p>
-            <w:pPr>
-              <w:spacing w:before="60" w:after="60"/>
-            </w:pPr>
-            <w:r>
-              <w:rPr>
-                <w:sz w:val="21"/>
-                <w:szCs w:val="21"/>
-              </w:rPr>
-              <w:t>Quartier France, Grand-Bassam, Côte d'Ivoire</w:t>
+        <w:tc>
+          <w:tcPr>
+            <w:tcW w:type="dxa" w:w="3400"/>
+          </w:tcPr>
+          <w:p>
+            <w:r>
+              <w:rPr>
+                <w:rFonts w:ascii="Arial" w:hAnsi="Arial"/>
+                <w:sz w:val="18"/>
+              </w:rPr>
+              <w:t>Téléphone</w:t>
+            </w:r>
+          </w:p>
+        </w:tc>
+        <w:tc>
+          <w:tcPr>
+            <w:tcW w:type="dxa" w:w="6238"/>
+          </w:tcPr>
+          <w:p>
+            <w:r>
+              <w:rPr>
+                <w:rFonts w:ascii="Arial" w:hAnsi="Arial"/>
+                <w:sz w:val="18"/>
+              </w:rPr>
+              <w:t>+225 07 12 40 12 40</w:t>
             </w:r>
           </w:p>
         </w:tc>
       </w:tr>
       <w:tr>
-        <w:trPr>
-          <w:cantSplit/>
-        </w:trPr>
-        <w:tc>
-          <w:tcPr>
-            <w:tcW w:w="3400" w:type="dxa"/>
-            <w:tcBorders>
-              <w:top w:val="none" w:sz="0" w:space="0" w:color="FFFFFF"/>
-              <w:left w:val="none" w:sz="0" w:space="0" w:color="FFFFFF"/>
-              <w:bottom w:val="single" w:sz="4" w:space="0" w:color="E1E7EC"/>
-              <w:right w:val="none" w:sz="0" w:space="0" w:color="FFFFFF"/>
-            </w:tcBorders>
-            <w:shd w:val="clear" w:color="auto" w:fill="F3F6F9"/>
-            <w:tcMar>
-              <w:top w:w="60" w:type="dxa"/>
-              <w:left w:w="120" w:type="dxa"/>
-              <w:bottom w:w="60" w:type="dxa"/>
-              <w:right w:w="120" w:type="dxa"/>
-            </w:tcMar>
-            <w:vAlign w:val="center"/>
-          </w:tcPr>
-          <w:p>
-            <w:pPr>
-              <w:spacing w:before="60" w:after="60"/>
-            </w:pPr>
-            <w:r>
-              <w:rPr>
-                <w:b/>
-                <w:bCs/>
-                <w:sz w:val="21"/>
-                <w:szCs w:val="21"/>
-              </w:rPr>
-              <w:t>Responsable / interlocuteur principal</w:t>
-            </w:r>
-          </w:p>
-        </w:tc>
-        <w:tc>
-          <w:tcPr>
-            <w:tcW w:w="6238" w:type="dxa"/>
-            <w:tcBorders>
-              <w:top w:val="none" w:sz="0" w:space="0" w:color="FFFFFF"/>
-              <w:left w:val="none" w:sz="0" w:space="0" w:color="FFFFFF"/>
-              <w:bottom w:val="single" w:sz="4" w:space="0" w:color="E1E7EC"/>
-              <w:right w:val="none" w:sz="0" w:space="0" w:color="FFFFFF"/>
-            </w:tcBorders>
-            <w:tcMar>
-              <w:top w:w="60" w:type="dxa"/>
-              <w:left w:w="120" w:type="dxa"/>
-              <w:bottom w:w="60" w:type="dxa"/>
-              <w:right w:w="120" w:type="dxa"/>
-            </w:tcMar>
-            <w:vAlign w:val="center"/>
-          </w:tcPr>
-          <w:p>
-            <w:pPr>
-              <w:spacing w:before="60" w:after="60"/>
-            </w:pPr>
+        <w:tc>
+          <w:tcPr>
+            <w:tcW w:type="dxa" w:w="3400"/>
+          </w:tcPr>
+          <w:p>
+            <w:r>
+              <w:rPr>
+                <w:rFonts w:ascii="Arial" w:hAnsi="Arial"/>
+                <w:sz w:val="18"/>
+              </w:rPr>
+              <w:t>Type de restauration</w:t>
+            </w:r>
+          </w:p>
+        </w:tc>
+        <w:tc>
+          <w:tcPr>
+            <w:tcW w:type="dxa" w:w="6238"/>
+          </w:tcPr>
+          <w:p>
+            <w:r>
+              <w:rPr>
+                <w:rFonts w:ascii="Arial" w:hAnsi="Arial"/>
+                <w:sz w:val="18"/>
+              </w:rPr>
+              <w:t>Restaurant italien spécialisé en produits de la mer</w:t>
+            </w:r>
           </w:p>
         </w:tc>
       </w:tr>
       <w:tr>
-        <w:trPr>
-          <w:cantSplit/>
-        </w:trPr>
-        <w:tc>
-          <w:tcPr>
-            <w:tcW w:w="3400" w:type="dxa"/>
-            <w:tcBorders>
-              <w:top w:val="none" w:sz="0" w:space="0" w:color="FFFFFF"/>
-              <w:left w:val="none" w:sz="0" w:space="0" w:color="FFFFFF"/>
-              <w:bottom w:val="single" w:sz="4" w:space="0" w:color="E1E7EC"/>
-              <w:right w:val="none" w:sz="0" w:space="0" w:color="FFFFFF"/>
-            </w:tcBorders>
-            <w:shd w:val="clear" w:color="auto" w:fill="F3F6F9"/>
-            <w:tcMar>
-              <w:top w:w="60" w:type="dxa"/>
-              <w:left w:w="120" w:type="dxa"/>
-              <w:bottom w:w="60" w:type="dxa"/>
-              <w:right w:w="120" w:type="dxa"/>
-            </w:tcMar>
-            <w:vAlign w:val="center"/>
-          </w:tcPr>
-          <w:p>
-            <w:pPr>
-              <w:spacing w:before="60" w:after="60"/>
-            </w:pPr>
-            <w:r>
-              <w:rPr>
-                <w:b/>
-                <w:bCs/>
-                <w:sz w:val="21"/>
-                <w:szCs w:val="21"/>
-              </w:rPr>
-              <w:t>Téléphone</w:t>
-            </w:r>
-          </w:p>
-        </w:tc>
-        <w:tc>
-          <w:tcPr>
-            <w:tcW w:w="6238" w:type="dxa"/>
-            <w:tcBorders>
-              <w:top w:val="none" w:sz="0" w:space="0" w:color="FFFFFF"/>
-              <w:left w:val="none" w:sz="0" w:space="0" w:color="FFFFFF"/>
-              <w:bottom w:val="single" w:sz="4" w:space="0" w:color="E1E7EC"/>
-              <w:right w:val="none" w:sz="0" w:space="0" w:color="FFFFFF"/>
-            </w:tcBorders>
-            <w:tcMar>
-              <w:top w:w="60" w:type="dxa"/>
-              <w:left w:w="120" w:type="dxa"/>
-              <w:bottom w:w="60" w:type="dxa"/>
-              <w:right w:w="120" w:type="dxa"/>
-            </w:tcMar>
-            <w:vAlign w:val="center"/>
-          </w:tcPr>
-          <w:p>
-            <w:pPr>
-              <w:spacing w:before="60" w:after="60"/>
-            </w:pPr>
-            <w:r>
-              <w:rPr>
-                <w:sz w:val="21"/>
-                <w:szCs w:val="21"/>
-              </w:rPr>
-              <w:t>07 12 40 12 40</w:t>
+        <w:tc>
+          <w:tcPr>
+            <w:tcW w:type="dxa" w:w="3400"/>
+          </w:tcPr>
+          <w:p>
+            <w:r>
+              <w:rPr>
+                <w:rFonts w:ascii="Arial" w:hAnsi="Arial"/>
+                <w:sz w:val="18"/>
+              </w:rPr>
+              <w:t>Présence en ligne</w:t>
+            </w:r>
+          </w:p>
+        </w:tc>
+        <w:tc>
+          <w:tcPr>
+            <w:tcW w:type="dxa" w:w="6238"/>
+          </w:tcPr>
+          <w:p>
+            <w:r>
+              <w:rPr>
+                <w:rFonts w:ascii="Arial" w:hAnsi="Arial"/>
+                <w:sz w:val="18"/>
+              </w:rPr>
+              <w:t>Instagram : @copadelmare.ci ; commandes également proposées via Glovo</w:t>
             </w:r>
           </w:p>
         </w:tc>
       </w:tr>
       <w:tr>
-        <w:trPr>
-          <w:cantSplit/>
-        </w:trPr>
-        <w:tc>
-          <w:tcPr>
-            <w:tcW w:w="3400" w:type="dxa"/>
-            <w:tcBorders>
-              <w:top w:val="none" w:sz="0" w:space="0" w:color="FFFFFF"/>
-              <w:left w:val="none" w:sz="0" w:space="0" w:color="FFFFFF"/>
-              <w:bottom w:val="single" w:sz="4" w:space="0" w:color="E1E7EC"/>
-              <w:right w:val="none" w:sz="0" w:space="0" w:color="FFFFFF"/>
-            </w:tcBorders>
-            <w:shd w:val="clear" w:color="auto" w:fill="F3F6F9"/>
-            <w:tcMar>
-              <w:top w:w="60" w:type="dxa"/>
-              <w:left w:w="120" w:type="dxa"/>
-              <w:bottom w:w="60" w:type="dxa"/>
-              <w:right w:w="120" w:type="dxa"/>
-            </w:tcMar>
-            <w:vAlign w:val="center"/>
-          </w:tcPr>
-          <w:p>
-            <w:pPr>
-              <w:spacing w:before="60" w:after="60"/>
-            </w:pPr>
-            <w:r>
-              <w:rPr>
-                <w:b/>
-                <w:bCs/>
-                <w:sz w:val="21"/>
-                <w:szCs w:val="21"/>
-              </w:rPr>
-              <w:t>E-mail</w:t>
-            </w:r>
-          </w:p>
-        </w:tc>
-        <w:tc>
-          <w:tcPr>
-            <w:tcW w:w="6238" w:type="dxa"/>
-            <w:tcBorders>
-              <w:top w:val="none" w:sz="0" w:space="0" w:color="FFFFFF"/>
-              <w:left w:val="none" w:sz="0" w:space="0" w:color="FFFFFF"/>
-              <w:bottom w:val="single" w:sz="4" w:space="0" w:color="E1E7EC"/>
-              <w:right w:val="none" w:sz="0" w:space="0" w:color="FFFFFF"/>
-            </w:tcBorders>
-            <w:tcMar>
-              <w:top w:w="60" w:type="dxa"/>
-              <w:left w:w="120" w:type="dxa"/>
-              <w:bottom w:w="60" w:type="dxa"/>
-              <w:right w:w="120" w:type="dxa"/>
-            </w:tcMar>
-            <w:vAlign w:val="center"/>
-          </w:tcPr>
-          <w:p>
-            <w:pPr>
-              <w:spacing w:before="60" w:after="60"/>
-            </w:pPr>
+        <w:tc>
+          <w:tcPr>
+            <w:tcW w:type="dxa" w:w="3400"/>
+          </w:tcPr>
+          <w:p>
+            <w:r>
+              <w:rPr>
+                <w:rFonts w:ascii="Arial" w:hAnsi="Arial"/>
+                <w:sz w:val="18"/>
+              </w:rPr>
+              <w:t>Capacité d’accueil (couverts)</w:t>
+            </w:r>
+          </w:p>
+        </w:tc>
+        <w:tc>
+          <w:tcPr>
+            <w:tcW w:type="dxa" w:w="6238"/>
+          </w:tcPr>
+          <w:p>
+            <w:r>
+              <w:rPr>
+                <w:rFonts w:ascii="Arial" w:hAnsi="Arial"/>
+                <w:sz w:val="18"/>
+              </w:rPr>
+              <w:t>Environ 50 à 70 couverts (information du document initial, à confirmer)</w:t>
+            </w:r>
           </w:p>
         </w:tc>
       </w:tr>
       <w:tr>
-        <w:trPr>
-          <w:cantSplit/>
-        </w:trPr>
-        <w:tc>
-          <w:tcPr>
-            <w:tcW w:w="3400" w:type="dxa"/>
-            <w:tcBorders>
-              <w:top w:val="none" w:sz="0" w:space="0" w:color="FFFFFF"/>
-              <w:left w:val="none" w:sz="0" w:space="0" w:color="FFFFFF"/>
-              <w:bottom w:val="single" w:sz="4" w:space="0" w:color="E1E7EC"/>
-              <w:right w:val="none" w:sz="0" w:space="0" w:color="FFFFFF"/>
-            </w:tcBorders>
-            <w:shd w:val="clear" w:color="auto" w:fill="F3F6F9"/>
-            <w:tcMar>
-              <w:top w:w="60" w:type="dxa"/>
-              <w:left w:w="120" w:type="dxa"/>
-              <w:bottom w:w="60" w:type="dxa"/>
-              <w:right w:w="120" w:type="dxa"/>
-            </w:tcMar>
-            <w:vAlign w:val="center"/>
-          </w:tcPr>
-          <w:p>
-            <w:pPr>
-              <w:spacing w:before="60" w:after="60"/>
-            </w:pPr>
-            <w:r>
-              <w:rPr>
-                <w:b/>
-                <w:bCs/>
-                <w:sz w:val="21"/>
-                <w:szCs w:val="21"/>
-              </w:rPr>
-              <w:t>Type de restauration</w:t>
-            </w:r>
-          </w:p>
-        </w:tc>
-        <w:tc>
-          <w:tcPr>
-            <w:tcW w:w="6238" w:type="dxa"/>
-            <w:tcBorders>
-              <w:top w:val="none" w:sz="0" w:space="0" w:color="FFFFFF"/>
-              <w:left w:val="none" w:sz="0" w:space="0" w:color="FFFFFF"/>
-              <w:bottom w:val="single" w:sz="4" w:space="0" w:color="E1E7EC"/>
-              <w:right w:val="none" w:sz="0" w:space="0" w:color="FFFFFF"/>
-            </w:tcBorders>
-            <w:tcMar>
-              <w:top w:w="60" w:type="dxa"/>
-              <w:left w:w="120" w:type="dxa"/>
-              <w:bottom w:w="60" w:type="dxa"/>
-              <w:right w:w="120" w:type="dxa"/>
-            </w:tcMar>
-            <w:vAlign w:val="center"/>
-          </w:tcPr>
-          <w:p>
-            <w:pPr>
-              <w:spacing w:before="60" w:after="60"/>
-            </w:pPr>
-            <w:r>
-              <w:rPr>
-                <w:sz w:val="21"/>
-                <w:szCs w:val="21"/>
-              </w:rPr>
-              <w:t>Restaurant italien, spécialisé en produits de la mer</w:t>
-            </w:r>
-          </w:p>
-        </w:tc>
-      </w:tr>
-      <w:tr>
-        <w:trPr>
-          <w:cantSplit/>
-        </w:trPr>
-        <w:tc>
-          <w:tcPr>
-            <w:tcW w:w="3400" w:type="dxa"/>
-            <w:tcBorders>
-              <w:top w:val="none" w:sz="0" w:space="0" w:color="FFFFFF"/>
-              <w:left w:val="none" w:sz="0" w:space="0" w:color="FFFFFF"/>
-              <w:bottom w:val="single" w:sz="4" w:space="0" w:color="E1E7EC"/>
-              <w:right w:val="none" w:sz="0" w:space="0" w:color="FFFFFF"/>
-            </w:tcBorders>
-            <w:shd w:val="clear" w:color="auto" w:fill="F3F6F9"/>
-            <w:tcMar>
-              <w:top w:w="60" w:type="dxa"/>
-              <w:left w:w="120" w:type="dxa"/>
-              <w:bottom w:w="60" w:type="dxa"/>
-              <w:right w:w="120" w:type="dxa"/>
-            </w:tcMar>
-            <w:vAlign w:val="center"/>
-          </w:tcPr>
-          <w:p>
-            <w:pPr>
-              <w:spacing w:before="60" w:after="60"/>
-            </w:pPr>
-            <w:r>
-              <w:rPr>
-                <w:b/>
-                <w:bCs/>
-                <w:sz w:val="21"/>
-                <w:szCs w:val="21"/>
-              </w:rPr>
-              <w:t>Présence en ligne</w:t>
-            </w:r>
-          </w:p>
-        </w:tc>
-        <w:tc>
-          <w:tcPr>
-            <w:tcW w:w="6238" w:type="dxa"/>
-            <w:tcBorders>
-              <w:top w:val="none" w:sz="0" w:space="0" w:color="FFFFFF"/>
-              <w:left w:val="none" w:sz="0" w:space="0" w:color="FFFFFF"/>
-              <w:bottom w:val="single" w:sz="4" w:space="0" w:color="E1E7EC"/>
-              <w:right w:val="none" w:sz="0" w:space="0" w:color="FFFFFF"/>
-            </w:tcBorders>
-            <w:tcMar>
-              <w:top w:w="60" w:type="dxa"/>
-              <w:left w:w="120" w:type="dxa"/>
-              <w:bottom w:w="60" w:type="dxa"/>
-              <w:right w:w="120" w:type="dxa"/>
-            </w:tcMar>
-            <w:vAlign w:val="center"/>
-          </w:tcPr>
-          <w:p>
-            <w:pPr>
-              <w:spacing w:before="60" w:after="60"/>
-            </w:pPr>
-            <w:r>
-              <w:rPr>
-                <w:sz w:val="21"/>
-                <w:szCs w:val="21"/>
-              </w:rPr>
-              <w:t xml:space="preserve">Instagram @copadelmare.ci · livraison via </w:t>
-            </w:r>
-            <w:proofErr w:type="spellStart"/>
-            <w:r>
-              <w:rPr>
-                <w:sz w:val="21"/>
-                <w:szCs w:val="21"/>
-              </w:rPr>
-              <w:t>Glovo</w:t>
-            </w:r>
-            <w:proofErr w:type="spellEnd"/>
-          </w:p>
-        </w:tc>
-      </w:tr>
-      <w:tr>
-        <w:trPr>
-          <w:cantSplit/>
-        </w:trPr>
-        <w:tc>
-          <w:tcPr>
-            <w:tcW w:w="3400" w:type="dxa"/>
-            <w:tcBorders>
-              <w:top w:val="none" w:sz="0" w:space="0" w:color="FFFFFF"/>
-              <w:left w:val="none" w:sz="0" w:space="0" w:color="FFFFFF"/>
-              <w:bottom w:val="single" w:sz="4" w:space="0" w:color="E1E7EC"/>
-              <w:right w:val="none" w:sz="0" w:space="0" w:color="FFFFFF"/>
-            </w:tcBorders>
-            <w:shd w:val="clear" w:color="auto" w:fill="F3F6F9"/>
-            <w:tcMar>
-              <w:top w:w="60" w:type="dxa"/>
-              <w:left w:w="120" w:type="dxa"/>
-              <w:bottom w:w="60" w:type="dxa"/>
-              <w:right w:w="120" w:type="dxa"/>
-            </w:tcMar>
-            <w:vAlign w:val="center"/>
-          </w:tcPr>
-          <w:p>
-            <w:pPr>
-              <w:spacing w:before="60" w:after="60"/>
-            </w:pPr>
-            <w:r>
-              <w:rPr>
-                <w:b/>
-                <w:bCs/>
-                <w:sz w:val="21"/>
-                <w:szCs w:val="21"/>
-              </w:rPr>
-              <w:t>Capacité d'accueil (couverts)</w:t>
-            </w:r>
-          </w:p>
-        </w:tc>
-        <w:tc>
-          <w:tcPr>
-            <w:tcW w:w="6238" w:type="dxa"/>
-            <w:tcBorders>
-              <w:top w:val="none" w:sz="0" w:space="0" w:color="FFFFFF"/>
-              <w:left w:val="none" w:sz="0" w:space="0" w:color="FFFFFF"/>
-              <w:bottom w:val="single" w:sz="4" w:space="0" w:color="E1E7EC"/>
-              <w:right w:val="none" w:sz="0" w:space="0" w:color="FFFFFF"/>
-            </w:tcBorders>
-            <w:tcMar>
-              <w:top w:w="60" w:type="dxa"/>
-              <w:left w:w="120" w:type="dxa"/>
-              <w:bottom w:w="60" w:type="dxa"/>
-              <w:right w:w="120" w:type="dxa"/>
-            </w:tcMar>
-            <w:vAlign w:val="center"/>
-          </w:tcPr>
-          <w:p>
-            <w:pPr>
-              <w:spacing w:before="60" w:after="60"/>
-            </w:pPr>
-          </w:p>
-        </w:tc>
-      </w:tr>
-      <w:tr>
-        <w:trPr>
-          <w:cantSplit/>
-        </w:trPr>
-        <w:tc>
-          <w:tcPr>
-            <w:tcW w:w="3400" w:type="dxa"/>
-            <w:tcBorders>
-              <w:top w:val="none" w:sz="0" w:space="0" w:color="FFFFFF"/>
-              <w:left w:val="none" w:sz="0" w:space="0" w:color="FFFFFF"/>
-              <w:bottom w:val="single" w:sz="4" w:space="0" w:color="E1E7EC"/>
-              <w:right w:val="none" w:sz="0" w:space="0" w:color="FFFFFF"/>
-            </w:tcBorders>
-            <w:shd w:val="clear" w:color="auto" w:fill="F3F6F9"/>
-            <w:tcMar>
-              <w:top w:w="60" w:type="dxa"/>
-              <w:left w:w="120" w:type="dxa"/>
-              <w:bottom w:w="60" w:type="dxa"/>
-              <w:right w:w="120" w:type="dxa"/>
-            </w:tcMar>
-            <w:vAlign w:val="center"/>
-          </w:tcPr>
-          <w:p>
-            <w:pPr>
-              <w:spacing w:before="60" w:after="60"/>
-            </w:pPr>
-            <w:r>
-              <w:rPr>
-                <w:b/>
-                <w:bCs/>
-                <w:sz w:val="21"/>
-                <w:szCs w:val="21"/>
-              </w:rPr>
-              <w:t>Nombre d'employés</w:t>
-            </w:r>
-          </w:p>
-        </w:tc>
-        <w:tc>
-          <w:tcPr>
-            <w:tcW w:w="6238" w:type="dxa"/>
-            <w:tcBorders>
-              <w:top w:val="none" w:sz="0" w:space="0" w:color="FFFFFF"/>
-              <w:left w:val="none" w:sz="0" w:space="0" w:color="FFFFFF"/>
-              <w:bottom w:val="single" w:sz="4" w:space="0" w:color="E1E7EC"/>
-              <w:right w:val="none" w:sz="0" w:space="0" w:color="FFFFFF"/>
-            </w:tcBorders>
-            <w:tcMar>
-              <w:top w:w="60" w:type="dxa"/>
-              <w:left w:w="120" w:type="dxa"/>
-              <w:bottom w:w="60" w:type="dxa"/>
-              <w:right w:w="120" w:type="dxa"/>
-            </w:tcMar>
-            <w:vAlign w:val="center"/>
-          </w:tcPr>
-          <w:p>
-            <w:pPr>
-              <w:spacing w:before="60" w:after="60"/>
-            </w:pPr>
-          </w:p>
-        </w:tc>
-      </w:tr>
-      <w:tr>
-        <w:trPr>
-          <w:cantSplit/>
-        </w:trPr>
-        <w:tc>
-          <w:tcPr>
-            <w:tcW w:w="3400" w:type="dxa"/>
-            <w:tcBorders>
-              <w:top w:val="none" w:sz="0" w:space="0" w:color="FFFFFF"/>
-              <w:left w:val="none" w:sz="0" w:space="0" w:color="FFFFFF"/>
-              <w:bottom w:val="single" w:sz="4" w:space="0" w:color="E1E7EC"/>
-              <w:right w:val="none" w:sz="0" w:space="0" w:color="FFFFFF"/>
-            </w:tcBorders>
-            <w:shd w:val="clear" w:color="auto" w:fill="F3F6F9"/>
-            <w:tcMar>
-              <w:top w:w="60" w:type="dxa"/>
-              <w:left w:w="120" w:type="dxa"/>
-              <w:bottom w:w="60" w:type="dxa"/>
-              <w:right w:w="120" w:type="dxa"/>
-            </w:tcMar>
-            <w:vAlign w:val="center"/>
-          </w:tcPr>
-          <w:p>
-            <w:pPr>
-              <w:spacing w:before="60" w:after="60"/>
-            </w:pPr>
-            <w:r>
-              <w:rPr>
-                <w:b/>
-                <w:bCs/>
-                <w:sz w:val="21"/>
-                <w:szCs w:val="21"/>
-              </w:rPr>
-              <w:t>Nombre d'établissements</w:t>
-            </w:r>
-          </w:p>
-        </w:tc>
-        <w:tc>
-          <w:tcPr>
-            <w:tcW w:w="6238" w:type="dxa"/>
-            <w:tcBorders>
-              <w:top w:val="none" w:sz="0" w:space="0" w:color="FFFFFF"/>
-              <w:left w:val="none" w:sz="0" w:space="0" w:color="FFFFFF"/>
-              <w:bottom w:val="single" w:sz="4" w:space="0" w:color="E1E7EC"/>
-              <w:right w:val="none" w:sz="0" w:space="0" w:color="FFFFFF"/>
-            </w:tcBorders>
-            <w:tcMar>
-              <w:top w:w="60" w:type="dxa"/>
-              <w:left w:w="120" w:type="dxa"/>
-              <w:bottom w:w="60" w:type="dxa"/>
-              <w:right w:w="120" w:type="dxa"/>
-            </w:tcMar>
-            <w:vAlign w:val="center"/>
-          </w:tcPr>
-          <w:p>
-            <w:pPr>
-              <w:spacing w:before="60" w:after="60"/>
-            </w:pPr>
-            <w:r>
-              <w:rPr>
-                <w:sz w:val="21"/>
-                <w:szCs w:val="21"/>
-              </w:rPr>
-              <w:t xml:space="preserve">À confirmer (le nom « </w:t>
-            </w:r>
-            <w:proofErr w:type="spellStart"/>
-            <w:r>
-              <w:rPr>
-                <w:sz w:val="21"/>
-                <w:szCs w:val="21"/>
-              </w:rPr>
-              <w:t>Copa</w:t>
-            </w:r>
-            <w:proofErr w:type="spellEnd"/>
-            <w:r>
-              <w:rPr>
-                <w:sz w:val="21"/>
-                <w:szCs w:val="21"/>
-              </w:rPr>
-              <w:t xml:space="preserve"> d'Elio » apparaît aussi en ligne)</w:t>
+        <w:tc>
+          <w:tcPr>
+            <w:tcW w:type="dxa" w:w="3400"/>
+          </w:tcPr>
+          <w:p>
+            <w:r>
+              <w:rPr>
+                <w:rFonts w:ascii="Arial" w:hAnsi="Arial"/>
+                <w:sz w:val="18"/>
+              </w:rPr>
+              <w:t>Nombre d’employés</w:t>
+            </w:r>
+          </w:p>
+        </w:tc>
+        <w:tc>
+          <w:tcPr>
+            <w:tcW w:type="dxa" w:w="6238"/>
+          </w:tcPr>
+          <w:p>
+            <w:r>
+              <w:rPr>
+                <w:rFonts w:ascii="Arial" w:hAnsi="Arial"/>
+                <w:sz w:val="18"/>
+              </w:rPr>
+              <w:t>Environ 20 (information du document initial, à confirmer)</w:t>
             </w:r>
           </w:p>
         </w:tc>
@@ -2310,25 +1775,10 @@
         <w:spacing w:after="80" w:line="276" w:lineRule="auto"/>
       </w:pPr>
       <w:r>
-        <w:t xml:space="preserve">Centraliser les commandes sur place, par téléphone et via </w:t>
+        <w:t>Centraliser les commandes sur p</w:t>
       </w:r>
-      <w:proofErr w:type="spellStart"/>
       <w:r>
-        <w:t>Glovo</w:t>
-      </w:r>
-      <w:proofErr w:type="spellEnd"/>
-    </w:p>
-    <w:p>
-      <w:pPr>
-        <w:pStyle w:val="Paragraphedeliste"/>
-        <w:numPr>
-          <w:ilvl w:val="0"/>
-          <w:numId w:val="2"/>
-        </w:numPr>
-        <w:spacing w:after="80" w:line="276" w:lineRule="auto"/>
-      </w:pPr>
-      <w:r>
-        <w:t>À compléter : ……………………………………………</w:t>
+        <w:t xml:space="preserve">lace, par téléphone </w:t>
       </w:r>
     </w:p>
     <w:p>
@@ -2455,9 +1905,29 @@
             </w:tcMar>
           </w:tcPr>
           <w:p>
-            <w:pPr>
-              <w:spacing w:before="60" w:after="60"/>
-            </w:pPr>
+            <w:r>
+              <w:rPr>
+                <w:rFonts w:ascii="Arial" w:hAnsi="Arial"/>
+                <w:sz w:val="18"/>
+              </w:rPr>
+              <w:t>• Gestion des tables et réservations</w:t>
+              <w:br/>
+              <w:t>• Gestion de la carte et des prix</w:t>
+              <w:br/>
+              <w:t>• Prise et suivi des commandes sur place</w:t>
+              <w:br/>
+              <w:t>• Transmission des commandes en cuisine et au bar</w:t>
+              <w:br/>
+              <w:t>• Encaissement et clôture de caisse</w:t>
+              <w:br/>
+              <w:t>• Gestion des stocks et des achats</w:t>
+              <w:br/>
+              <w:t>• Commandes téléphoniques et suivi des livraisons</w:t>
+              <w:br/>
+              <w:t>• Gestion des utilisateurs et des droits</w:t>
+              <w:br/>
+              <w:t>• Rapports de ventes et tableaux de bord</w:t>
+            </w:r>
           </w:p>
         </w:tc>
         <w:tc>
@@ -2477,9 +1947,21 @@
             </w:tcMar>
           </w:tcPr>
           <w:p>
-            <w:pPr>
-              <w:spacing w:before="60" w:after="60"/>
-            </w:pPr>
+            <w:r>
+              <w:rPr>
+                <w:rFonts w:ascii="Arial" w:hAnsi="Arial"/>
+                <w:sz w:val="18"/>
+              </w:rPr>
+              <w:t>• Comptabilité générale complète</w:t>
+              <w:br/>
+              <w:t>• Gestion de la paie</w:t>
+              <w:br/>
+              <w:t>• Gestion des ressources humaines avancée</w:t>
+              <w:br/>
+              <w:t>• Développement d’une plateforme de livraison indépendante</w:t>
+              <w:br/>
+              <w:t>• Intégration automatique à Glovo, tant que les possibilités techniques et l’accès à son API ne sont pas confirmés</w:t>
+            </w:r>
           </w:p>
         </w:tc>
       </w:tr>
@@ -2488,6 +1970,8 @@
       <w:pPr>
         <w:spacing w:after="160"/>
       </w:pPr>
+      <w:bookmarkStart w:id="0" w:name="_GoBack"/>
+      <w:bookmarkEnd w:id="0"/>
     </w:p>
     <w:p>
       <w:pPr>
@@ -2502,7 +1986,7 @@
         <w:spacing w:after="120" w:line="276" w:lineRule="auto"/>
       </w:pPr>
       <w:r>
-        <w:t>Éléments recueillis lors de l'enquête de terrain (à valider avec le responsable) :</w:t>
+        <w:t>Éléments issus des informations disponibles en ligne et de l’enquête de terrain :</w:t>
       </w:r>
     </w:p>
     <w:p>
@@ -2515,23 +1999,7 @@
         <w:spacing w:after="80" w:line="276" w:lineRule="auto"/>
       </w:pPr>
       <w:r>
-        <w:t xml:space="preserve">Service principal : à la carte, modèle courant chez les restaurants en bord de mer. D'autres modes de service ont été évoqués : à l'américaine, à l'anglaise et buffet (à confirmer pour </w:t>
-      </w:r>
-      <w:proofErr w:type="spellStart"/>
-      <w:r>
-        <w:t>Copa</w:t>
-      </w:r>
-      <w:proofErr w:type="spellEnd"/>
-      <w:r>
-        <w:t xml:space="preserve"> </w:t>
-      </w:r>
-      <w:proofErr w:type="spellStart"/>
-      <w:r>
-        <w:t>del</w:t>
-      </w:r>
-      <w:proofErr w:type="spellEnd"/>
-      <w:r>
-        <w:t xml:space="preserve"> Mare).</w:t>
+        <w:t>Le service à la carte est le mode de service retenu dans le présent document. Les autres modes de service ne sont pas intégrés faute d’information confirmée.</w:t>
       </w:r>
     </w:p>
     <w:p>
@@ -2557,7 +2025,7 @@
         <w:spacing w:after="80" w:line="276" w:lineRule="auto"/>
       </w:pPr>
       <w:r>
-        <w:t>Réservation : paiement par Wave ou en espèces.</w:t>
+        <w:t>Les informations recueillies indiquent un paiement des réservations par Wave ou en espèces.</w:t>
       </w:r>
     </w:p>
     <w:p>
@@ -2570,41 +2038,7 @@
         <w:spacing w:after="80" w:line="276" w:lineRule="auto"/>
       </w:pPr>
       <w:r>
-        <w:t xml:space="preserve">Livraison : commande par téléphone (le client donne son numéro) et via la plateforme </w:t>
-      </w:r>
-      <w:proofErr w:type="spellStart"/>
-      <w:r>
-        <w:t>Glovo</w:t>
-      </w:r>
-      <w:proofErr w:type="spellEnd"/>
-      <w:r>
-        <w:t>.</w:t>
-      </w:r>
-    </w:p>
-    <w:p>
-      <w:pPr>
-        <w:pStyle w:val="Paragraphedeliste"/>
-        <w:numPr>
-          <w:ilvl w:val="0"/>
-          <w:numId w:val="2"/>
-        </w:numPr>
-        <w:spacing w:after="80" w:line="276" w:lineRule="auto"/>
-      </w:pPr>
-      <w:r>
-        <w:t>Ancienneté : environ 20 ans ont été mentionnés (à préciser).</w:t>
-      </w:r>
-    </w:p>
-    <w:p>
-      <w:pPr>
-        <w:pStyle w:val="Paragraphedeliste"/>
-        <w:numPr>
-          <w:ilvl w:val="0"/>
-          <w:numId w:val="2"/>
-        </w:numPr>
-        <w:spacing w:after="80" w:line="276" w:lineRule="auto"/>
-      </w:pPr>
-      <w:r>
-        <w:t>Outils informatiques actuels (caisse, tableur, logiciel) : à identifier.</w:t>
+        <w:t>Les commandes à livrer sont signalées par téléphone, avec enregistrement du numéro du client, et via la plateforme Glovo.</w:t>
       </w:r>
     </w:p>
     <w:p>
@@ -2651,15 +2085,7 @@
         <w:spacing w:after="80" w:line="276" w:lineRule="auto"/>
       </w:pPr>
       <w:r>
-        <w:t xml:space="preserve">Plats cités lors de l'enquête : thon (blanquette), steak, « </w:t>
-      </w:r>
-      <w:proofErr w:type="spellStart"/>
-      <w:r>
-        <w:t>bap</w:t>
-      </w:r>
-      <w:proofErr w:type="spellEnd"/>
-      <w:r>
-        <w:t xml:space="preserve"> » (à préciser), poisson frit ou braisé.</w:t>
+        <w:t>Les informations disponibles mentionnent notamment des plats de poisson, des viandes, des pizzas et des pâtes.</w:t>
       </w:r>
     </w:p>
     <w:p>
@@ -2685,15 +2111,7 @@
         <w:spacing w:after="80" w:line="276" w:lineRule="auto"/>
       </w:pPr>
       <w:r>
-        <w:t xml:space="preserve">Carte en ligne sur </w:t>
-      </w:r>
-      <w:proofErr w:type="spellStart"/>
-      <w:r>
-        <w:t>Glovo</w:t>
-      </w:r>
-      <w:proofErr w:type="spellEnd"/>
-      <w:r>
-        <w:t xml:space="preserve"> : plus de 30 pizzas et 5 plats de pâtes, avec des prix de 6 000 à 18 000 FCFA.</w:t>
+        <w:t>La carte consultée en ligne présente un choix de pizzas et de pâtes. Les prix précis devront être importés depuis la carte validée par le restaurant.</w:t>
       </w:r>
     </w:p>
     <w:p>
@@ -2717,59 +2135,24 @@
     </w:p>
     <w:tbl>
       <w:tblPr>
-        <w:tblW w:w="9638" w:type="dxa"/>
-        <w:tblBorders>
-          <w:top w:val="single" w:sz="4" w:space="0" w:color="auto"/>
-          <w:left w:val="single" w:sz="4" w:space="0" w:color="auto"/>
-          <w:bottom w:val="single" w:sz="4" w:space="0" w:color="auto"/>
-          <w:right w:val="single" w:sz="4" w:space="0" w:color="auto"/>
-          <w:insideH w:val="single" w:sz="4" w:space="0" w:color="auto"/>
-          <w:insideV w:val="single" w:sz="4" w:space="0" w:color="auto"/>
-        </w:tblBorders>
-        <w:tblCellMar>
-          <w:left w:w="10" w:type="dxa"/>
-          <w:right w:w="10" w:type="dxa"/>
-        </w:tblCellMar>
-        <w:tblLook w:val="04A0" w:firstRow="1" w:lastRow="0" w:firstColumn="1" w:lastColumn="0" w:noHBand="0" w:noVBand="1"/>
+        <w:tblW w:type="auto" w:w="0"/>
+        <w:tblLayout w:type="autofit"/>
+        <w:tblLook w:firstColumn="1" w:firstRow="1" w:lastColumn="0" w:lastRow="0" w:noHBand="0" w:noVBand="1" w:val="04A0"/>
       </w:tblPr>
       <w:tblGrid>
-        <w:gridCol w:w="2500"/>
-        <w:gridCol w:w="1500"/>
-        <w:gridCol w:w="5638"/>
+        <w:gridCol w:w="4819"/>
+        <w:gridCol w:w="4819"/>
       </w:tblGrid>
       <w:tr>
-        <w:trPr>
-          <w:cantSplit/>
-          <w:tblHeader/>
-        </w:trPr>
-        <w:tc>
-          <w:tcPr>
-            <w:tcW w:w="2500" w:type="dxa"/>
-            <w:tcBorders>
-              <w:top w:val="none" w:sz="0" w:space="0" w:color="FFFFFF"/>
-              <w:left w:val="none" w:sz="0" w:space="0" w:color="FFFFFF"/>
-              <w:bottom w:val="single" w:sz="14" w:space="0" w:color="0F2238"/>
-              <w:right w:val="none" w:sz="0" w:space="0" w:color="FFFFFF"/>
-            </w:tcBorders>
-            <w:tcMar>
-              <w:top w:w="60" w:type="dxa"/>
-              <w:left w:w="120" w:type="dxa"/>
-              <w:bottom w:w="60" w:type="dxa"/>
-              <w:right w:w="120" w:type="dxa"/>
-            </w:tcMar>
-            <w:vAlign w:val="center"/>
-          </w:tcPr>
-          <w:p>
-            <w:pPr>
-              <w:spacing w:before="60" w:after="60"/>
-            </w:pPr>
-            <w:r>
-              <w:rPr>
-                <w:b/>
-                <w:bCs/>
-                <w:color w:val="0F2238"/>
-                <w:sz w:val="16"/>
-                <w:szCs w:val="16"/>
+        <w:tc>
+          <w:tcPr>
+            <w:tcW w:type="dxa" w:w="4819"/>
+          </w:tcPr>
+          <w:p>
+            <w:r>
+              <w:rPr>
+                <w:rFonts w:ascii="Arial" w:hAnsi="Arial"/>
+                <w:sz w:val="18"/>
               </w:rPr>
               <w:t>RÔLE</w:t>
             </w:r>
@@ -2777,102 +2160,29 @@
         </w:tc>
         <w:tc>
           <w:tcPr>
-            <w:tcW w:w="1500" w:type="dxa"/>
-            <w:tcBorders>
-              <w:top w:val="none" w:sz="0" w:space="0" w:color="FFFFFF"/>
-              <w:left w:val="none" w:sz="0" w:space="0" w:color="FFFFFF"/>
-              <w:bottom w:val="single" w:sz="14" w:space="0" w:color="0F2238"/>
-              <w:right w:val="none" w:sz="0" w:space="0" w:color="FFFFFF"/>
-            </w:tcBorders>
-            <w:tcMar>
-              <w:top w:w="60" w:type="dxa"/>
-              <w:left w:w="120" w:type="dxa"/>
-              <w:bottom w:w="60" w:type="dxa"/>
-              <w:right w:w="120" w:type="dxa"/>
-            </w:tcMar>
-            <w:vAlign w:val="center"/>
-          </w:tcPr>
-          <w:p>
-            <w:pPr>
-              <w:spacing w:before="60" w:after="60"/>
-            </w:pPr>
-            <w:r>
-              <w:rPr>
-                <w:b/>
-                <w:bCs/>
-                <w:color w:val="0F2238"/>
-                <w:sz w:val="16"/>
-                <w:szCs w:val="16"/>
-              </w:rPr>
-              <w:t>NB D'UTILISATEURS</w:t>
-            </w:r>
-          </w:p>
-        </w:tc>
-        <w:tc>
-          <w:tcPr>
-            <w:tcW w:w="5638" w:type="dxa"/>
-            <w:tcBorders>
-              <w:top w:val="none" w:sz="0" w:space="0" w:color="FFFFFF"/>
-              <w:left w:val="none" w:sz="0" w:space="0" w:color="FFFFFF"/>
-              <w:bottom w:val="single" w:sz="14" w:space="0" w:color="0F2238"/>
-              <w:right w:val="none" w:sz="0" w:space="0" w:color="FFFFFF"/>
-            </w:tcBorders>
-            <w:tcMar>
-              <w:top w:w="60" w:type="dxa"/>
-              <w:left w:w="120" w:type="dxa"/>
-              <w:bottom w:w="60" w:type="dxa"/>
-              <w:right w:w="120" w:type="dxa"/>
-            </w:tcMar>
-            <w:vAlign w:val="center"/>
-          </w:tcPr>
-          <w:p>
-            <w:pPr>
-              <w:spacing w:before="60" w:after="60"/>
-            </w:pPr>
-            <w:r>
-              <w:rPr>
-                <w:b/>
-                <w:bCs/>
-                <w:color w:val="0F2238"/>
-                <w:sz w:val="16"/>
-                <w:szCs w:val="16"/>
-              </w:rPr>
-              <w:t>DROITS ET RESPONSABILITÉS PRINCIPAUX</w:t>
+            <w:tcW w:type="dxa" w:w="4819"/>
+          </w:tcPr>
+          <w:p>
+            <w:r>
+              <w:rPr>
+                <w:rFonts w:ascii="Arial" w:hAnsi="Arial"/>
+                <w:sz w:val="18"/>
+              </w:rPr>
+              <w:t>RESPONSABILITÉS PRINCIPALES</w:t>
             </w:r>
           </w:p>
         </w:tc>
       </w:tr>
       <w:tr>
-        <w:trPr>
-          <w:cantSplit/>
-        </w:trPr>
-        <w:tc>
-          <w:tcPr>
-            <w:tcW w:w="2500" w:type="dxa"/>
-            <w:tcBorders>
-              <w:top w:val="none" w:sz="0" w:space="0" w:color="FFFFFF"/>
-              <w:left w:val="none" w:sz="0" w:space="0" w:color="FFFFFF"/>
-              <w:bottom w:val="single" w:sz="4" w:space="0" w:color="E1E7EC"/>
-              <w:right w:val="none" w:sz="0" w:space="0" w:color="FFFFFF"/>
-            </w:tcBorders>
-            <w:tcMar>
-              <w:top w:w="60" w:type="dxa"/>
-              <w:left w:w="120" w:type="dxa"/>
-              <w:bottom w:w="60" w:type="dxa"/>
-              <w:right w:w="120" w:type="dxa"/>
-            </w:tcMar>
-            <w:vAlign w:val="center"/>
-          </w:tcPr>
-          <w:p>
-            <w:pPr>
-              <w:spacing w:before="60" w:after="60"/>
-            </w:pPr>
-            <w:r>
-              <w:rPr>
-                <w:b/>
-                <w:bCs/>
-                <w:sz w:val="21"/>
-                <w:szCs w:val="21"/>
+        <w:tc>
+          <w:tcPr>
+            <w:tcW w:type="dxa" w:w="4819"/>
+          </w:tcPr>
+          <w:p>
+            <w:r>
+              <w:rPr>
+                <w:rFonts w:ascii="Arial" w:hAnsi="Arial"/>
+                <w:sz w:val="18"/>
               </w:rPr>
               <w:t>Administrateur / Gérant</w:t>
             </w:r>
@@ -2880,52 +2190,13 @@
         </w:tc>
         <w:tc>
           <w:tcPr>
-            <w:tcW w:w="1500" w:type="dxa"/>
-            <w:tcBorders>
-              <w:top w:val="none" w:sz="0" w:space="0" w:color="FFFFFF"/>
-              <w:left w:val="none" w:sz="0" w:space="0" w:color="FFFFFF"/>
-              <w:bottom w:val="single" w:sz="4" w:space="0" w:color="E1E7EC"/>
-              <w:right w:val="none" w:sz="0" w:space="0" w:color="FFFFFF"/>
-            </w:tcBorders>
-            <w:tcMar>
-              <w:top w:w="60" w:type="dxa"/>
-              <w:left w:w="120" w:type="dxa"/>
-              <w:bottom w:w="60" w:type="dxa"/>
-              <w:right w:w="120" w:type="dxa"/>
-            </w:tcMar>
-            <w:vAlign w:val="center"/>
-          </w:tcPr>
-          <w:p>
-            <w:pPr>
-              <w:spacing w:before="60" w:after="60"/>
-            </w:pPr>
-          </w:p>
-        </w:tc>
-        <w:tc>
-          <w:tcPr>
-            <w:tcW w:w="5638" w:type="dxa"/>
-            <w:tcBorders>
-              <w:top w:val="none" w:sz="0" w:space="0" w:color="FFFFFF"/>
-              <w:left w:val="none" w:sz="0" w:space="0" w:color="FFFFFF"/>
-              <w:bottom w:val="single" w:sz="4" w:space="0" w:color="E1E7EC"/>
-              <w:right w:val="none" w:sz="0" w:space="0" w:color="FFFFFF"/>
-            </w:tcBorders>
-            <w:tcMar>
-              <w:top w:w="60" w:type="dxa"/>
-              <w:left w:w="120" w:type="dxa"/>
-              <w:bottom w:w="60" w:type="dxa"/>
-              <w:right w:w="120" w:type="dxa"/>
-            </w:tcMar>
-            <w:vAlign w:val="center"/>
-          </w:tcPr>
-          <w:p>
-            <w:pPr>
-              <w:spacing w:before="60" w:after="60"/>
-            </w:pPr>
-            <w:r>
-              <w:rPr>
-                <w:sz w:val="21"/>
-                <w:szCs w:val="21"/>
+            <w:tcW w:type="dxa" w:w="4819"/>
+          </w:tcPr>
+          <w:p>
+            <w:r>
+              <w:rPr>
+                <w:rFonts w:ascii="Arial" w:hAnsi="Arial"/>
+                <w:sz w:val="18"/>
               </w:rPr>
               <w:t>Accès complet, paramétrage, rapports, annulations</w:t>
             </w:r>
@@ -2933,90 +2204,29 @@
         </w:tc>
       </w:tr>
       <w:tr>
-        <w:trPr>
-          <w:cantSplit/>
-        </w:trPr>
-        <w:tc>
-          <w:tcPr>
-            <w:tcW w:w="2500" w:type="dxa"/>
-            <w:tcBorders>
-              <w:top w:val="none" w:sz="0" w:space="0" w:color="FFFFFF"/>
-              <w:left w:val="none" w:sz="0" w:space="0" w:color="FFFFFF"/>
-              <w:bottom w:val="single" w:sz="4" w:space="0" w:color="E1E7EC"/>
-              <w:right w:val="none" w:sz="0" w:space="0" w:color="FFFFFF"/>
-            </w:tcBorders>
-            <w:tcMar>
-              <w:top w:w="60" w:type="dxa"/>
-              <w:left w:w="120" w:type="dxa"/>
-              <w:bottom w:w="60" w:type="dxa"/>
-              <w:right w:w="120" w:type="dxa"/>
-            </w:tcMar>
-            <w:vAlign w:val="center"/>
-          </w:tcPr>
-          <w:p>
-            <w:pPr>
-              <w:spacing w:before="60" w:after="60"/>
-            </w:pPr>
-            <w:r>
-              <w:rPr>
-                <w:b/>
-                <w:bCs/>
-                <w:sz w:val="21"/>
-                <w:szCs w:val="21"/>
-              </w:rPr>
-              <w:lastRenderedPageBreak/>
+        <w:tc>
+          <w:tcPr>
+            <w:tcW w:type="dxa" w:w="4819"/>
+          </w:tcPr>
+          <w:p>
+            <w:r>
+              <w:rPr>
+                <w:rFonts w:ascii="Arial" w:hAnsi="Arial"/>
+                <w:sz w:val="18"/>
+              </w:rPr>
               <w:t>Caissier</w:t>
             </w:r>
           </w:p>
         </w:tc>
         <w:tc>
           <w:tcPr>
-            <w:tcW w:w="1500" w:type="dxa"/>
-            <w:tcBorders>
-              <w:top w:val="none" w:sz="0" w:space="0" w:color="FFFFFF"/>
-              <w:left w:val="none" w:sz="0" w:space="0" w:color="FFFFFF"/>
-              <w:bottom w:val="single" w:sz="4" w:space="0" w:color="E1E7EC"/>
-              <w:right w:val="none" w:sz="0" w:space="0" w:color="FFFFFF"/>
-            </w:tcBorders>
-            <w:tcMar>
-              <w:top w:w="60" w:type="dxa"/>
-              <w:left w:w="120" w:type="dxa"/>
-              <w:bottom w:w="60" w:type="dxa"/>
-              <w:right w:w="120" w:type="dxa"/>
-            </w:tcMar>
-            <w:vAlign w:val="center"/>
-          </w:tcPr>
-          <w:p>
-            <w:pPr>
-              <w:spacing w:before="60" w:after="60"/>
-            </w:pPr>
-          </w:p>
-        </w:tc>
-        <w:tc>
-          <w:tcPr>
-            <w:tcW w:w="5638" w:type="dxa"/>
-            <w:tcBorders>
-              <w:top w:val="none" w:sz="0" w:space="0" w:color="FFFFFF"/>
-              <w:left w:val="none" w:sz="0" w:space="0" w:color="FFFFFF"/>
-              <w:bottom w:val="single" w:sz="4" w:space="0" w:color="E1E7EC"/>
-              <w:right w:val="none" w:sz="0" w:space="0" w:color="FFFFFF"/>
-            </w:tcBorders>
-            <w:tcMar>
-              <w:top w:w="60" w:type="dxa"/>
-              <w:left w:w="120" w:type="dxa"/>
-              <w:bottom w:w="60" w:type="dxa"/>
-              <w:right w:w="120" w:type="dxa"/>
-            </w:tcMar>
-            <w:vAlign w:val="center"/>
-          </w:tcPr>
-          <w:p>
-            <w:pPr>
-              <w:spacing w:before="60" w:after="60"/>
-            </w:pPr>
-            <w:r>
-              <w:rPr>
-                <w:sz w:val="21"/>
-                <w:szCs w:val="21"/>
+            <w:tcW w:type="dxa" w:w="4819"/>
+          </w:tcPr>
+          <w:p>
+            <w:r>
+              <w:rPr>
+                <w:rFonts w:ascii="Arial" w:hAnsi="Arial"/>
+                <w:sz w:val="18"/>
               </w:rPr>
               <w:t>Encaissement, clôture de caisse</w:t>
             </w:r>
@@ -3024,36 +2234,15 @@
         </w:tc>
       </w:tr>
       <w:tr>
-        <w:trPr>
-          <w:cantSplit/>
-        </w:trPr>
-        <w:tc>
-          <w:tcPr>
-            <w:tcW w:w="2500" w:type="dxa"/>
-            <w:tcBorders>
-              <w:top w:val="none" w:sz="0" w:space="0" w:color="FFFFFF"/>
-              <w:left w:val="none" w:sz="0" w:space="0" w:color="FFFFFF"/>
-              <w:bottom w:val="single" w:sz="4" w:space="0" w:color="E1E7EC"/>
-              <w:right w:val="none" w:sz="0" w:space="0" w:color="FFFFFF"/>
-            </w:tcBorders>
-            <w:tcMar>
-              <w:top w:w="60" w:type="dxa"/>
-              <w:left w:w="120" w:type="dxa"/>
-              <w:bottom w:w="60" w:type="dxa"/>
-              <w:right w:w="120" w:type="dxa"/>
-            </w:tcMar>
-            <w:vAlign w:val="center"/>
-          </w:tcPr>
-          <w:p>
-            <w:pPr>
-              <w:spacing w:before="60" w:after="60"/>
-            </w:pPr>
-            <w:r>
-              <w:rPr>
-                <w:b/>
-                <w:bCs/>
-                <w:sz w:val="21"/>
-                <w:szCs w:val="21"/>
+        <w:tc>
+          <w:tcPr>
+            <w:tcW w:type="dxa" w:w="4819"/>
+          </w:tcPr>
+          <w:p>
+            <w:r>
+              <w:rPr>
+                <w:rFonts w:ascii="Arial" w:hAnsi="Arial"/>
+                <w:sz w:val="18"/>
               </w:rPr>
               <w:t>Serveur</w:t>
             </w:r>
@@ -3061,52 +2250,13 @@
         </w:tc>
         <w:tc>
           <w:tcPr>
-            <w:tcW w:w="1500" w:type="dxa"/>
-            <w:tcBorders>
-              <w:top w:val="none" w:sz="0" w:space="0" w:color="FFFFFF"/>
-              <w:left w:val="none" w:sz="0" w:space="0" w:color="FFFFFF"/>
-              <w:bottom w:val="single" w:sz="4" w:space="0" w:color="E1E7EC"/>
-              <w:right w:val="none" w:sz="0" w:space="0" w:color="FFFFFF"/>
-            </w:tcBorders>
-            <w:tcMar>
-              <w:top w:w="60" w:type="dxa"/>
-              <w:left w:w="120" w:type="dxa"/>
-              <w:bottom w:w="60" w:type="dxa"/>
-              <w:right w:w="120" w:type="dxa"/>
-            </w:tcMar>
-            <w:vAlign w:val="center"/>
-          </w:tcPr>
-          <w:p>
-            <w:pPr>
-              <w:spacing w:before="60" w:after="60"/>
-            </w:pPr>
-          </w:p>
-        </w:tc>
-        <w:tc>
-          <w:tcPr>
-            <w:tcW w:w="5638" w:type="dxa"/>
-            <w:tcBorders>
-              <w:top w:val="none" w:sz="0" w:space="0" w:color="FFFFFF"/>
-              <w:left w:val="none" w:sz="0" w:space="0" w:color="FFFFFF"/>
-              <w:bottom w:val="single" w:sz="4" w:space="0" w:color="E1E7EC"/>
-              <w:right w:val="none" w:sz="0" w:space="0" w:color="FFFFFF"/>
-            </w:tcBorders>
-            <w:tcMar>
-              <w:top w:w="60" w:type="dxa"/>
-              <w:left w:w="120" w:type="dxa"/>
-              <w:bottom w:w="60" w:type="dxa"/>
-              <w:right w:w="120" w:type="dxa"/>
-            </w:tcMar>
-            <w:vAlign w:val="center"/>
-          </w:tcPr>
-          <w:p>
-            <w:pPr>
-              <w:spacing w:before="60" w:after="60"/>
-            </w:pPr>
-            <w:r>
-              <w:rPr>
-                <w:sz w:val="21"/>
-                <w:szCs w:val="21"/>
+            <w:tcW w:type="dxa" w:w="4819"/>
+          </w:tcPr>
+          <w:p>
+            <w:r>
+              <w:rPr>
+                <w:rFonts w:ascii="Arial" w:hAnsi="Arial"/>
+                <w:sz w:val="18"/>
               </w:rPr>
               <w:t>Prise de commande, gestion des tables</w:t>
             </w:r>
@@ -3114,36 +2264,15 @@
         </w:tc>
       </w:tr>
       <w:tr>
-        <w:trPr>
-          <w:cantSplit/>
-        </w:trPr>
-        <w:tc>
-          <w:tcPr>
-            <w:tcW w:w="2500" w:type="dxa"/>
-            <w:tcBorders>
-              <w:top w:val="none" w:sz="0" w:space="0" w:color="FFFFFF"/>
-              <w:left w:val="none" w:sz="0" w:space="0" w:color="FFFFFF"/>
-              <w:bottom w:val="single" w:sz="4" w:space="0" w:color="E1E7EC"/>
-              <w:right w:val="none" w:sz="0" w:space="0" w:color="FFFFFF"/>
-            </w:tcBorders>
-            <w:tcMar>
-              <w:top w:w="60" w:type="dxa"/>
-              <w:left w:w="120" w:type="dxa"/>
-              <w:bottom w:w="60" w:type="dxa"/>
-              <w:right w:w="120" w:type="dxa"/>
-            </w:tcMar>
-            <w:vAlign w:val="center"/>
-          </w:tcPr>
-          <w:p>
-            <w:pPr>
-              <w:spacing w:before="60" w:after="60"/>
-            </w:pPr>
-            <w:r>
-              <w:rPr>
-                <w:b/>
-                <w:bCs/>
-                <w:sz w:val="21"/>
-                <w:szCs w:val="21"/>
+        <w:tc>
+          <w:tcPr>
+            <w:tcW w:type="dxa" w:w="4819"/>
+          </w:tcPr>
+          <w:p>
+            <w:r>
+              <w:rPr>
+                <w:rFonts w:ascii="Arial" w:hAnsi="Arial"/>
+                <w:sz w:val="18"/>
               </w:rPr>
               <w:t>Cuisinier / Barman</w:t>
             </w:r>
@@ -3151,52 +2280,13 @@
         </w:tc>
         <w:tc>
           <w:tcPr>
-            <w:tcW w:w="1500" w:type="dxa"/>
-            <w:tcBorders>
-              <w:top w:val="none" w:sz="0" w:space="0" w:color="FFFFFF"/>
-              <w:left w:val="none" w:sz="0" w:space="0" w:color="FFFFFF"/>
-              <w:bottom w:val="single" w:sz="4" w:space="0" w:color="E1E7EC"/>
-              <w:right w:val="none" w:sz="0" w:space="0" w:color="FFFFFF"/>
-            </w:tcBorders>
-            <w:tcMar>
-              <w:top w:w="60" w:type="dxa"/>
-              <w:left w:w="120" w:type="dxa"/>
-              <w:bottom w:w="60" w:type="dxa"/>
-              <w:right w:w="120" w:type="dxa"/>
-            </w:tcMar>
-            <w:vAlign w:val="center"/>
-          </w:tcPr>
-          <w:p>
-            <w:pPr>
-              <w:spacing w:before="60" w:after="60"/>
-            </w:pPr>
-          </w:p>
-        </w:tc>
-        <w:tc>
-          <w:tcPr>
-            <w:tcW w:w="5638" w:type="dxa"/>
-            <w:tcBorders>
-              <w:top w:val="none" w:sz="0" w:space="0" w:color="FFFFFF"/>
-              <w:left w:val="none" w:sz="0" w:space="0" w:color="FFFFFF"/>
-              <w:bottom w:val="single" w:sz="4" w:space="0" w:color="E1E7EC"/>
-              <w:right w:val="none" w:sz="0" w:space="0" w:color="FFFFFF"/>
-            </w:tcBorders>
-            <w:tcMar>
-              <w:top w:w="60" w:type="dxa"/>
-              <w:left w:w="120" w:type="dxa"/>
-              <w:bottom w:w="60" w:type="dxa"/>
-              <w:right w:w="120" w:type="dxa"/>
-            </w:tcMar>
-            <w:vAlign w:val="center"/>
-          </w:tcPr>
-          <w:p>
-            <w:pPr>
-              <w:spacing w:before="60" w:after="60"/>
-            </w:pPr>
-            <w:r>
-              <w:rPr>
-                <w:sz w:val="21"/>
-                <w:szCs w:val="21"/>
+            <w:tcW w:type="dxa" w:w="4819"/>
+          </w:tcPr>
+          <w:p>
+            <w:r>
+              <w:rPr>
+                <w:rFonts w:ascii="Arial" w:hAnsi="Arial"/>
+                <w:sz w:val="18"/>
               </w:rPr>
               <w:t>Consultation et mise à jour des préparations</w:t>
             </w:r>
@@ -3204,36 +2294,15 @@
         </w:tc>
       </w:tr>
       <w:tr>
-        <w:trPr>
-          <w:cantSplit/>
-        </w:trPr>
-        <w:tc>
-          <w:tcPr>
-            <w:tcW w:w="2500" w:type="dxa"/>
-            <w:tcBorders>
-              <w:top w:val="none" w:sz="0" w:space="0" w:color="FFFFFF"/>
-              <w:left w:val="none" w:sz="0" w:space="0" w:color="FFFFFF"/>
-              <w:bottom w:val="single" w:sz="4" w:space="0" w:color="E1E7EC"/>
-              <w:right w:val="none" w:sz="0" w:space="0" w:color="FFFFFF"/>
-            </w:tcBorders>
-            <w:tcMar>
-              <w:top w:w="60" w:type="dxa"/>
-              <w:left w:w="120" w:type="dxa"/>
-              <w:bottom w:w="60" w:type="dxa"/>
-              <w:right w:w="120" w:type="dxa"/>
-            </w:tcMar>
-            <w:vAlign w:val="center"/>
-          </w:tcPr>
-          <w:p>
-            <w:pPr>
-              <w:spacing w:before="60" w:after="60"/>
-            </w:pPr>
-            <w:r>
-              <w:rPr>
-                <w:b/>
-                <w:bCs/>
-                <w:sz w:val="21"/>
-                <w:szCs w:val="21"/>
+        <w:tc>
+          <w:tcPr>
+            <w:tcW w:type="dxa" w:w="4819"/>
+          </w:tcPr>
+          <w:p>
+            <w:r>
+              <w:rPr>
+                <w:rFonts w:ascii="Arial" w:hAnsi="Arial"/>
+                <w:sz w:val="18"/>
               </w:rPr>
               <w:t>Responsable des stocks</w:t>
             </w:r>
@@ -3241,52 +2310,13 @@
         </w:tc>
         <w:tc>
           <w:tcPr>
-            <w:tcW w:w="1500" w:type="dxa"/>
-            <w:tcBorders>
-              <w:top w:val="none" w:sz="0" w:space="0" w:color="FFFFFF"/>
-              <w:left w:val="none" w:sz="0" w:space="0" w:color="FFFFFF"/>
-              <w:bottom w:val="single" w:sz="4" w:space="0" w:color="E1E7EC"/>
-              <w:right w:val="none" w:sz="0" w:space="0" w:color="FFFFFF"/>
-            </w:tcBorders>
-            <w:tcMar>
-              <w:top w:w="60" w:type="dxa"/>
-              <w:left w:w="120" w:type="dxa"/>
-              <w:bottom w:w="60" w:type="dxa"/>
-              <w:right w:w="120" w:type="dxa"/>
-            </w:tcMar>
-            <w:vAlign w:val="center"/>
-          </w:tcPr>
-          <w:p>
-            <w:pPr>
-              <w:spacing w:before="60" w:after="60"/>
-            </w:pPr>
-          </w:p>
-        </w:tc>
-        <w:tc>
-          <w:tcPr>
-            <w:tcW w:w="5638" w:type="dxa"/>
-            <w:tcBorders>
-              <w:top w:val="none" w:sz="0" w:space="0" w:color="FFFFFF"/>
-              <w:left w:val="none" w:sz="0" w:space="0" w:color="FFFFFF"/>
-              <w:bottom w:val="single" w:sz="4" w:space="0" w:color="E1E7EC"/>
-              <w:right w:val="none" w:sz="0" w:space="0" w:color="FFFFFF"/>
-            </w:tcBorders>
-            <w:tcMar>
-              <w:top w:w="60" w:type="dxa"/>
-              <w:left w:w="120" w:type="dxa"/>
-              <w:bottom w:w="60" w:type="dxa"/>
-              <w:right w:w="120" w:type="dxa"/>
-            </w:tcMar>
-            <w:vAlign w:val="center"/>
-          </w:tcPr>
-          <w:p>
-            <w:pPr>
-              <w:spacing w:before="60" w:after="60"/>
-            </w:pPr>
-            <w:r>
-              <w:rPr>
-                <w:sz w:val="21"/>
-                <w:szCs w:val="21"/>
+            <w:tcW w:type="dxa" w:w="4819"/>
+          </w:tcPr>
+          <w:p>
+            <w:r>
+              <w:rPr>
+                <w:rFonts w:ascii="Arial" w:hAnsi="Arial"/>
+                <w:sz w:val="18"/>
               </w:rPr>
               <w:t>Entrées, sorties, inventaires, fournisseurs</w:t>
             </w:r>
@@ -3294,36 +2324,15 @@
         </w:tc>
       </w:tr>
       <w:tr>
-        <w:trPr>
-          <w:cantSplit/>
-        </w:trPr>
-        <w:tc>
-          <w:tcPr>
-            <w:tcW w:w="2500" w:type="dxa"/>
-            <w:tcBorders>
-              <w:top w:val="none" w:sz="0" w:space="0" w:color="FFFFFF"/>
-              <w:left w:val="none" w:sz="0" w:space="0" w:color="FFFFFF"/>
-              <w:bottom w:val="single" w:sz="4" w:space="0" w:color="E1E7EC"/>
-              <w:right w:val="none" w:sz="0" w:space="0" w:color="FFFFFF"/>
-            </w:tcBorders>
-            <w:tcMar>
-              <w:top w:w="60" w:type="dxa"/>
-              <w:left w:w="120" w:type="dxa"/>
-              <w:bottom w:w="60" w:type="dxa"/>
-              <w:right w:w="120" w:type="dxa"/>
-            </w:tcMar>
-            <w:vAlign w:val="center"/>
-          </w:tcPr>
-          <w:p>
-            <w:pPr>
-              <w:spacing w:before="60" w:after="60"/>
-            </w:pPr>
-            <w:r>
-              <w:rPr>
-                <w:b/>
-                <w:bCs/>
-                <w:sz w:val="21"/>
-                <w:szCs w:val="21"/>
+        <w:tc>
+          <w:tcPr>
+            <w:tcW w:type="dxa" w:w="4819"/>
+          </w:tcPr>
+          <w:p>
+            <w:r>
+              <w:rPr>
+                <w:rFonts w:ascii="Arial" w:hAnsi="Arial"/>
+                <w:sz w:val="18"/>
               </w:rPr>
               <w:t>Service d'achats</w:t>
             </w:r>
@@ -3331,52 +2340,13 @@
         </w:tc>
         <w:tc>
           <w:tcPr>
-            <w:tcW w:w="1500" w:type="dxa"/>
-            <w:tcBorders>
-              <w:top w:val="none" w:sz="0" w:space="0" w:color="FFFFFF"/>
-              <w:left w:val="none" w:sz="0" w:space="0" w:color="FFFFFF"/>
-              <w:bottom w:val="single" w:sz="4" w:space="0" w:color="E1E7EC"/>
-              <w:right w:val="none" w:sz="0" w:space="0" w:color="FFFFFF"/>
-            </w:tcBorders>
-            <w:tcMar>
-              <w:top w:w="60" w:type="dxa"/>
-              <w:left w:w="120" w:type="dxa"/>
-              <w:bottom w:w="60" w:type="dxa"/>
-              <w:right w:w="120" w:type="dxa"/>
-            </w:tcMar>
-            <w:vAlign w:val="center"/>
-          </w:tcPr>
-          <w:p>
-            <w:pPr>
-              <w:spacing w:before="60" w:after="60"/>
-            </w:pPr>
-          </w:p>
-        </w:tc>
-        <w:tc>
-          <w:tcPr>
-            <w:tcW w:w="5638" w:type="dxa"/>
-            <w:tcBorders>
-              <w:top w:val="none" w:sz="0" w:space="0" w:color="FFFFFF"/>
-              <w:left w:val="none" w:sz="0" w:space="0" w:color="FFFFFF"/>
-              <w:bottom w:val="single" w:sz="4" w:space="0" w:color="E1E7EC"/>
-              <w:right w:val="none" w:sz="0" w:space="0" w:color="FFFFFF"/>
-            </w:tcBorders>
-            <w:tcMar>
-              <w:top w:w="60" w:type="dxa"/>
-              <w:left w:w="120" w:type="dxa"/>
-              <w:bottom w:w="60" w:type="dxa"/>
-              <w:right w:w="120" w:type="dxa"/>
-            </w:tcMar>
-            <w:vAlign w:val="center"/>
-          </w:tcPr>
-          <w:p>
-            <w:pPr>
-              <w:spacing w:before="60" w:after="60"/>
-            </w:pPr>
-            <w:r>
-              <w:rPr>
-                <w:sz w:val="21"/>
-                <w:szCs w:val="21"/>
+            <w:tcW w:type="dxa" w:w="4819"/>
+          </w:tcPr>
+          <w:p>
+            <w:r>
+              <w:rPr>
+                <w:rFonts w:ascii="Arial" w:hAnsi="Arial"/>
+                <w:sz w:val="18"/>
               </w:rPr>
               <w:t>Expression des besoins, bons de commande, réceptions, fournisseurs</w:t>
             </w:r>
@@ -3384,36 +2354,15 @@
         </w:tc>
       </w:tr>
       <w:tr>
-        <w:trPr>
-          <w:cantSplit/>
-        </w:trPr>
-        <w:tc>
-          <w:tcPr>
-            <w:tcW w:w="2500" w:type="dxa"/>
-            <w:tcBorders>
-              <w:top w:val="none" w:sz="0" w:space="0" w:color="FFFFFF"/>
-              <w:left w:val="none" w:sz="0" w:space="0" w:color="FFFFFF"/>
-              <w:bottom w:val="single" w:sz="4" w:space="0" w:color="E1E7EC"/>
-              <w:right w:val="none" w:sz="0" w:space="0" w:color="FFFFFF"/>
-            </w:tcBorders>
-            <w:tcMar>
-              <w:top w:w="60" w:type="dxa"/>
-              <w:left w:w="120" w:type="dxa"/>
-              <w:bottom w:w="60" w:type="dxa"/>
-              <w:right w:w="120" w:type="dxa"/>
-            </w:tcMar>
-            <w:vAlign w:val="center"/>
-          </w:tcPr>
-          <w:p>
-            <w:pPr>
-              <w:spacing w:before="60" w:after="60"/>
-            </w:pPr>
-            <w:r>
-              <w:rPr>
-                <w:b/>
-                <w:bCs/>
-                <w:sz w:val="21"/>
-                <w:szCs w:val="21"/>
+        <w:tc>
+          <w:tcPr>
+            <w:tcW w:type="dxa" w:w="4819"/>
+          </w:tcPr>
+          <w:p>
+            <w:r>
+              <w:rPr>
+                <w:rFonts w:ascii="Arial" w:hAnsi="Arial"/>
+                <w:sz w:val="18"/>
               </w:rPr>
               <w:t>Livreur</w:t>
             </w:r>
@@ -3421,138 +2370,16 @@
         </w:tc>
         <w:tc>
           <w:tcPr>
-            <w:tcW w:w="1500" w:type="dxa"/>
-            <w:tcBorders>
-              <w:top w:val="none" w:sz="0" w:space="0" w:color="FFFFFF"/>
-              <w:left w:val="none" w:sz="0" w:space="0" w:color="FFFFFF"/>
-              <w:bottom w:val="single" w:sz="4" w:space="0" w:color="E1E7EC"/>
-              <w:right w:val="none" w:sz="0" w:space="0" w:color="FFFFFF"/>
-            </w:tcBorders>
-            <w:tcMar>
-              <w:top w:w="60" w:type="dxa"/>
-              <w:left w:w="120" w:type="dxa"/>
-              <w:bottom w:w="60" w:type="dxa"/>
-              <w:right w:w="120" w:type="dxa"/>
-            </w:tcMar>
-            <w:vAlign w:val="center"/>
-          </w:tcPr>
-          <w:p>
-            <w:pPr>
-              <w:spacing w:before="60" w:after="60"/>
-            </w:pPr>
-          </w:p>
-        </w:tc>
-        <w:tc>
-          <w:tcPr>
-            <w:tcW w:w="5638" w:type="dxa"/>
-            <w:tcBorders>
-              <w:top w:val="none" w:sz="0" w:space="0" w:color="FFFFFF"/>
-              <w:left w:val="none" w:sz="0" w:space="0" w:color="FFFFFF"/>
-              <w:bottom w:val="single" w:sz="4" w:space="0" w:color="E1E7EC"/>
-              <w:right w:val="none" w:sz="0" w:space="0" w:color="FFFFFF"/>
-            </w:tcBorders>
-            <w:tcMar>
-              <w:top w:w="60" w:type="dxa"/>
-              <w:left w:w="120" w:type="dxa"/>
-              <w:bottom w:w="60" w:type="dxa"/>
-              <w:right w:w="120" w:type="dxa"/>
-            </w:tcMar>
-            <w:vAlign w:val="center"/>
-          </w:tcPr>
-          <w:p>
-            <w:pPr>
-              <w:spacing w:before="60" w:after="60"/>
-            </w:pPr>
-            <w:r>
-              <w:rPr>
-                <w:sz w:val="21"/>
-                <w:szCs w:val="21"/>
+            <w:tcW w:type="dxa" w:w="4819"/>
+          </w:tcPr>
+          <w:p>
+            <w:r>
+              <w:rPr>
+                <w:rFonts w:ascii="Arial" w:hAnsi="Arial"/>
+                <w:sz w:val="18"/>
               </w:rPr>
               <w:t>Suivi des livraisons</w:t>
             </w:r>
-          </w:p>
-        </w:tc>
-      </w:tr>
-      <w:tr>
-        <w:trPr>
-          <w:cantSplit/>
-        </w:trPr>
-        <w:tc>
-          <w:tcPr>
-            <w:tcW w:w="2500" w:type="dxa"/>
-            <w:tcBorders>
-              <w:top w:val="none" w:sz="0" w:space="0" w:color="FFFFFF"/>
-              <w:left w:val="none" w:sz="0" w:space="0" w:color="FFFFFF"/>
-              <w:bottom w:val="single" w:sz="4" w:space="0" w:color="E1E7EC"/>
-              <w:right w:val="none" w:sz="0" w:space="0" w:color="FFFFFF"/>
-            </w:tcBorders>
-            <w:tcMar>
-              <w:top w:w="60" w:type="dxa"/>
-              <w:left w:w="120" w:type="dxa"/>
-              <w:bottom w:w="60" w:type="dxa"/>
-              <w:right w:w="120" w:type="dxa"/>
-            </w:tcMar>
-            <w:vAlign w:val="center"/>
-          </w:tcPr>
-          <w:p>
-            <w:pPr>
-              <w:spacing w:before="60" w:after="60"/>
-            </w:pPr>
-            <w:r>
-              <w:rPr>
-                <w:b/>
-                <w:bCs/>
-                <w:sz w:val="21"/>
-                <w:szCs w:val="21"/>
-              </w:rPr>
-              <w:t>Autre : ……………</w:t>
-            </w:r>
-          </w:p>
-        </w:tc>
-        <w:tc>
-          <w:tcPr>
-            <w:tcW w:w="1500" w:type="dxa"/>
-            <w:tcBorders>
-              <w:top w:val="none" w:sz="0" w:space="0" w:color="FFFFFF"/>
-              <w:left w:val="none" w:sz="0" w:space="0" w:color="FFFFFF"/>
-              <w:bottom w:val="single" w:sz="4" w:space="0" w:color="E1E7EC"/>
-              <w:right w:val="none" w:sz="0" w:space="0" w:color="FFFFFF"/>
-            </w:tcBorders>
-            <w:tcMar>
-              <w:top w:w="60" w:type="dxa"/>
-              <w:left w:w="120" w:type="dxa"/>
-              <w:bottom w:w="60" w:type="dxa"/>
-              <w:right w:w="120" w:type="dxa"/>
-            </w:tcMar>
-            <w:vAlign w:val="center"/>
-          </w:tcPr>
-          <w:p>
-            <w:pPr>
-              <w:spacing w:before="60" w:after="60"/>
-            </w:pPr>
-          </w:p>
-        </w:tc>
-        <w:tc>
-          <w:tcPr>
-            <w:tcW w:w="5638" w:type="dxa"/>
-            <w:tcBorders>
-              <w:top w:val="none" w:sz="0" w:space="0" w:color="FFFFFF"/>
-              <w:left w:val="none" w:sz="0" w:space="0" w:color="FFFFFF"/>
-              <w:bottom w:val="single" w:sz="4" w:space="0" w:color="E1E7EC"/>
-              <w:right w:val="none" w:sz="0" w:space="0" w:color="FFFFFF"/>
-            </w:tcBorders>
-            <w:tcMar>
-              <w:top w:w="60" w:type="dxa"/>
-              <w:left w:w="120" w:type="dxa"/>
-              <w:bottom w:w="60" w:type="dxa"/>
-              <w:right w:w="120" w:type="dxa"/>
-            </w:tcMar>
-            <w:vAlign w:val="center"/>
-          </w:tcPr>
-          <w:p>
-            <w:pPr>
-              <w:spacing w:before="60" w:after="60"/>
-            </w:pPr>
           </w:p>
         </w:tc>
       </w:tr>
@@ -3870,16 +2697,12 @@
             <w:vAlign w:val="center"/>
           </w:tcPr>
           <w:p>
-            <w:pPr>
-              <w:spacing w:before="60" w:after="60"/>
-              <w:jc w:val="center"/>
-            </w:pPr>
-            <w:r>
-              <w:rPr>
-                <w:sz w:val="20"/>
-                <w:szCs w:val="20"/>
-              </w:rPr>
-              <w:t>○ E      ○ I      ○ S</w:t>
+            <w:r>
+              <w:rPr>
+                <w:rFonts w:ascii="Arial" w:hAnsi="Arial"/>
+                <w:sz w:val="18"/>
+              </w:rPr>
+              <w:t>Élevé</w:t>
             </w:r>
           </w:p>
         </w:tc>
@@ -3969,16 +2792,12 @@
             <w:vAlign w:val="center"/>
           </w:tcPr>
           <w:p>
-            <w:pPr>
-              <w:spacing w:before="60" w:after="60"/>
-              <w:jc w:val="center"/>
-            </w:pPr>
-            <w:r>
-              <w:rPr>
-                <w:sz w:val="20"/>
-                <w:szCs w:val="20"/>
-              </w:rPr>
-              <w:t>○ E      ○ I      ○ S</w:t>
+            <w:r>
+              <w:rPr>
+                <w:rFonts w:ascii="Arial" w:hAnsi="Arial"/>
+                <w:sz w:val="18"/>
+              </w:rPr>
+              <w:t>Intermédiaire</w:t>
             </w:r>
           </w:p>
         </w:tc>
@@ -4068,16 +2887,12 @@
             <w:vAlign w:val="center"/>
           </w:tcPr>
           <w:p>
-            <w:pPr>
-              <w:spacing w:before="60" w:after="60"/>
-              <w:jc w:val="center"/>
-            </w:pPr>
-            <w:r>
-              <w:rPr>
-                <w:sz w:val="20"/>
-                <w:szCs w:val="20"/>
-              </w:rPr>
-              <w:t>○ E      ○ I      ○ S</w:t>
+            <w:r>
+              <w:rPr>
+                <w:rFonts w:ascii="Arial" w:hAnsi="Arial"/>
+                <w:sz w:val="18"/>
+              </w:rPr>
+              <w:t>Faible</w:t>
             </w:r>
           </w:p>
         </w:tc>
@@ -4167,16 +2982,12 @@
             <w:vAlign w:val="center"/>
           </w:tcPr>
           <w:p>
-            <w:pPr>
-              <w:spacing w:before="60" w:after="60"/>
-              <w:jc w:val="center"/>
-            </w:pPr>
-            <w:r>
-              <w:rPr>
-                <w:sz w:val="20"/>
-                <w:szCs w:val="20"/>
-              </w:rPr>
-              <w:t>○ E      ○ I      ○ S</w:t>
+            <w:r>
+              <w:rPr>
+                <w:rFonts w:ascii="Arial" w:hAnsi="Arial"/>
+                <w:sz w:val="18"/>
+              </w:rPr>
+              <w:t>Faible</w:t>
             </w:r>
           </w:p>
         </w:tc>
@@ -4266,16 +3077,12 @@
             <w:vAlign w:val="center"/>
           </w:tcPr>
           <w:p>
-            <w:pPr>
-              <w:spacing w:before="60" w:after="60"/>
-              <w:jc w:val="center"/>
-            </w:pPr>
-            <w:r>
-              <w:rPr>
-                <w:sz w:val="20"/>
-                <w:szCs w:val="20"/>
-              </w:rPr>
-              <w:t>○ E      ○ I      ○ S</w:t>
+            <w:r>
+              <w:rPr>
+                <w:rFonts w:ascii="Arial" w:hAnsi="Arial"/>
+                <w:sz w:val="18"/>
+              </w:rPr>
+              <w:t>Faible</w:t>
             </w:r>
           </w:p>
         </w:tc>
@@ -4365,16 +3172,12 @@
             <w:vAlign w:val="center"/>
           </w:tcPr>
           <w:p>
-            <w:pPr>
-              <w:spacing w:before="60" w:after="60"/>
-              <w:jc w:val="center"/>
-            </w:pPr>
-            <w:r>
-              <w:rPr>
-                <w:sz w:val="20"/>
-                <w:szCs w:val="20"/>
-              </w:rPr>
-              <w:t>○ E      ○ I      ○ S</w:t>
+            <w:r>
+              <w:rPr>
+                <w:rFonts w:ascii="Arial" w:hAnsi="Arial"/>
+                <w:sz w:val="18"/>
+              </w:rPr>
+              <w:t>Intermédiaire</w:t>
             </w:r>
           </w:p>
         </w:tc>
@@ -4605,16 +3408,12 @@
             <w:vAlign w:val="center"/>
           </w:tcPr>
           <w:p>
-            <w:pPr>
-              <w:spacing w:before="60" w:after="60"/>
-              <w:jc w:val="center"/>
-            </w:pPr>
-            <w:r>
-              <w:rPr>
-                <w:sz w:val="20"/>
-                <w:szCs w:val="20"/>
-              </w:rPr>
-              <w:t>○ E      ○ I      ○ S</w:t>
+            <w:r>
+              <w:rPr>
+                <w:rFonts w:ascii="Arial" w:hAnsi="Arial"/>
+                <w:sz w:val="18"/>
+              </w:rPr>
+              <w:t>Élevé</w:t>
             </w:r>
           </w:p>
         </w:tc>
@@ -4704,16 +3503,12 @@
             <w:vAlign w:val="center"/>
           </w:tcPr>
           <w:p>
-            <w:pPr>
-              <w:spacing w:before="60" w:after="60"/>
-              <w:jc w:val="center"/>
-            </w:pPr>
-            <w:r>
-              <w:rPr>
-                <w:sz w:val="20"/>
-                <w:szCs w:val="20"/>
-              </w:rPr>
-              <w:t>○ E      ○ I      ○ S</w:t>
+            <w:r>
+              <w:rPr>
+                <w:rFonts w:ascii="Arial" w:hAnsi="Arial"/>
+                <w:sz w:val="18"/>
+              </w:rPr>
+              <w:t>Intermédiaire</w:t>
             </w:r>
           </w:p>
         </w:tc>
@@ -4803,16 +3598,12 @@
             <w:vAlign w:val="center"/>
           </w:tcPr>
           <w:p>
-            <w:pPr>
-              <w:spacing w:before="60" w:after="60"/>
-              <w:jc w:val="center"/>
-            </w:pPr>
-            <w:r>
-              <w:rPr>
-                <w:sz w:val="20"/>
-                <w:szCs w:val="20"/>
-              </w:rPr>
-              <w:t>○ E      ○ I      ○ S</w:t>
+            <w:r>
+              <w:rPr>
+                <w:rFonts w:ascii="Arial" w:hAnsi="Arial"/>
+                <w:sz w:val="18"/>
+              </w:rPr>
+              <w:t>Faible</w:t>
             </w:r>
           </w:p>
         </w:tc>
@@ -4903,16 +3694,12 @@
             <w:vAlign w:val="center"/>
           </w:tcPr>
           <w:p>
-            <w:pPr>
-              <w:spacing w:before="60" w:after="60"/>
-              <w:jc w:val="center"/>
-            </w:pPr>
-            <w:r>
-              <w:rPr>
-                <w:sz w:val="20"/>
-                <w:szCs w:val="20"/>
-              </w:rPr>
-              <w:t>○ E      ○ I      ○ S</w:t>
+            <w:r>
+              <w:rPr>
+                <w:rFonts w:ascii="Arial" w:hAnsi="Arial"/>
+                <w:sz w:val="18"/>
+              </w:rPr>
+              <w:t>Intermédiaire</w:t>
             </w:r>
           </w:p>
         </w:tc>
@@ -5002,16 +3789,12 @@
             <w:vAlign w:val="center"/>
           </w:tcPr>
           <w:p>
-            <w:pPr>
-              <w:spacing w:before="60" w:after="60"/>
-              <w:jc w:val="center"/>
-            </w:pPr>
-            <w:r>
-              <w:rPr>
-                <w:sz w:val="20"/>
-                <w:szCs w:val="20"/>
-              </w:rPr>
-              <w:t>○ E      ○ I      ○ S</w:t>
+            <w:r>
+              <w:rPr>
+                <w:rFonts w:ascii="Arial" w:hAnsi="Arial"/>
+                <w:sz w:val="18"/>
+              </w:rPr>
+              <w:t>Élevé</w:t>
             </w:r>
           </w:p>
         </w:tc>
@@ -5101,16 +3884,12 @@
             <w:vAlign w:val="center"/>
           </w:tcPr>
           <w:p>
-            <w:pPr>
-              <w:spacing w:before="60" w:after="60"/>
-              <w:jc w:val="center"/>
-            </w:pPr>
-            <w:r>
-              <w:rPr>
-                <w:sz w:val="20"/>
-                <w:szCs w:val="20"/>
-              </w:rPr>
-              <w:t>○ E      ○ I      ○ S</w:t>
+            <w:r>
+              <w:rPr>
+                <w:rFonts w:ascii="Arial" w:hAnsi="Arial"/>
+                <w:sz w:val="18"/>
+              </w:rPr>
+              <w:t>Faible</w:t>
             </w:r>
           </w:p>
         </w:tc>
@@ -5200,16 +3979,12 @@
             <w:vAlign w:val="center"/>
           </w:tcPr>
           <w:p>
-            <w:pPr>
-              <w:spacing w:before="60" w:after="60"/>
-              <w:jc w:val="center"/>
-            </w:pPr>
-            <w:r>
-              <w:rPr>
-                <w:sz w:val="20"/>
-                <w:szCs w:val="20"/>
-              </w:rPr>
-              <w:t>○ E      ○ I      ○ S</w:t>
+            <w:r>
+              <w:rPr>
+                <w:rFonts w:ascii="Arial" w:hAnsi="Arial"/>
+                <w:sz w:val="18"/>
+              </w:rPr>
+              <w:t>Intermédiaire</w:t>
             </w:r>
           </w:p>
         </w:tc>
@@ -5299,16 +4074,12 @@
             <w:vAlign w:val="center"/>
           </w:tcPr>
           <w:p>
-            <w:pPr>
-              <w:spacing w:before="60" w:after="60"/>
-              <w:jc w:val="center"/>
-            </w:pPr>
-            <w:r>
-              <w:rPr>
-                <w:sz w:val="20"/>
-                <w:szCs w:val="20"/>
-              </w:rPr>
-              <w:t>○ E      ○ I      ○ S</w:t>
+            <w:r>
+              <w:rPr>
+                <w:rFonts w:ascii="Arial" w:hAnsi="Arial"/>
+                <w:sz w:val="18"/>
+              </w:rPr>
+              <w:t>Intermédiaire</w:t>
             </w:r>
           </w:p>
         </w:tc>
@@ -5398,16 +4169,12 @@
             <w:vAlign w:val="center"/>
           </w:tcPr>
           <w:p>
-            <w:pPr>
-              <w:spacing w:before="60" w:after="60"/>
-              <w:jc w:val="center"/>
-            </w:pPr>
-            <w:r>
-              <w:rPr>
-                <w:sz w:val="20"/>
-                <w:szCs w:val="20"/>
-              </w:rPr>
-              <w:t>○ E      ○ I      ○ S</w:t>
+            <w:r>
+              <w:rPr>
+                <w:rFonts w:ascii="Arial" w:hAnsi="Arial"/>
+                <w:sz w:val="18"/>
+              </w:rPr>
+              <w:t>Élevé</w:t>
             </w:r>
           </w:p>
         </w:tc>
@@ -5638,16 +4405,12 @@
             <w:vAlign w:val="center"/>
           </w:tcPr>
           <w:p>
-            <w:pPr>
-              <w:spacing w:before="60" w:after="60"/>
-              <w:jc w:val="center"/>
-            </w:pPr>
-            <w:r>
-              <w:rPr>
-                <w:sz w:val="20"/>
-                <w:szCs w:val="20"/>
-              </w:rPr>
-              <w:t>○ E      ○ I      ○ S</w:t>
+            <w:r>
+              <w:rPr>
+                <w:rFonts w:ascii="Arial" w:hAnsi="Arial"/>
+                <w:sz w:val="18"/>
+              </w:rPr>
+              <w:t>Élevé</w:t>
             </w:r>
           </w:p>
         </w:tc>
@@ -5737,16 +4500,12 @@
             <w:vAlign w:val="center"/>
           </w:tcPr>
           <w:p>
-            <w:pPr>
-              <w:spacing w:before="60" w:after="60"/>
-              <w:jc w:val="center"/>
-            </w:pPr>
-            <w:r>
-              <w:rPr>
-                <w:sz w:val="20"/>
-                <w:szCs w:val="20"/>
-              </w:rPr>
-              <w:t>○ E      ○ I      ○ S</w:t>
+            <w:r>
+              <w:rPr>
+                <w:rFonts w:ascii="Arial" w:hAnsi="Arial"/>
+                <w:sz w:val="18"/>
+              </w:rPr>
+              <w:t>Élevé</w:t>
             </w:r>
           </w:p>
         </w:tc>
@@ -5836,16 +4595,12 @@
             <w:vAlign w:val="center"/>
           </w:tcPr>
           <w:p>
-            <w:pPr>
-              <w:spacing w:before="60" w:after="60"/>
-              <w:jc w:val="center"/>
-            </w:pPr>
-            <w:r>
-              <w:rPr>
-                <w:sz w:val="20"/>
-                <w:szCs w:val="20"/>
-              </w:rPr>
-              <w:t>○ E      ○ I      ○ S</w:t>
+            <w:r>
+              <w:rPr>
+                <w:rFonts w:ascii="Arial" w:hAnsi="Arial"/>
+                <w:sz w:val="18"/>
+              </w:rPr>
+              <w:t>Intermédiaire</w:t>
             </w:r>
           </w:p>
         </w:tc>
@@ -5935,16 +4690,12 @@
             <w:vAlign w:val="center"/>
           </w:tcPr>
           <w:p>
-            <w:pPr>
-              <w:spacing w:before="60" w:after="60"/>
-              <w:jc w:val="center"/>
-            </w:pPr>
-            <w:r>
-              <w:rPr>
-                <w:sz w:val="20"/>
-                <w:szCs w:val="20"/>
-              </w:rPr>
-              <w:t>○ E      ○ I      ○ S</w:t>
+            <w:r>
+              <w:rPr>
+                <w:rFonts w:ascii="Arial" w:hAnsi="Arial"/>
+                <w:sz w:val="18"/>
+              </w:rPr>
+              <w:t>Élevé</w:t>
             </w:r>
           </w:p>
         </w:tc>
@@ -6034,16 +4785,12 @@
             <w:vAlign w:val="center"/>
           </w:tcPr>
           <w:p>
-            <w:pPr>
-              <w:spacing w:before="60" w:after="60"/>
-              <w:jc w:val="center"/>
-            </w:pPr>
-            <w:r>
-              <w:rPr>
-                <w:sz w:val="20"/>
-                <w:szCs w:val="20"/>
-              </w:rPr>
-              <w:t>○ E      ○ I      ○ S</w:t>
+            <w:r>
+              <w:rPr>
+                <w:rFonts w:ascii="Arial" w:hAnsi="Arial"/>
+                <w:sz w:val="18"/>
+              </w:rPr>
+              <w:t>Intermédiaire</w:t>
             </w:r>
           </w:p>
         </w:tc>
@@ -6133,16 +4880,12 @@
             <w:vAlign w:val="center"/>
           </w:tcPr>
           <w:p>
-            <w:pPr>
-              <w:spacing w:before="60" w:after="60"/>
-              <w:jc w:val="center"/>
-            </w:pPr>
-            <w:r>
-              <w:rPr>
-                <w:sz w:val="20"/>
-                <w:szCs w:val="20"/>
-              </w:rPr>
-              <w:t>○ E      ○ I      ○ S</w:t>
+            <w:r>
+              <w:rPr>
+                <w:rFonts w:ascii="Arial" w:hAnsi="Arial"/>
+                <w:sz w:val="18"/>
+              </w:rPr>
+              <w:t>Faible</w:t>
             </w:r>
           </w:p>
         </w:tc>
@@ -6232,16 +4975,12 @@
             <w:vAlign w:val="center"/>
           </w:tcPr>
           <w:p>
-            <w:pPr>
-              <w:spacing w:before="60" w:after="60"/>
-              <w:jc w:val="center"/>
-            </w:pPr>
-            <w:r>
-              <w:rPr>
-                <w:sz w:val="20"/>
-                <w:szCs w:val="20"/>
-              </w:rPr>
-              <w:t>○ E      ○ I      ○ S</w:t>
+            <w:r>
+              <w:rPr>
+                <w:rFonts w:ascii="Arial" w:hAnsi="Arial"/>
+                <w:sz w:val="18"/>
+              </w:rPr>
+              <w:t>Intermédiaire</w:t>
             </w:r>
           </w:p>
         </w:tc>
@@ -6472,16 +5211,12 @@
             <w:vAlign w:val="center"/>
           </w:tcPr>
           <w:p>
-            <w:pPr>
-              <w:spacing w:before="60" w:after="60"/>
-              <w:jc w:val="center"/>
-            </w:pPr>
-            <w:r>
-              <w:rPr>
-                <w:sz w:val="20"/>
-                <w:szCs w:val="20"/>
-              </w:rPr>
-              <w:t>○ E      ○ I      ○ S</w:t>
+            <w:r>
+              <w:rPr>
+                <w:rFonts w:ascii="Arial" w:hAnsi="Arial"/>
+                <w:sz w:val="18"/>
+              </w:rPr>
+              <w:t>Élevé</w:t>
             </w:r>
           </w:p>
         </w:tc>
@@ -6571,16 +5306,12 @@
             <w:vAlign w:val="center"/>
           </w:tcPr>
           <w:p>
-            <w:pPr>
-              <w:spacing w:before="60" w:after="60"/>
-              <w:jc w:val="center"/>
-            </w:pPr>
-            <w:r>
-              <w:rPr>
-                <w:sz w:val="20"/>
-                <w:szCs w:val="20"/>
-              </w:rPr>
-              <w:t>○ E      ○ I      ○ S</w:t>
+            <w:r>
+              <w:rPr>
+                <w:rFonts w:ascii="Arial" w:hAnsi="Arial"/>
+                <w:sz w:val="18"/>
+              </w:rPr>
+              <w:t>Élevé</w:t>
             </w:r>
           </w:p>
         </w:tc>
@@ -6670,16 +5401,12 @@
             <w:vAlign w:val="center"/>
           </w:tcPr>
           <w:p>
-            <w:pPr>
-              <w:spacing w:before="60" w:after="60"/>
-              <w:jc w:val="center"/>
-            </w:pPr>
-            <w:r>
-              <w:rPr>
-                <w:sz w:val="20"/>
-                <w:szCs w:val="20"/>
-              </w:rPr>
-              <w:t>○ E      ○ I      ○ S</w:t>
+            <w:r>
+              <w:rPr>
+                <w:rFonts w:ascii="Arial" w:hAnsi="Arial"/>
+                <w:sz w:val="18"/>
+              </w:rPr>
+              <w:t>Intermédiaire</w:t>
             </w:r>
           </w:p>
         </w:tc>
@@ -6769,16 +5496,12 @@
             <w:vAlign w:val="center"/>
           </w:tcPr>
           <w:p>
-            <w:pPr>
-              <w:spacing w:before="60" w:after="60"/>
-              <w:jc w:val="center"/>
-            </w:pPr>
-            <w:r>
-              <w:rPr>
-                <w:sz w:val="20"/>
-                <w:szCs w:val="20"/>
-              </w:rPr>
-              <w:t>○ E      ○ I      ○ S</w:t>
+            <w:r>
+              <w:rPr>
+                <w:rFonts w:ascii="Arial" w:hAnsi="Arial"/>
+                <w:sz w:val="18"/>
+              </w:rPr>
+              <w:t>Intermédiaire</w:t>
             </w:r>
           </w:p>
         </w:tc>
@@ -7009,16 +5732,12 @@
             <w:vAlign w:val="center"/>
           </w:tcPr>
           <w:p>
-            <w:pPr>
-              <w:spacing w:before="60" w:after="60"/>
-              <w:jc w:val="center"/>
-            </w:pPr>
-            <w:r>
-              <w:rPr>
-                <w:sz w:val="20"/>
-                <w:szCs w:val="20"/>
-              </w:rPr>
-              <w:t>○ E      ○ I      ○ S</w:t>
+            <w:r>
+              <w:rPr>
+                <w:rFonts w:ascii="Arial" w:hAnsi="Arial"/>
+                <w:sz w:val="18"/>
+              </w:rPr>
+              <w:t>Élevé</w:t>
             </w:r>
           </w:p>
         </w:tc>
@@ -7109,16 +5828,12 @@
             <w:vAlign w:val="center"/>
           </w:tcPr>
           <w:p>
-            <w:pPr>
-              <w:spacing w:before="60" w:after="60"/>
-              <w:jc w:val="center"/>
-            </w:pPr>
-            <w:r>
-              <w:rPr>
-                <w:sz w:val="20"/>
-                <w:szCs w:val="20"/>
-              </w:rPr>
-              <w:t>○ E      ○ I      ○ S</w:t>
+            <w:r>
+              <w:rPr>
+                <w:rFonts w:ascii="Arial" w:hAnsi="Arial"/>
+                <w:sz w:val="18"/>
+              </w:rPr>
+              <w:t>Intermédiaire</w:t>
             </w:r>
           </w:p>
         </w:tc>
@@ -7208,16 +5923,12 @@
             <w:vAlign w:val="center"/>
           </w:tcPr>
           <w:p>
-            <w:pPr>
-              <w:spacing w:before="60" w:after="60"/>
-              <w:jc w:val="center"/>
-            </w:pPr>
-            <w:r>
-              <w:rPr>
-                <w:sz w:val="20"/>
-                <w:szCs w:val="20"/>
-              </w:rPr>
-              <w:t>○ E      ○ I      ○ S</w:t>
+            <w:r>
+              <w:rPr>
+                <w:rFonts w:ascii="Arial" w:hAnsi="Arial"/>
+                <w:sz w:val="18"/>
+              </w:rPr>
+              <w:t>Élevé</w:t>
             </w:r>
           </w:p>
         </w:tc>
@@ -7307,16 +6018,12 @@
             <w:vAlign w:val="center"/>
           </w:tcPr>
           <w:p>
-            <w:pPr>
-              <w:spacing w:before="60" w:after="60"/>
-              <w:jc w:val="center"/>
-            </w:pPr>
-            <w:r>
-              <w:rPr>
-                <w:sz w:val="20"/>
-                <w:szCs w:val="20"/>
-              </w:rPr>
-              <w:t>○ E      ○ I      ○ S</w:t>
+            <w:r>
+              <w:rPr>
+                <w:rFonts w:ascii="Arial" w:hAnsi="Arial"/>
+                <w:sz w:val="18"/>
+              </w:rPr>
+              <w:t>Intermédiaire</w:t>
             </w:r>
           </w:p>
         </w:tc>
@@ -7406,16 +6113,12 @@
             <w:vAlign w:val="center"/>
           </w:tcPr>
           <w:p>
-            <w:pPr>
-              <w:spacing w:before="60" w:after="60"/>
-              <w:jc w:val="center"/>
-            </w:pPr>
-            <w:r>
-              <w:rPr>
-                <w:sz w:val="20"/>
-                <w:szCs w:val="20"/>
-              </w:rPr>
-              <w:t>○ E      ○ I      ○ S</w:t>
+            <w:r>
+              <w:rPr>
+                <w:rFonts w:ascii="Arial" w:hAnsi="Arial"/>
+                <w:sz w:val="18"/>
+              </w:rPr>
+              <w:t>Élevé</w:t>
             </w:r>
           </w:p>
         </w:tc>
@@ -7505,16 +6208,12 @@
             <w:vAlign w:val="center"/>
           </w:tcPr>
           <w:p>
-            <w:pPr>
-              <w:spacing w:before="60" w:after="60"/>
-              <w:jc w:val="center"/>
-            </w:pPr>
-            <w:r>
-              <w:rPr>
-                <w:sz w:val="20"/>
-                <w:szCs w:val="20"/>
-              </w:rPr>
-              <w:t>○ E      ○ I      ○ S</w:t>
+            <w:r>
+              <w:rPr>
+                <w:rFonts w:ascii="Arial" w:hAnsi="Arial"/>
+                <w:sz w:val="18"/>
+              </w:rPr>
+              <w:t>Faible</w:t>
             </w:r>
           </w:p>
         </w:tc>
@@ -7604,16 +6303,12 @@
             <w:vAlign w:val="center"/>
           </w:tcPr>
           <w:p>
-            <w:pPr>
-              <w:spacing w:before="60" w:after="60"/>
-              <w:jc w:val="center"/>
-            </w:pPr>
-            <w:r>
-              <w:rPr>
-                <w:sz w:val="20"/>
-                <w:szCs w:val="20"/>
-              </w:rPr>
-              <w:t>○ E      ○ I      ○ S</w:t>
+            <w:r>
+              <w:rPr>
+                <w:rFonts w:ascii="Arial" w:hAnsi="Arial"/>
+                <w:sz w:val="18"/>
+              </w:rPr>
+              <w:t>Élevé</w:t>
             </w:r>
           </w:p>
         </w:tc>
@@ -7844,16 +6539,12 @@
             <w:vAlign w:val="center"/>
           </w:tcPr>
           <w:p>
-            <w:pPr>
-              <w:spacing w:before="60" w:after="60"/>
-              <w:jc w:val="center"/>
-            </w:pPr>
-            <w:r>
-              <w:rPr>
-                <w:sz w:val="20"/>
-                <w:szCs w:val="20"/>
-              </w:rPr>
-              <w:t>○ E      ○ I      ○ S</w:t>
+            <w:r>
+              <w:rPr>
+                <w:rFonts w:ascii="Arial" w:hAnsi="Arial"/>
+                <w:sz w:val="18"/>
+              </w:rPr>
+              <w:t>Élevé</w:t>
             </w:r>
           </w:p>
         </w:tc>
@@ -7943,16 +6634,12 @@
             <w:vAlign w:val="center"/>
           </w:tcPr>
           <w:p>
-            <w:pPr>
-              <w:spacing w:before="60" w:after="60"/>
-              <w:jc w:val="center"/>
-            </w:pPr>
-            <w:r>
-              <w:rPr>
-                <w:sz w:val="20"/>
-                <w:szCs w:val="20"/>
-              </w:rPr>
-              <w:t>○ E      ○ I      ○ S</w:t>
+            <w:r>
+              <w:rPr>
+                <w:rFonts w:ascii="Arial" w:hAnsi="Arial"/>
+                <w:sz w:val="18"/>
+              </w:rPr>
+              <w:t>Intermédiaire</w:t>
             </w:r>
           </w:p>
         </w:tc>
@@ -8042,16 +6729,12 @@
             <w:vAlign w:val="center"/>
           </w:tcPr>
           <w:p>
-            <w:pPr>
-              <w:spacing w:before="60" w:after="60"/>
-              <w:jc w:val="center"/>
-            </w:pPr>
-            <w:r>
-              <w:rPr>
-                <w:sz w:val="20"/>
-                <w:szCs w:val="20"/>
-              </w:rPr>
-              <w:t>○ E      ○ I      ○ S</w:t>
+            <w:r>
+              <w:rPr>
+                <w:rFonts w:ascii="Arial" w:hAnsi="Arial"/>
+                <w:sz w:val="18"/>
+              </w:rPr>
+              <w:t>Intermédiaire</w:t>
             </w:r>
           </w:p>
         </w:tc>
@@ -8141,16 +6824,12 @@
             <w:vAlign w:val="center"/>
           </w:tcPr>
           <w:p>
-            <w:pPr>
-              <w:spacing w:before="60" w:after="60"/>
-              <w:jc w:val="center"/>
-            </w:pPr>
-            <w:r>
-              <w:rPr>
-                <w:sz w:val="20"/>
-                <w:szCs w:val="20"/>
-              </w:rPr>
-              <w:t>○ E      ○ I      ○ S</w:t>
+            <w:r>
+              <w:rPr>
+                <w:rFonts w:ascii="Arial" w:hAnsi="Arial"/>
+                <w:sz w:val="18"/>
+              </w:rPr>
+              <w:t>Élevé</w:t>
             </w:r>
           </w:p>
         </w:tc>
@@ -8240,16 +6919,12 @@
             <w:vAlign w:val="center"/>
           </w:tcPr>
           <w:p>
-            <w:pPr>
-              <w:spacing w:before="60" w:after="60"/>
-              <w:jc w:val="center"/>
-            </w:pPr>
-            <w:r>
-              <w:rPr>
-                <w:sz w:val="20"/>
-                <w:szCs w:val="20"/>
-              </w:rPr>
-              <w:t>○ E      ○ I      ○ S</w:t>
+            <w:r>
+              <w:rPr>
+                <w:rFonts w:ascii="Arial" w:hAnsi="Arial"/>
+                <w:sz w:val="18"/>
+              </w:rPr>
+              <w:t>Élevé</w:t>
             </w:r>
           </w:p>
         </w:tc>
@@ -8339,16 +7014,12 @@
             <w:vAlign w:val="center"/>
           </w:tcPr>
           <w:p>
-            <w:pPr>
-              <w:spacing w:before="60" w:after="60"/>
-              <w:jc w:val="center"/>
-            </w:pPr>
-            <w:r>
-              <w:rPr>
-                <w:sz w:val="20"/>
-                <w:szCs w:val="20"/>
-              </w:rPr>
-              <w:t>○ E      ○ I      ○ S</w:t>
+            <w:r>
+              <w:rPr>
+                <w:rFonts w:ascii="Arial" w:hAnsi="Arial"/>
+                <w:sz w:val="18"/>
+              </w:rPr>
+              <w:t>Intermédiaire</w:t>
             </w:r>
           </w:p>
         </w:tc>
@@ -8438,16 +7109,12 @@
             <w:vAlign w:val="center"/>
           </w:tcPr>
           <w:p>
-            <w:pPr>
-              <w:spacing w:before="60" w:after="60"/>
-              <w:jc w:val="center"/>
-            </w:pPr>
-            <w:r>
-              <w:rPr>
-                <w:sz w:val="20"/>
-                <w:szCs w:val="20"/>
-              </w:rPr>
-              <w:t>○ E      ○ I      ○ S</w:t>
+            <w:r>
+              <w:rPr>
+                <w:rFonts w:ascii="Arial" w:hAnsi="Arial"/>
+                <w:sz w:val="18"/>
+              </w:rPr>
+              <w:t>Intermédiaire</w:t>
             </w:r>
           </w:p>
         </w:tc>
@@ -8537,16 +7204,12 @@
             <w:vAlign w:val="center"/>
           </w:tcPr>
           <w:p>
-            <w:pPr>
-              <w:spacing w:before="60" w:after="60"/>
-              <w:jc w:val="center"/>
-            </w:pPr>
-            <w:r>
-              <w:rPr>
-                <w:sz w:val="20"/>
-                <w:szCs w:val="20"/>
-              </w:rPr>
-              <w:t>○ E      ○ I      ○ S</w:t>
+            <w:r>
+              <w:rPr>
+                <w:rFonts w:ascii="Arial" w:hAnsi="Arial"/>
+                <w:sz w:val="18"/>
+              </w:rPr>
+              <w:t>Intermédiaire</w:t>
             </w:r>
           </w:p>
         </w:tc>
@@ -8777,16 +7440,12 @@
             <w:vAlign w:val="center"/>
           </w:tcPr>
           <w:p>
-            <w:pPr>
-              <w:spacing w:before="60" w:after="60"/>
-              <w:jc w:val="center"/>
-            </w:pPr>
-            <w:r>
-              <w:rPr>
-                <w:sz w:val="20"/>
-                <w:szCs w:val="20"/>
-              </w:rPr>
-              <w:t>○ E      ○ I      ○ S</w:t>
+            <w:r>
+              <w:rPr>
+                <w:rFonts w:ascii="Arial" w:hAnsi="Arial"/>
+                <w:sz w:val="18"/>
+              </w:rPr>
+              <w:t>Faible</w:t>
             </w:r>
           </w:p>
         </w:tc>
@@ -8876,16 +7535,12 @@
             <w:vAlign w:val="center"/>
           </w:tcPr>
           <w:p>
-            <w:pPr>
-              <w:spacing w:before="60" w:after="60"/>
-              <w:jc w:val="center"/>
-            </w:pPr>
-            <w:r>
-              <w:rPr>
-                <w:sz w:val="20"/>
-                <w:szCs w:val="20"/>
-              </w:rPr>
-              <w:t>○ E      ○ I      ○ S</w:t>
+            <w:r>
+              <w:rPr>
+                <w:rFonts w:ascii="Arial" w:hAnsi="Arial"/>
+                <w:sz w:val="18"/>
+              </w:rPr>
+              <w:t>Faible</w:t>
             </w:r>
           </w:p>
         </w:tc>
@@ -8975,16 +7630,12 @@
             <w:vAlign w:val="center"/>
           </w:tcPr>
           <w:p>
-            <w:pPr>
-              <w:spacing w:before="60" w:after="60"/>
-              <w:jc w:val="center"/>
-            </w:pPr>
-            <w:r>
-              <w:rPr>
-                <w:sz w:val="20"/>
-                <w:szCs w:val="20"/>
-              </w:rPr>
-              <w:t>○ E      ○ I      ○ S</w:t>
+            <w:r>
+              <w:rPr>
+                <w:rFonts w:ascii="Arial" w:hAnsi="Arial"/>
+                <w:sz w:val="18"/>
+              </w:rPr>
+              <w:t>Intermédiaire</w:t>
             </w:r>
           </w:p>
         </w:tc>
@@ -9074,16 +7725,12 @@
             <w:vAlign w:val="center"/>
           </w:tcPr>
           <w:p>
-            <w:pPr>
-              <w:spacing w:before="60" w:after="60"/>
-              <w:jc w:val="center"/>
-            </w:pPr>
-            <w:r>
-              <w:rPr>
-                <w:sz w:val="20"/>
-                <w:szCs w:val="20"/>
-              </w:rPr>
-              <w:t>○ E      ○ I      ○ S</w:t>
+            <w:r>
+              <w:rPr>
+                <w:rFonts w:ascii="Arial" w:hAnsi="Arial"/>
+                <w:sz w:val="18"/>
+              </w:rPr>
+              <w:t>Intermédiaire</w:t>
             </w:r>
           </w:p>
         </w:tc>
@@ -9173,16 +7820,12 @@
             <w:vAlign w:val="center"/>
           </w:tcPr>
           <w:p>
-            <w:pPr>
-              <w:spacing w:before="60" w:after="60"/>
-              <w:jc w:val="center"/>
-            </w:pPr>
-            <w:r>
-              <w:rPr>
-                <w:sz w:val="20"/>
-                <w:szCs w:val="20"/>
-              </w:rPr>
-              <w:t>○ E      ○ I      ○ S</w:t>
+            <w:r>
+              <w:rPr>
+                <w:rFonts w:ascii="Arial" w:hAnsi="Arial"/>
+                <w:sz w:val="18"/>
+              </w:rPr>
+              <w:t>Élevé</w:t>
             </w:r>
           </w:p>
         </w:tc>
@@ -9288,16 +7931,12 @@
             <w:vAlign w:val="center"/>
           </w:tcPr>
           <w:p>
-            <w:pPr>
-              <w:spacing w:before="60" w:after="60"/>
-              <w:jc w:val="center"/>
-            </w:pPr>
-            <w:r>
-              <w:rPr>
-                <w:sz w:val="20"/>
-                <w:szCs w:val="20"/>
-              </w:rPr>
-              <w:t>○ E      ○ I      ○ S</w:t>
+            <w:r>
+              <w:rPr>
+                <w:rFonts w:ascii="Arial" w:hAnsi="Arial"/>
+                <w:sz w:val="18"/>
+              </w:rPr>
+              <w:t>Intermédiaire</w:t>
             </w:r>
           </w:p>
         </w:tc>
@@ -9529,16 +8168,12 @@
             <w:vAlign w:val="center"/>
           </w:tcPr>
           <w:p>
-            <w:pPr>
-              <w:spacing w:before="60" w:after="60"/>
-              <w:jc w:val="center"/>
-            </w:pPr>
-            <w:r>
-              <w:rPr>
-                <w:sz w:val="20"/>
-                <w:szCs w:val="20"/>
-              </w:rPr>
-              <w:t>○ E      ○ I      ○ S</w:t>
+            <w:r>
+              <w:rPr>
+                <w:rFonts w:ascii="Arial" w:hAnsi="Arial"/>
+                <w:sz w:val="18"/>
+              </w:rPr>
+              <w:t>Intermédiaire</w:t>
             </w:r>
           </w:p>
         </w:tc>
@@ -9628,16 +8263,12 @@
             <w:vAlign w:val="center"/>
           </w:tcPr>
           <w:p>
-            <w:pPr>
-              <w:spacing w:before="60" w:after="60"/>
-              <w:jc w:val="center"/>
-            </w:pPr>
-            <w:r>
-              <w:rPr>
-                <w:sz w:val="20"/>
-                <w:szCs w:val="20"/>
-              </w:rPr>
-              <w:t>○ E      ○ I      ○ S</w:t>
+            <w:r>
+              <w:rPr>
+                <w:rFonts w:ascii="Arial" w:hAnsi="Arial"/>
+                <w:sz w:val="18"/>
+              </w:rPr>
+              <w:t>Faible</w:t>
             </w:r>
           </w:p>
         </w:tc>
@@ -9727,16 +8358,12 @@
             <w:vAlign w:val="center"/>
           </w:tcPr>
           <w:p>
-            <w:pPr>
-              <w:spacing w:before="60" w:after="60"/>
-              <w:jc w:val="center"/>
-            </w:pPr>
-            <w:r>
-              <w:rPr>
-                <w:sz w:val="20"/>
-                <w:szCs w:val="20"/>
-              </w:rPr>
-              <w:t>○ E      ○ I      ○ S</w:t>
+            <w:r>
+              <w:rPr>
+                <w:rFonts w:ascii="Arial" w:hAnsi="Arial"/>
+                <w:sz w:val="18"/>
+              </w:rPr>
+              <w:t>Faible</w:t>
             </w:r>
           </w:p>
         </w:tc>
@@ -9826,16 +8453,12 @@
             <w:vAlign w:val="center"/>
           </w:tcPr>
           <w:p>
-            <w:pPr>
-              <w:spacing w:before="60" w:after="60"/>
-              <w:jc w:val="center"/>
-            </w:pPr>
-            <w:r>
-              <w:rPr>
-                <w:sz w:val="20"/>
-                <w:szCs w:val="20"/>
-              </w:rPr>
-              <w:t>○ E      ○ I      ○ S</w:t>
+            <w:r>
+              <w:rPr>
+                <w:rFonts w:ascii="Arial" w:hAnsi="Arial"/>
+                <w:sz w:val="18"/>
+              </w:rPr>
+              <w:t>Faible</w:t>
             </w:r>
           </w:p>
         </w:tc>
@@ -10066,16 +8689,12 @@
             <w:vAlign w:val="center"/>
           </w:tcPr>
           <w:p>
-            <w:pPr>
-              <w:spacing w:before="60" w:after="60"/>
-              <w:jc w:val="center"/>
-            </w:pPr>
-            <w:r>
-              <w:rPr>
-                <w:sz w:val="20"/>
-                <w:szCs w:val="20"/>
-              </w:rPr>
-              <w:t>○ E      ○ I      ○ S</w:t>
+            <w:r>
+              <w:rPr>
+                <w:rFonts w:ascii="Arial" w:hAnsi="Arial"/>
+                <w:sz w:val="18"/>
+              </w:rPr>
+              <w:t>Élevé</w:t>
             </w:r>
           </w:p>
         </w:tc>
@@ -10165,16 +8784,12 @@
             <w:vAlign w:val="center"/>
           </w:tcPr>
           <w:p>
-            <w:pPr>
-              <w:spacing w:before="60" w:after="60"/>
-              <w:jc w:val="center"/>
-            </w:pPr>
-            <w:r>
-              <w:rPr>
-                <w:sz w:val="20"/>
-                <w:szCs w:val="20"/>
-              </w:rPr>
-              <w:t>○ E      ○ I      ○ S</w:t>
+            <w:r>
+              <w:rPr>
+                <w:rFonts w:ascii="Arial" w:hAnsi="Arial"/>
+                <w:sz w:val="18"/>
+              </w:rPr>
+              <w:t>Intermédiaire</w:t>
             </w:r>
           </w:p>
         </w:tc>
@@ -10264,16 +8879,12 @@
             <w:vAlign w:val="center"/>
           </w:tcPr>
           <w:p>
-            <w:pPr>
-              <w:spacing w:before="60" w:after="60"/>
-              <w:jc w:val="center"/>
-            </w:pPr>
-            <w:r>
-              <w:rPr>
-                <w:sz w:val="20"/>
-                <w:szCs w:val="20"/>
-              </w:rPr>
-              <w:t>○ E      ○ I      ○ S</w:t>
+            <w:r>
+              <w:rPr>
+                <w:rFonts w:ascii="Arial" w:hAnsi="Arial"/>
+                <w:sz w:val="18"/>
+              </w:rPr>
+              <w:t>Faible</w:t>
             </w:r>
           </w:p>
         </w:tc>
@@ -10504,16 +9115,12 @@
             <w:vAlign w:val="center"/>
           </w:tcPr>
           <w:p>
-            <w:pPr>
-              <w:spacing w:before="60" w:after="60"/>
-              <w:jc w:val="center"/>
-            </w:pPr>
-            <w:r>
-              <w:rPr>
-                <w:sz w:val="20"/>
-                <w:szCs w:val="20"/>
-              </w:rPr>
-              <w:t>○ E      ○ I      ○ S</w:t>
+            <w:r>
+              <w:rPr>
+                <w:rFonts w:ascii="Arial" w:hAnsi="Arial"/>
+                <w:sz w:val="18"/>
+              </w:rPr>
+              <w:t>Élevé</w:t>
             </w:r>
           </w:p>
         </w:tc>
@@ -10603,16 +9210,12 @@
             <w:vAlign w:val="center"/>
           </w:tcPr>
           <w:p>
-            <w:pPr>
-              <w:spacing w:before="60" w:after="60"/>
-              <w:jc w:val="center"/>
-            </w:pPr>
-            <w:r>
-              <w:rPr>
-                <w:sz w:val="20"/>
-                <w:szCs w:val="20"/>
-              </w:rPr>
-              <w:t>○ E      ○ I      ○ S</w:t>
+            <w:r>
+              <w:rPr>
+                <w:rFonts w:ascii="Arial" w:hAnsi="Arial"/>
+                <w:sz w:val="18"/>
+              </w:rPr>
+              <w:t>Élevé</w:t>
             </w:r>
           </w:p>
         </w:tc>
@@ -10702,16 +9305,12 @@
             <w:vAlign w:val="center"/>
           </w:tcPr>
           <w:p>
-            <w:pPr>
-              <w:spacing w:before="60" w:after="60"/>
-              <w:jc w:val="center"/>
-            </w:pPr>
-            <w:r>
-              <w:rPr>
-                <w:sz w:val="20"/>
-                <w:szCs w:val="20"/>
-              </w:rPr>
-              <w:t>○ E      ○ I      ○ S</w:t>
+            <w:r>
+              <w:rPr>
+                <w:rFonts w:ascii="Arial" w:hAnsi="Arial"/>
+                <w:sz w:val="18"/>
+              </w:rPr>
+              <w:t>Intermédiaire</w:t>
             </w:r>
           </w:p>
         </w:tc>
@@ -10801,16 +9400,12 @@
             <w:vAlign w:val="center"/>
           </w:tcPr>
           <w:p>
-            <w:pPr>
-              <w:spacing w:before="60" w:after="60"/>
-              <w:jc w:val="center"/>
-            </w:pPr>
-            <w:r>
-              <w:rPr>
-                <w:sz w:val="20"/>
-                <w:szCs w:val="20"/>
-              </w:rPr>
-              <w:t>○ E      ○ I      ○ S</w:t>
+            <w:r>
+              <w:rPr>
+                <w:rFonts w:ascii="Arial" w:hAnsi="Arial"/>
+                <w:sz w:val="18"/>
+              </w:rPr>
+              <w:t>Intermédiaire</w:t>
             </w:r>
           </w:p>
         </w:tc>
@@ -10900,16 +9495,12 @@
             <w:vAlign w:val="center"/>
           </w:tcPr>
           <w:p>
-            <w:pPr>
-              <w:spacing w:before="60" w:after="60"/>
-              <w:jc w:val="center"/>
-            </w:pPr>
-            <w:r>
-              <w:rPr>
-                <w:sz w:val="20"/>
-                <w:szCs w:val="20"/>
-              </w:rPr>
-              <w:t>○ E      ○ I      ○ S</w:t>
+            <w:r>
+              <w:rPr>
+                <w:rFonts w:ascii="Arial" w:hAnsi="Arial"/>
+                <w:sz w:val="18"/>
+              </w:rPr>
+              <w:t>Faible</w:t>
             </w:r>
           </w:p>
         </w:tc>
@@ -10952,7 +9543,7 @@
         <w:spacing w:after="80" w:line="276" w:lineRule="auto"/>
       </w:pPr>
       <w:r>
-        <w:t>Temps de réponse acceptable pour la prise de commande : ______ secondes maximum</w:t>
+        <w:t>Temps de réponse : l’application devra permettre une saisie fluide et rapide des commandes.</w:t>
       </w:r>
     </w:p>
     <w:p>
@@ -10965,20 +9556,7 @@
         <w:spacing w:after="80" w:line="276" w:lineRule="auto"/>
       </w:pPr>
       <w:r>
-        <w:t>Nombre d'utilisateurs simultanés prévus : ______</w:t>
-      </w:r>
-    </w:p>
-    <w:p>
-      <w:pPr>
-        <w:pStyle w:val="Paragraphedeliste"/>
-        <w:numPr>
-          <w:ilvl w:val="0"/>
-          <w:numId w:val="2"/>
-        </w:numPr>
-        <w:spacing w:after="80" w:line="276" w:lineRule="auto"/>
-      </w:pPr>
-      <w:r>
-        <w:t>Disponibilité attendue pendant les heures d'ouverture : ______ %</w:t>
+        <w:t>Disponibilité : la solution devra être accessible pendant les heures de service, sous réserve de l’alimentation électrique et de la connexion disponibles.</w:t>
       </w:r>
     </w:p>
     <w:p>
@@ -10994,21 +9572,7 @@
         <w:spacing w:after="120" w:line="276" w:lineRule="auto"/>
       </w:pPr>
       <w:r>
-        <w:t>La solution doit pouvoir continuer à enregistrer les commandes et les encaissements en cas de coupure Internet, puis synchroniser les données au retour de la connexion :</w:t>
-      </w:r>
-    </w:p>
-    <w:p>
-      <w:pPr>
-        <w:spacing w:after="120" w:line="276" w:lineRule="auto"/>
-      </w:pPr>
-      <w:r>
-        <w:rPr>
-          <w:b/>
-          <w:bCs/>
-          <w:color w:val="0F2238"/>
-        </w:rPr>
-        <w:lastRenderedPageBreak/>
-        <w:t>☐ Oui          ☐ Non          ☐ Partiellement</w:t>
+        <w:t>Le fonctionnement hors connexion et la synchronisation au retour d’Internet sont prévus comme exigences à étudier lors de la conception.</w:t>
       </w:r>
     </w:p>
     <w:p>
@@ -11068,7 +9632,7 @@
         <w:spacing w:after="80" w:line="276" w:lineRule="auto"/>
       </w:pPr>
       <w:r>
-        <w:t>Sauvegarde régulière des données, fréquence : ______________</w:t>
+        <w:t>Sauvegardes régulières des données à prévoir ; fréquence et politique de conservation à définir lors de la conception technique.</w:t>
       </w:r>
     </w:p>
     <w:p>
@@ -11115,7 +9679,7 @@
         <w:spacing w:after="80" w:line="276" w:lineRule="auto"/>
       </w:pPr>
       <w:r>
-        <w:t>Langue(s) de l'interface : ______________</w:t>
+        <w:t>Langue de l’interface : français.</w:t>
       </w:r>
     </w:p>
     <w:p>
@@ -11123,12 +9687,7 @@
         <w:spacing w:before="80" w:after="120"/>
       </w:pPr>
       <w:r>
-        <w:rPr>
-          <w:b/>
-          <w:bCs/>
-          <w:color w:val="0F2238"/>
-        </w:rPr>
-        <w:t>Appareils compatibles :   ☐ Android     ☐ iOS     ☐ Ordinateur     ☐ Tablette</w:t>
+        <w:t>Appareils cibles : ordinateur de caisse et appareils mobiles ou tablettes, selon le matériel disponible.</w:t>
       </w:r>
     </w:p>
     <w:p>
@@ -11144,7 +9703,7 @@
         <w:spacing w:after="120" w:line="276" w:lineRule="auto"/>
       </w:pPr>
       <w:r>
-        <w:t>La solution devra respecter les obligations légales applicables (facturation, fiscalité, hygiène alimentaire, protection des données) : …………………………………………………………………………………………</w:t>
+        <w:t>La solution devra respecter les obligations ivoiriennes applicables en matière de facturation, de fiscalité et de protection des données personnelles.</w:t>
       </w:r>
     </w:p>
     <w:p>
@@ -11356,15 +9915,12 @@
             <w:vAlign w:val="center"/>
           </w:tcPr>
           <w:p>
-            <w:pPr>
-              <w:spacing w:before="60" w:after="60"/>
-            </w:pPr>
-            <w:r>
-              <w:rPr>
-                <w:sz w:val="21"/>
-                <w:szCs w:val="21"/>
-              </w:rPr>
-              <w:t xml:space="preserve">Matériel existant, connexion Internet, électricité, intégration avec des systèmes existants : </w:t>
+            <w:r>
+              <w:rPr>
+                <w:rFonts w:ascii="Arial" w:hAnsi="Arial"/>
+                <w:sz w:val="18"/>
+              </w:rPr>
+              <w:t>État du matériel, qualité de la connexion Internet, alimentation électrique et éventuels systèmes existants à vérifier lors de l’inventaire technique.</w:t>
             </w:r>
           </w:p>
         </w:tc>
@@ -11424,15 +9980,12 @@
             <w:vAlign w:val="center"/>
           </w:tcPr>
           <w:p>
-            <w:pPr>
-              <w:spacing w:before="60" w:after="60"/>
-            </w:pPr>
-            <w:r>
-              <w:rPr>
-                <w:sz w:val="21"/>
-                <w:szCs w:val="21"/>
-              </w:rPr>
-              <w:t xml:space="preserve">Disponibilité du personnel pour la formation, périodes de forte activité : </w:t>
+            <w:r>
+              <w:rPr>
+                <w:rFonts w:ascii="Arial" w:hAnsi="Arial"/>
+                <w:sz w:val="18"/>
+              </w:rPr>
+              <w:t>Formation à organiser en fonction des horaires de service et des périodes de forte activité.</w:t>
             </w:r>
           </w:p>
         </w:tc>
@@ -11470,7 +10023,7 @@
                 <w:sz w:val="21"/>
                 <w:szCs w:val="21"/>
               </w:rPr>
-              <w:t>Budgétaires</w:t>
+              <w:t>Réglementaires</w:t>
             </w:r>
           </w:p>
         </w:tc>
@@ -11492,145 +10045,13 @@
             <w:vAlign w:val="center"/>
           </w:tcPr>
           <w:p>
-            <w:pPr>
-              <w:spacing w:before="60" w:after="60"/>
-            </w:pPr>
-            <w:r>
-              <w:rPr>
-                <w:sz w:val="21"/>
-                <w:szCs w:val="21"/>
-              </w:rPr>
-              <w:t>Budget maximum : ______________ FCFA</w:t>
-            </w:r>
-          </w:p>
-        </w:tc>
-      </w:tr>
-      <w:tr>
-        <w:trPr>
-          <w:cantSplit/>
-        </w:trPr>
-        <w:tc>
-          <w:tcPr>
-            <w:tcW w:w="2600" w:type="dxa"/>
-            <w:tcBorders>
-              <w:top w:val="none" w:sz="0" w:space="0" w:color="FFFFFF"/>
-              <w:left w:val="none" w:sz="0" w:space="0" w:color="FFFFFF"/>
-              <w:bottom w:val="single" w:sz="4" w:space="0" w:color="E1E7EC"/>
-              <w:right w:val="none" w:sz="0" w:space="0" w:color="FFFFFF"/>
-            </w:tcBorders>
-            <w:shd w:val="clear" w:color="auto" w:fill="F3F6F9"/>
-            <w:tcMar>
-              <w:top w:w="60" w:type="dxa"/>
-              <w:left w:w="120" w:type="dxa"/>
-              <w:bottom w:w="60" w:type="dxa"/>
-              <w:right w:w="120" w:type="dxa"/>
-            </w:tcMar>
-            <w:vAlign w:val="center"/>
-          </w:tcPr>
-          <w:p>
-            <w:pPr>
-              <w:spacing w:before="60" w:after="60"/>
-            </w:pPr>
-            <w:r>
-              <w:rPr>
-                <w:b/>
-                <w:bCs/>
-                <w:sz w:val="21"/>
-                <w:szCs w:val="21"/>
-              </w:rPr>
-              <w:t>De délai</w:t>
-            </w:r>
-          </w:p>
-        </w:tc>
-        <w:tc>
-          <w:tcPr>
-            <w:tcW w:w="7038" w:type="dxa"/>
-            <w:tcBorders>
-              <w:top w:val="none" w:sz="0" w:space="0" w:color="FFFFFF"/>
-              <w:left w:val="none" w:sz="0" w:space="0" w:color="FFFFFF"/>
-              <w:bottom w:val="single" w:sz="4" w:space="0" w:color="E1E7EC"/>
-              <w:right w:val="none" w:sz="0" w:space="0" w:color="FFFFFF"/>
-            </w:tcBorders>
-            <w:tcMar>
-              <w:top w:w="60" w:type="dxa"/>
-              <w:left w:w="120" w:type="dxa"/>
-              <w:bottom w:w="60" w:type="dxa"/>
-              <w:right w:w="120" w:type="dxa"/>
-            </w:tcMar>
-            <w:vAlign w:val="center"/>
-          </w:tcPr>
-          <w:p>
-            <w:pPr>
-              <w:spacing w:before="60" w:after="60"/>
-            </w:pPr>
-            <w:r>
-              <w:rPr>
-                <w:sz w:val="21"/>
-                <w:szCs w:val="21"/>
-              </w:rPr>
-              <w:t>Date de mise en service souhaitée : ____ / ____ / ________</w:t>
-            </w:r>
-          </w:p>
-        </w:tc>
-      </w:tr>
-      <w:tr>
-        <w:trPr>
-          <w:cantSplit/>
-        </w:trPr>
-        <w:tc>
-          <w:tcPr>
-            <w:tcW w:w="2600" w:type="dxa"/>
-            <w:tcBorders>
-              <w:top w:val="none" w:sz="0" w:space="0" w:color="FFFFFF"/>
-              <w:left w:val="none" w:sz="0" w:space="0" w:color="FFFFFF"/>
-              <w:bottom w:val="single" w:sz="4" w:space="0" w:color="E1E7EC"/>
-              <w:right w:val="none" w:sz="0" w:space="0" w:color="FFFFFF"/>
-            </w:tcBorders>
-            <w:shd w:val="clear" w:color="auto" w:fill="F3F6F9"/>
-            <w:tcMar>
-              <w:top w:w="60" w:type="dxa"/>
-              <w:left w:w="120" w:type="dxa"/>
-              <w:bottom w:w="60" w:type="dxa"/>
-              <w:right w:w="120" w:type="dxa"/>
-            </w:tcMar>
-            <w:vAlign w:val="center"/>
-          </w:tcPr>
-          <w:p>
-            <w:pPr>
-              <w:spacing w:before="60" w:after="60"/>
-            </w:pPr>
-            <w:r>
-              <w:rPr>
-                <w:b/>
-                <w:bCs/>
-                <w:sz w:val="21"/>
-                <w:szCs w:val="21"/>
-              </w:rPr>
-              <w:t>Réglementaires</w:t>
-            </w:r>
-          </w:p>
-        </w:tc>
-        <w:tc>
-          <w:tcPr>
-            <w:tcW w:w="7038" w:type="dxa"/>
-            <w:tcBorders>
-              <w:top w:val="none" w:sz="0" w:space="0" w:color="FFFFFF"/>
-              <w:left w:val="none" w:sz="0" w:space="0" w:color="FFFFFF"/>
-              <w:bottom w:val="single" w:sz="4" w:space="0" w:color="E1E7EC"/>
-              <w:right w:val="none" w:sz="0" w:space="0" w:color="FFFFFF"/>
-            </w:tcBorders>
-            <w:tcMar>
-              <w:top w:w="60" w:type="dxa"/>
-              <w:left w:w="120" w:type="dxa"/>
-              <w:bottom w:w="60" w:type="dxa"/>
-              <w:right w:w="120" w:type="dxa"/>
-            </w:tcMar>
-            <w:vAlign w:val="center"/>
-          </w:tcPr>
-          <w:p>
-            <w:pPr>
-              <w:spacing w:before="60" w:after="60"/>
-            </w:pPr>
+            <w:r>
+              <w:rPr>
+                <w:rFonts w:ascii="Arial" w:hAnsi="Arial"/>
+                <w:sz w:val="18"/>
+              </w:rPr>
+              <w:t>Respect des règles applicables en Côte d’Ivoire en matière de facturation, de fiscalité et de protection des données personnelles.</w:t>
+            </w:r>
           </w:p>
         </w:tc>
       </w:tr>
@@ -11701,18 +10122,12 @@
             <w:vAlign w:val="center"/>
           </w:tcPr>
           <w:p>
-            <w:pPr>
-              <w:spacing w:before="60" w:after="60"/>
-            </w:pPr>
-            <w:r>
-              <w:rPr>
-                <w:b/>
-                <w:bCs/>
-                <w:color w:val="0F2238"/>
-                <w:sz w:val="16"/>
-                <w:szCs w:val="16"/>
-              </w:rPr>
-              <w:t>ÉQUIPEMENT</w:t>
+            <w:r>
+              <w:rPr>
+                <w:rFonts w:ascii="Arial" w:hAnsi="Arial"/>
+                <w:sz w:val="18"/>
+              </w:rPr>
+              <w:t>ÉTAT DU MATÉRIEL</w:t>
             </w:r>
           </w:p>
         </w:tc>
@@ -11734,18 +10149,12 @@
             <w:vAlign w:val="center"/>
           </w:tcPr>
           <w:p>
-            <w:pPr>
-              <w:spacing w:before="60" w:after="60"/>
-            </w:pPr>
-            <w:r>
-              <w:rPr>
-                <w:b/>
-                <w:bCs/>
-                <w:color w:val="0F2238"/>
-                <w:sz w:val="16"/>
-                <w:szCs w:val="16"/>
-              </w:rPr>
-              <w:t>QUANTITÉ EXISTANTE</w:t>
+            <w:r>
+              <w:rPr>
+                <w:rFonts w:ascii="Arial" w:hAnsi="Arial"/>
+                <w:sz w:val="18"/>
+              </w:rPr>
+              <w:t>INFORMATION DISPONIBLE</w:t>
             </w:r>
           </w:p>
         </w:tc>
@@ -11767,18 +10176,11 @@
             <w:vAlign w:val="center"/>
           </w:tcPr>
           <w:p>
-            <w:pPr>
-              <w:spacing w:before="60" w:after="60"/>
-            </w:pPr>
-            <w:r>
-              <w:rPr>
-                <w:b/>
-                <w:bCs/>
-                <w:color w:val="0F2238"/>
-                <w:sz w:val="16"/>
-                <w:szCs w:val="16"/>
-              </w:rPr>
-              <w:t>QUANTITÉ À ACQUÉRIR</w:t>
+            <w:r>
+              <w:rPr>
+                <w:rFonts w:ascii="Arial" w:hAnsi="Arial"/>
+                <w:sz w:val="18"/>
+              </w:rPr>
             </w:r>
           </w:p>
         </w:tc>
@@ -11800,867 +10202,68 @@
             <w:vAlign w:val="center"/>
           </w:tcPr>
           <w:p>
-            <w:pPr>
-              <w:spacing w:before="60" w:after="60"/>
-            </w:pPr>
-            <w:r>
-              <w:rPr>
-                <w:b/>
-                <w:bCs/>
-                <w:color w:val="0F2238"/>
-                <w:sz w:val="16"/>
-                <w:szCs w:val="16"/>
-              </w:rPr>
-              <w:t>FOURNI PAR</w:t>
+            <w:r>
+              <w:rPr>
+                <w:rFonts w:ascii="Arial" w:hAnsi="Arial"/>
+                <w:sz w:val="18"/>
+              </w:rPr>
             </w:r>
           </w:p>
         </w:tc>
       </w:tr>
       <w:tr>
-        <w:trPr>
-          <w:cantSplit/>
-        </w:trPr>
-        <w:tc>
-          <w:tcPr>
-            <w:tcW w:w="3238" w:type="dxa"/>
-            <w:tcBorders>
-              <w:top w:val="none" w:sz="0" w:space="0" w:color="FFFFFF"/>
-              <w:left w:val="none" w:sz="0" w:space="0" w:color="FFFFFF"/>
-              <w:bottom w:val="single" w:sz="4" w:space="0" w:color="E1E7EC"/>
-              <w:right w:val="none" w:sz="0" w:space="0" w:color="FFFFFF"/>
-            </w:tcBorders>
-            <w:tcMar>
-              <w:top w:w="60" w:type="dxa"/>
-              <w:left w:w="120" w:type="dxa"/>
-              <w:bottom w:w="60" w:type="dxa"/>
-              <w:right w:w="120" w:type="dxa"/>
-            </w:tcMar>
-            <w:vAlign w:val="center"/>
-          </w:tcPr>
-          <w:p>
-            <w:pPr>
-              <w:spacing w:before="60" w:after="60"/>
-            </w:pPr>
-            <w:r>
-              <w:rPr>
-                <w:b/>
-                <w:bCs/>
-                <w:sz w:val="21"/>
-                <w:szCs w:val="21"/>
-              </w:rPr>
-              <w:t>Tablettes / smartphones</w:t>
-            </w:r>
-          </w:p>
-        </w:tc>
-        <w:tc>
-          <w:tcPr>
-            <w:tcW w:w="1700" w:type="dxa"/>
-            <w:tcBorders>
-              <w:top w:val="none" w:sz="0" w:space="0" w:color="FFFFFF"/>
-              <w:left w:val="none" w:sz="0" w:space="0" w:color="FFFFFF"/>
-              <w:bottom w:val="single" w:sz="4" w:space="0" w:color="E1E7EC"/>
-              <w:right w:val="none" w:sz="0" w:space="0" w:color="FFFFFF"/>
-            </w:tcBorders>
-            <w:tcMar>
-              <w:top w:w="60" w:type="dxa"/>
-              <w:left w:w="120" w:type="dxa"/>
-              <w:bottom w:w="60" w:type="dxa"/>
-              <w:right w:w="120" w:type="dxa"/>
-            </w:tcMar>
-            <w:vAlign w:val="center"/>
-          </w:tcPr>
-          <w:p>
-            <w:pPr>
-              <w:spacing w:before="60" w:after="60"/>
-            </w:pPr>
-          </w:p>
-        </w:tc>
-        <w:tc>
-          <w:tcPr>
-            <w:tcW w:w="1700" w:type="dxa"/>
-            <w:tcBorders>
-              <w:top w:val="none" w:sz="0" w:space="0" w:color="FFFFFF"/>
-              <w:left w:val="none" w:sz="0" w:space="0" w:color="FFFFFF"/>
-              <w:bottom w:val="single" w:sz="4" w:space="0" w:color="E1E7EC"/>
-              <w:right w:val="none" w:sz="0" w:space="0" w:color="FFFFFF"/>
-            </w:tcBorders>
-            <w:tcMar>
-              <w:top w:w="60" w:type="dxa"/>
-              <w:left w:w="120" w:type="dxa"/>
-              <w:bottom w:w="60" w:type="dxa"/>
-              <w:right w:w="120" w:type="dxa"/>
-            </w:tcMar>
-            <w:vAlign w:val="center"/>
-          </w:tcPr>
-          <w:p>
-            <w:pPr>
-              <w:spacing w:before="60" w:after="60"/>
-            </w:pPr>
-          </w:p>
-        </w:tc>
-        <w:tc>
-          <w:tcPr>
-            <w:tcW w:w="3000" w:type="dxa"/>
-            <w:tcBorders>
-              <w:top w:val="none" w:sz="0" w:space="0" w:color="FFFFFF"/>
-              <w:left w:val="none" w:sz="0" w:space="0" w:color="FFFFFF"/>
-              <w:bottom w:val="single" w:sz="4" w:space="0" w:color="E1E7EC"/>
-              <w:right w:val="none" w:sz="0" w:space="0" w:color="FFFFFF"/>
-            </w:tcBorders>
-            <w:tcMar>
-              <w:top w:w="60" w:type="dxa"/>
-              <w:left w:w="120" w:type="dxa"/>
-              <w:bottom w:w="60" w:type="dxa"/>
-              <w:right w:w="120" w:type="dxa"/>
-            </w:tcMar>
-            <w:vAlign w:val="center"/>
-          </w:tcPr>
-          <w:p>
-            <w:pPr>
-              <w:spacing w:before="60" w:after="60"/>
-            </w:pPr>
-          </w:p>
-        </w:tc>
-      </w:tr>
-      <w:tr>
-        <w:trPr>
-          <w:cantSplit/>
-        </w:trPr>
-        <w:tc>
-          <w:tcPr>
-            <w:tcW w:w="3238" w:type="dxa"/>
-            <w:tcBorders>
-              <w:top w:val="none" w:sz="0" w:space="0" w:color="FFFFFF"/>
-              <w:left w:val="none" w:sz="0" w:space="0" w:color="FFFFFF"/>
-              <w:bottom w:val="single" w:sz="4" w:space="0" w:color="E1E7EC"/>
-              <w:right w:val="none" w:sz="0" w:space="0" w:color="FFFFFF"/>
-            </w:tcBorders>
-            <w:tcMar>
-              <w:top w:w="60" w:type="dxa"/>
-              <w:left w:w="120" w:type="dxa"/>
-              <w:bottom w:w="60" w:type="dxa"/>
-              <w:right w:w="120" w:type="dxa"/>
-            </w:tcMar>
-            <w:vAlign w:val="center"/>
-          </w:tcPr>
-          <w:p>
-            <w:pPr>
-              <w:spacing w:before="60" w:after="60"/>
-            </w:pPr>
-            <w:r>
-              <w:rPr>
-                <w:b/>
-                <w:bCs/>
-                <w:sz w:val="21"/>
-                <w:szCs w:val="21"/>
-              </w:rPr>
-              <w:t>Ordinateur / poste de caisse</w:t>
-            </w:r>
-          </w:p>
-        </w:tc>
-        <w:tc>
-          <w:tcPr>
-            <w:tcW w:w="1700" w:type="dxa"/>
-            <w:tcBorders>
-              <w:top w:val="none" w:sz="0" w:space="0" w:color="FFFFFF"/>
-              <w:left w:val="none" w:sz="0" w:space="0" w:color="FFFFFF"/>
-              <w:bottom w:val="single" w:sz="4" w:space="0" w:color="E1E7EC"/>
-              <w:right w:val="none" w:sz="0" w:space="0" w:color="FFFFFF"/>
-            </w:tcBorders>
-            <w:tcMar>
-              <w:top w:w="60" w:type="dxa"/>
-              <w:left w:w="120" w:type="dxa"/>
-              <w:bottom w:w="60" w:type="dxa"/>
-              <w:right w:w="120" w:type="dxa"/>
-            </w:tcMar>
-            <w:vAlign w:val="center"/>
-          </w:tcPr>
-          <w:p>
-            <w:pPr>
-              <w:spacing w:before="60" w:after="60"/>
-            </w:pPr>
-          </w:p>
-        </w:tc>
-        <w:tc>
-          <w:tcPr>
-            <w:tcW w:w="1700" w:type="dxa"/>
-            <w:tcBorders>
-              <w:top w:val="none" w:sz="0" w:space="0" w:color="FFFFFF"/>
-              <w:left w:val="none" w:sz="0" w:space="0" w:color="FFFFFF"/>
-              <w:bottom w:val="single" w:sz="4" w:space="0" w:color="E1E7EC"/>
-              <w:right w:val="none" w:sz="0" w:space="0" w:color="FFFFFF"/>
-            </w:tcBorders>
-            <w:tcMar>
-              <w:top w:w="60" w:type="dxa"/>
-              <w:left w:w="120" w:type="dxa"/>
-              <w:bottom w:w="60" w:type="dxa"/>
-              <w:right w:w="120" w:type="dxa"/>
-            </w:tcMar>
-            <w:vAlign w:val="center"/>
-          </w:tcPr>
-          <w:p>
-            <w:pPr>
-              <w:spacing w:before="60" w:after="60"/>
-            </w:pPr>
-          </w:p>
-        </w:tc>
-        <w:tc>
-          <w:tcPr>
-            <w:tcW w:w="3000" w:type="dxa"/>
-            <w:tcBorders>
-              <w:top w:val="none" w:sz="0" w:space="0" w:color="FFFFFF"/>
-              <w:left w:val="none" w:sz="0" w:space="0" w:color="FFFFFF"/>
-              <w:bottom w:val="single" w:sz="4" w:space="0" w:color="E1E7EC"/>
-              <w:right w:val="none" w:sz="0" w:space="0" w:color="FFFFFF"/>
-            </w:tcBorders>
-            <w:tcMar>
-              <w:top w:w="60" w:type="dxa"/>
-              <w:left w:w="120" w:type="dxa"/>
-              <w:bottom w:w="60" w:type="dxa"/>
-              <w:right w:w="120" w:type="dxa"/>
-            </w:tcMar>
-            <w:vAlign w:val="center"/>
-          </w:tcPr>
-          <w:p>
-            <w:pPr>
-              <w:spacing w:before="60" w:after="60"/>
-            </w:pPr>
-          </w:p>
-        </w:tc>
-      </w:tr>
-      <w:tr>
-        <w:trPr>
-          <w:cantSplit/>
-        </w:trPr>
-        <w:tc>
-          <w:tcPr>
-            <w:tcW w:w="3238" w:type="dxa"/>
-            <w:tcBorders>
-              <w:top w:val="none" w:sz="0" w:space="0" w:color="FFFFFF"/>
-              <w:left w:val="none" w:sz="0" w:space="0" w:color="FFFFFF"/>
-              <w:bottom w:val="single" w:sz="4" w:space="0" w:color="E1E7EC"/>
-              <w:right w:val="none" w:sz="0" w:space="0" w:color="FFFFFF"/>
-            </w:tcBorders>
-            <w:tcMar>
-              <w:top w:w="60" w:type="dxa"/>
-              <w:left w:w="120" w:type="dxa"/>
-              <w:bottom w:w="60" w:type="dxa"/>
-              <w:right w:w="120" w:type="dxa"/>
-            </w:tcMar>
-            <w:vAlign w:val="center"/>
-          </w:tcPr>
-          <w:p>
-            <w:pPr>
-              <w:spacing w:before="60" w:after="60"/>
-            </w:pPr>
-            <w:r>
-              <w:rPr>
-                <w:b/>
-                <w:bCs/>
-                <w:sz w:val="21"/>
-                <w:szCs w:val="21"/>
-              </w:rPr>
-              <w:t>Imprimante de tickets</w:t>
-            </w:r>
-          </w:p>
-        </w:tc>
-        <w:tc>
-          <w:tcPr>
-            <w:tcW w:w="1700" w:type="dxa"/>
-            <w:tcBorders>
-              <w:top w:val="none" w:sz="0" w:space="0" w:color="FFFFFF"/>
-              <w:left w:val="none" w:sz="0" w:space="0" w:color="FFFFFF"/>
-              <w:bottom w:val="single" w:sz="4" w:space="0" w:color="E1E7EC"/>
-              <w:right w:val="none" w:sz="0" w:space="0" w:color="FFFFFF"/>
-            </w:tcBorders>
-            <w:tcMar>
-              <w:top w:w="60" w:type="dxa"/>
-              <w:left w:w="120" w:type="dxa"/>
-              <w:bottom w:w="60" w:type="dxa"/>
-              <w:right w:w="120" w:type="dxa"/>
-            </w:tcMar>
-            <w:vAlign w:val="center"/>
-          </w:tcPr>
-          <w:p>
-            <w:pPr>
-              <w:spacing w:before="60" w:after="60"/>
-            </w:pPr>
-          </w:p>
-        </w:tc>
-        <w:tc>
-          <w:tcPr>
-            <w:tcW w:w="1700" w:type="dxa"/>
-            <w:tcBorders>
-              <w:top w:val="none" w:sz="0" w:space="0" w:color="FFFFFF"/>
-              <w:left w:val="none" w:sz="0" w:space="0" w:color="FFFFFF"/>
-              <w:bottom w:val="single" w:sz="4" w:space="0" w:color="E1E7EC"/>
-              <w:right w:val="none" w:sz="0" w:space="0" w:color="FFFFFF"/>
-            </w:tcBorders>
-            <w:tcMar>
-              <w:top w:w="60" w:type="dxa"/>
-              <w:left w:w="120" w:type="dxa"/>
-              <w:bottom w:w="60" w:type="dxa"/>
-              <w:right w:w="120" w:type="dxa"/>
-            </w:tcMar>
-            <w:vAlign w:val="center"/>
-          </w:tcPr>
-          <w:p>
-            <w:pPr>
-              <w:spacing w:before="60" w:after="60"/>
-            </w:pPr>
-          </w:p>
-        </w:tc>
-        <w:tc>
-          <w:tcPr>
-            <w:tcW w:w="3000" w:type="dxa"/>
-            <w:tcBorders>
-              <w:top w:val="none" w:sz="0" w:space="0" w:color="FFFFFF"/>
-              <w:left w:val="none" w:sz="0" w:space="0" w:color="FFFFFF"/>
-              <w:bottom w:val="single" w:sz="4" w:space="0" w:color="E1E7EC"/>
-              <w:right w:val="none" w:sz="0" w:space="0" w:color="FFFFFF"/>
-            </w:tcBorders>
-            <w:tcMar>
-              <w:top w:w="60" w:type="dxa"/>
-              <w:left w:w="120" w:type="dxa"/>
-              <w:bottom w:w="60" w:type="dxa"/>
-              <w:right w:w="120" w:type="dxa"/>
-            </w:tcMar>
-            <w:vAlign w:val="center"/>
-          </w:tcPr>
-          <w:p>
-            <w:pPr>
-              <w:spacing w:before="60" w:after="60"/>
-            </w:pPr>
-          </w:p>
-        </w:tc>
-      </w:tr>
-      <w:tr>
-        <w:trPr>
-          <w:cantSplit/>
-        </w:trPr>
-        <w:tc>
-          <w:tcPr>
-            <w:tcW w:w="3238" w:type="dxa"/>
-            <w:tcBorders>
-              <w:top w:val="none" w:sz="0" w:space="0" w:color="FFFFFF"/>
-              <w:left w:val="none" w:sz="0" w:space="0" w:color="FFFFFF"/>
-              <w:bottom w:val="single" w:sz="4" w:space="0" w:color="E1E7EC"/>
-              <w:right w:val="none" w:sz="0" w:space="0" w:color="FFFFFF"/>
-            </w:tcBorders>
-            <w:tcMar>
-              <w:top w:w="60" w:type="dxa"/>
-              <w:left w:w="120" w:type="dxa"/>
-              <w:bottom w:w="60" w:type="dxa"/>
-              <w:right w:w="120" w:type="dxa"/>
-            </w:tcMar>
-            <w:vAlign w:val="center"/>
-          </w:tcPr>
-          <w:p>
-            <w:pPr>
-              <w:spacing w:before="60" w:after="60"/>
-            </w:pPr>
-            <w:r>
-              <w:rPr>
-                <w:b/>
-                <w:bCs/>
-                <w:sz w:val="21"/>
-                <w:szCs w:val="21"/>
-              </w:rPr>
-              <w:t>Tiroir-caisse</w:t>
-            </w:r>
-          </w:p>
-        </w:tc>
-        <w:tc>
-          <w:tcPr>
-            <w:tcW w:w="1700" w:type="dxa"/>
-            <w:tcBorders>
-              <w:top w:val="none" w:sz="0" w:space="0" w:color="FFFFFF"/>
-              <w:left w:val="none" w:sz="0" w:space="0" w:color="FFFFFF"/>
-              <w:bottom w:val="single" w:sz="4" w:space="0" w:color="E1E7EC"/>
-              <w:right w:val="none" w:sz="0" w:space="0" w:color="FFFFFF"/>
-            </w:tcBorders>
-            <w:tcMar>
-              <w:top w:w="60" w:type="dxa"/>
-              <w:left w:w="120" w:type="dxa"/>
-              <w:bottom w:w="60" w:type="dxa"/>
-              <w:right w:w="120" w:type="dxa"/>
-            </w:tcMar>
-            <w:vAlign w:val="center"/>
-          </w:tcPr>
-          <w:p>
-            <w:pPr>
-              <w:spacing w:before="60" w:after="60"/>
-            </w:pPr>
-          </w:p>
-        </w:tc>
-        <w:tc>
-          <w:tcPr>
-            <w:tcW w:w="1700" w:type="dxa"/>
-            <w:tcBorders>
-              <w:top w:val="none" w:sz="0" w:space="0" w:color="FFFFFF"/>
-              <w:left w:val="none" w:sz="0" w:space="0" w:color="FFFFFF"/>
-              <w:bottom w:val="single" w:sz="4" w:space="0" w:color="E1E7EC"/>
-              <w:right w:val="none" w:sz="0" w:space="0" w:color="FFFFFF"/>
-            </w:tcBorders>
-            <w:tcMar>
-              <w:top w:w="60" w:type="dxa"/>
-              <w:left w:w="120" w:type="dxa"/>
-              <w:bottom w:w="60" w:type="dxa"/>
-              <w:right w:w="120" w:type="dxa"/>
-            </w:tcMar>
-            <w:vAlign w:val="center"/>
-          </w:tcPr>
-          <w:p>
-            <w:pPr>
-              <w:spacing w:before="60" w:after="60"/>
-            </w:pPr>
-          </w:p>
-        </w:tc>
-        <w:tc>
-          <w:tcPr>
-            <w:tcW w:w="3000" w:type="dxa"/>
-            <w:tcBorders>
-              <w:top w:val="none" w:sz="0" w:space="0" w:color="FFFFFF"/>
-              <w:left w:val="none" w:sz="0" w:space="0" w:color="FFFFFF"/>
-              <w:bottom w:val="single" w:sz="4" w:space="0" w:color="E1E7EC"/>
-              <w:right w:val="none" w:sz="0" w:space="0" w:color="FFFFFF"/>
-            </w:tcBorders>
-            <w:tcMar>
-              <w:top w:w="60" w:type="dxa"/>
-              <w:left w:w="120" w:type="dxa"/>
-              <w:bottom w:w="60" w:type="dxa"/>
-              <w:right w:w="120" w:type="dxa"/>
-            </w:tcMar>
-            <w:vAlign w:val="center"/>
-          </w:tcPr>
-          <w:p>
-            <w:pPr>
-              <w:spacing w:before="60" w:after="60"/>
-            </w:pPr>
-          </w:p>
-        </w:tc>
-      </w:tr>
-      <w:tr>
-        <w:trPr>
-          <w:cantSplit/>
-        </w:trPr>
-        <w:tc>
-          <w:tcPr>
-            <w:tcW w:w="3238" w:type="dxa"/>
-            <w:tcBorders>
-              <w:top w:val="none" w:sz="0" w:space="0" w:color="FFFFFF"/>
-              <w:left w:val="none" w:sz="0" w:space="0" w:color="FFFFFF"/>
-              <w:bottom w:val="single" w:sz="4" w:space="0" w:color="E1E7EC"/>
-              <w:right w:val="none" w:sz="0" w:space="0" w:color="FFFFFF"/>
-            </w:tcBorders>
-            <w:tcMar>
-              <w:top w:w="60" w:type="dxa"/>
-              <w:left w:w="120" w:type="dxa"/>
-              <w:bottom w:w="60" w:type="dxa"/>
-              <w:right w:w="120" w:type="dxa"/>
-            </w:tcMar>
-            <w:vAlign w:val="center"/>
-          </w:tcPr>
-          <w:p>
-            <w:pPr>
-              <w:spacing w:before="60" w:after="60"/>
-            </w:pPr>
-            <w:r>
-              <w:rPr>
-                <w:b/>
-                <w:bCs/>
-                <w:sz w:val="21"/>
-                <w:szCs w:val="21"/>
-              </w:rPr>
-              <w:t>Écran de cuisine</w:t>
-            </w:r>
-          </w:p>
-        </w:tc>
-        <w:tc>
-          <w:tcPr>
-            <w:tcW w:w="1700" w:type="dxa"/>
-            <w:tcBorders>
-              <w:top w:val="none" w:sz="0" w:space="0" w:color="FFFFFF"/>
-              <w:left w:val="none" w:sz="0" w:space="0" w:color="FFFFFF"/>
-              <w:bottom w:val="single" w:sz="4" w:space="0" w:color="E1E7EC"/>
-              <w:right w:val="none" w:sz="0" w:space="0" w:color="FFFFFF"/>
-            </w:tcBorders>
-            <w:tcMar>
-              <w:top w:w="60" w:type="dxa"/>
-              <w:left w:w="120" w:type="dxa"/>
-              <w:bottom w:w="60" w:type="dxa"/>
-              <w:right w:w="120" w:type="dxa"/>
-            </w:tcMar>
-            <w:vAlign w:val="center"/>
-          </w:tcPr>
-          <w:p>
-            <w:pPr>
-              <w:spacing w:before="60" w:after="60"/>
-            </w:pPr>
-          </w:p>
-        </w:tc>
-        <w:tc>
-          <w:tcPr>
-            <w:tcW w:w="1700" w:type="dxa"/>
-            <w:tcBorders>
-              <w:top w:val="none" w:sz="0" w:space="0" w:color="FFFFFF"/>
-              <w:left w:val="none" w:sz="0" w:space="0" w:color="FFFFFF"/>
-              <w:bottom w:val="single" w:sz="4" w:space="0" w:color="E1E7EC"/>
-              <w:right w:val="none" w:sz="0" w:space="0" w:color="FFFFFF"/>
-            </w:tcBorders>
-            <w:tcMar>
-              <w:top w:w="60" w:type="dxa"/>
-              <w:left w:w="120" w:type="dxa"/>
-              <w:bottom w:w="60" w:type="dxa"/>
-              <w:right w:w="120" w:type="dxa"/>
-            </w:tcMar>
-            <w:vAlign w:val="center"/>
-          </w:tcPr>
-          <w:p>
-            <w:pPr>
-              <w:spacing w:before="60" w:after="60"/>
-            </w:pPr>
-          </w:p>
-        </w:tc>
-        <w:tc>
-          <w:tcPr>
-            <w:tcW w:w="3000" w:type="dxa"/>
-            <w:tcBorders>
-              <w:top w:val="none" w:sz="0" w:space="0" w:color="FFFFFF"/>
-              <w:left w:val="none" w:sz="0" w:space="0" w:color="FFFFFF"/>
-              <w:bottom w:val="single" w:sz="4" w:space="0" w:color="E1E7EC"/>
-              <w:right w:val="none" w:sz="0" w:space="0" w:color="FFFFFF"/>
-            </w:tcBorders>
-            <w:tcMar>
-              <w:top w:w="60" w:type="dxa"/>
-              <w:left w:w="120" w:type="dxa"/>
-              <w:bottom w:w="60" w:type="dxa"/>
-              <w:right w:w="120" w:type="dxa"/>
-            </w:tcMar>
-            <w:vAlign w:val="center"/>
-          </w:tcPr>
-          <w:p>
-            <w:pPr>
-              <w:spacing w:before="60" w:after="60"/>
-            </w:pPr>
-          </w:p>
-        </w:tc>
-      </w:tr>
-      <w:tr>
-        <w:trPr>
-          <w:cantSplit/>
-        </w:trPr>
-        <w:tc>
-          <w:tcPr>
-            <w:tcW w:w="3238" w:type="dxa"/>
-            <w:tcBorders>
-              <w:top w:val="none" w:sz="0" w:space="0" w:color="FFFFFF"/>
-              <w:left w:val="none" w:sz="0" w:space="0" w:color="FFFFFF"/>
-              <w:bottom w:val="single" w:sz="4" w:space="0" w:color="E1E7EC"/>
-              <w:right w:val="none" w:sz="0" w:space="0" w:color="FFFFFF"/>
-            </w:tcBorders>
-            <w:tcMar>
-              <w:top w:w="60" w:type="dxa"/>
-              <w:left w:w="120" w:type="dxa"/>
-              <w:bottom w:w="60" w:type="dxa"/>
-              <w:right w:w="120" w:type="dxa"/>
-            </w:tcMar>
-            <w:vAlign w:val="center"/>
-          </w:tcPr>
-          <w:p>
-            <w:pPr>
-              <w:spacing w:before="60" w:after="60"/>
-            </w:pPr>
-            <w:r>
-              <w:rPr>
-                <w:b/>
-                <w:bCs/>
-                <w:sz w:val="21"/>
-                <w:szCs w:val="21"/>
-              </w:rPr>
-              <w:t>Lecteur de codes-barres</w:t>
-            </w:r>
-          </w:p>
-        </w:tc>
-        <w:tc>
-          <w:tcPr>
-            <w:tcW w:w="1700" w:type="dxa"/>
-            <w:tcBorders>
-              <w:top w:val="none" w:sz="0" w:space="0" w:color="FFFFFF"/>
-              <w:left w:val="none" w:sz="0" w:space="0" w:color="FFFFFF"/>
-              <w:bottom w:val="single" w:sz="4" w:space="0" w:color="E1E7EC"/>
-              <w:right w:val="none" w:sz="0" w:space="0" w:color="FFFFFF"/>
-            </w:tcBorders>
-            <w:tcMar>
-              <w:top w:w="60" w:type="dxa"/>
-              <w:left w:w="120" w:type="dxa"/>
-              <w:bottom w:w="60" w:type="dxa"/>
-              <w:right w:w="120" w:type="dxa"/>
-            </w:tcMar>
-            <w:vAlign w:val="center"/>
-          </w:tcPr>
-          <w:p>
-            <w:pPr>
-              <w:spacing w:before="60" w:after="60"/>
-            </w:pPr>
-          </w:p>
-        </w:tc>
-        <w:tc>
-          <w:tcPr>
-            <w:tcW w:w="1700" w:type="dxa"/>
-            <w:tcBorders>
-              <w:top w:val="none" w:sz="0" w:space="0" w:color="FFFFFF"/>
-              <w:left w:val="none" w:sz="0" w:space="0" w:color="FFFFFF"/>
-              <w:bottom w:val="single" w:sz="4" w:space="0" w:color="E1E7EC"/>
-              <w:right w:val="none" w:sz="0" w:space="0" w:color="FFFFFF"/>
-            </w:tcBorders>
-            <w:tcMar>
-              <w:top w:w="60" w:type="dxa"/>
-              <w:left w:w="120" w:type="dxa"/>
-              <w:bottom w:w="60" w:type="dxa"/>
-              <w:right w:w="120" w:type="dxa"/>
-            </w:tcMar>
-            <w:vAlign w:val="center"/>
-          </w:tcPr>
-          <w:p>
-            <w:pPr>
-              <w:spacing w:before="60" w:after="60"/>
-            </w:pPr>
-          </w:p>
-        </w:tc>
-        <w:tc>
-          <w:tcPr>
-            <w:tcW w:w="3000" w:type="dxa"/>
-            <w:tcBorders>
-              <w:top w:val="none" w:sz="0" w:space="0" w:color="FFFFFF"/>
-              <w:left w:val="none" w:sz="0" w:space="0" w:color="FFFFFF"/>
-              <w:bottom w:val="single" w:sz="4" w:space="0" w:color="E1E7EC"/>
-              <w:right w:val="none" w:sz="0" w:space="0" w:color="FFFFFF"/>
-            </w:tcBorders>
-            <w:tcMar>
-              <w:top w:w="60" w:type="dxa"/>
-              <w:left w:w="120" w:type="dxa"/>
-              <w:bottom w:w="60" w:type="dxa"/>
-              <w:right w:w="120" w:type="dxa"/>
-            </w:tcMar>
-            <w:vAlign w:val="center"/>
-          </w:tcPr>
-          <w:p>
-            <w:pPr>
-              <w:spacing w:before="60" w:after="60"/>
-            </w:pPr>
-          </w:p>
-        </w:tc>
-      </w:tr>
-      <w:tr>
-        <w:trPr>
-          <w:cantSplit/>
-        </w:trPr>
-        <w:tc>
-          <w:tcPr>
-            <w:tcW w:w="3238" w:type="dxa"/>
-            <w:tcBorders>
-              <w:top w:val="none" w:sz="0" w:space="0" w:color="FFFFFF"/>
-              <w:left w:val="none" w:sz="0" w:space="0" w:color="FFFFFF"/>
-              <w:bottom w:val="single" w:sz="4" w:space="0" w:color="E1E7EC"/>
-              <w:right w:val="none" w:sz="0" w:space="0" w:color="FFFFFF"/>
-            </w:tcBorders>
-            <w:tcMar>
-              <w:top w:w="60" w:type="dxa"/>
-              <w:left w:w="120" w:type="dxa"/>
-              <w:bottom w:w="60" w:type="dxa"/>
-              <w:right w:w="120" w:type="dxa"/>
-            </w:tcMar>
-            <w:vAlign w:val="center"/>
-          </w:tcPr>
-          <w:p>
-            <w:pPr>
-              <w:spacing w:before="60" w:after="60"/>
-            </w:pPr>
-            <w:r>
-              <w:rPr>
-                <w:b/>
-                <w:bCs/>
-                <w:sz w:val="21"/>
-                <w:szCs w:val="21"/>
-              </w:rPr>
-              <w:t>Routeur / réseau Wi-Fi</w:t>
-            </w:r>
-          </w:p>
-        </w:tc>
-        <w:tc>
-          <w:tcPr>
-            <w:tcW w:w="1700" w:type="dxa"/>
-            <w:tcBorders>
-              <w:top w:val="none" w:sz="0" w:space="0" w:color="FFFFFF"/>
-              <w:left w:val="none" w:sz="0" w:space="0" w:color="FFFFFF"/>
-              <w:bottom w:val="single" w:sz="4" w:space="0" w:color="E1E7EC"/>
-              <w:right w:val="none" w:sz="0" w:space="0" w:color="FFFFFF"/>
-            </w:tcBorders>
-            <w:tcMar>
-              <w:top w:w="60" w:type="dxa"/>
-              <w:left w:w="120" w:type="dxa"/>
-              <w:bottom w:w="60" w:type="dxa"/>
-              <w:right w:w="120" w:type="dxa"/>
-            </w:tcMar>
-            <w:vAlign w:val="center"/>
-          </w:tcPr>
-          <w:p>
-            <w:pPr>
-              <w:spacing w:before="60" w:after="60"/>
-            </w:pPr>
-          </w:p>
-        </w:tc>
-        <w:tc>
-          <w:tcPr>
-            <w:tcW w:w="1700" w:type="dxa"/>
-            <w:tcBorders>
-              <w:top w:val="none" w:sz="0" w:space="0" w:color="FFFFFF"/>
-              <w:left w:val="none" w:sz="0" w:space="0" w:color="FFFFFF"/>
-              <w:bottom w:val="single" w:sz="4" w:space="0" w:color="E1E7EC"/>
-              <w:right w:val="none" w:sz="0" w:space="0" w:color="FFFFFF"/>
-            </w:tcBorders>
-            <w:tcMar>
-              <w:top w:w="60" w:type="dxa"/>
-              <w:left w:w="120" w:type="dxa"/>
-              <w:bottom w:w="60" w:type="dxa"/>
-              <w:right w:w="120" w:type="dxa"/>
-            </w:tcMar>
-            <w:vAlign w:val="center"/>
-          </w:tcPr>
-          <w:p>
-            <w:pPr>
-              <w:spacing w:before="60" w:after="60"/>
-            </w:pPr>
-          </w:p>
-        </w:tc>
-        <w:tc>
-          <w:tcPr>
-            <w:tcW w:w="3000" w:type="dxa"/>
-            <w:tcBorders>
-              <w:top w:val="none" w:sz="0" w:space="0" w:color="FFFFFF"/>
-              <w:left w:val="none" w:sz="0" w:space="0" w:color="FFFFFF"/>
-              <w:bottom w:val="single" w:sz="4" w:space="0" w:color="E1E7EC"/>
-              <w:right w:val="none" w:sz="0" w:space="0" w:color="FFFFFF"/>
-            </w:tcBorders>
-            <w:tcMar>
-              <w:top w:w="60" w:type="dxa"/>
-              <w:left w:w="120" w:type="dxa"/>
-              <w:bottom w:w="60" w:type="dxa"/>
-              <w:right w:w="120" w:type="dxa"/>
-            </w:tcMar>
-            <w:vAlign w:val="center"/>
-          </w:tcPr>
-          <w:p>
-            <w:pPr>
-              <w:spacing w:before="60" w:after="60"/>
-            </w:pPr>
-          </w:p>
-        </w:tc>
-      </w:tr>
-      <w:tr>
-        <w:trPr>
-          <w:cantSplit/>
-        </w:trPr>
-        <w:tc>
-          <w:tcPr>
-            <w:tcW w:w="3238" w:type="dxa"/>
-            <w:tcBorders>
-              <w:top w:val="none" w:sz="0" w:space="0" w:color="FFFFFF"/>
-              <w:left w:val="none" w:sz="0" w:space="0" w:color="FFFFFF"/>
-              <w:bottom w:val="single" w:sz="4" w:space="0" w:color="E1E7EC"/>
-              <w:right w:val="none" w:sz="0" w:space="0" w:color="FFFFFF"/>
-            </w:tcBorders>
-            <w:tcMar>
-              <w:top w:w="60" w:type="dxa"/>
-              <w:left w:w="120" w:type="dxa"/>
-              <w:bottom w:w="60" w:type="dxa"/>
-              <w:right w:w="120" w:type="dxa"/>
-            </w:tcMar>
-            <w:vAlign w:val="center"/>
-          </w:tcPr>
-          <w:p>
-            <w:pPr>
-              <w:spacing w:before="60" w:after="60"/>
-            </w:pPr>
-            <w:r>
-              <w:rPr>
-                <w:b/>
-                <w:bCs/>
-                <w:sz w:val="21"/>
-                <w:szCs w:val="21"/>
-              </w:rPr>
-              <w:t>Onduleur / groupe électrogène</w:t>
-            </w:r>
-          </w:p>
-        </w:tc>
-        <w:tc>
-          <w:tcPr>
-            <w:tcW w:w="1700" w:type="dxa"/>
-            <w:tcBorders>
-              <w:top w:val="none" w:sz="0" w:space="0" w:color="FFFFFF"/>
-              <w:left w:val="none" w:sz="0" w:space="0" w:color="FFFFFF"/>
-              <w:bottom w:val="single" w:sz="4" w:space="0" w:color="E1E7EC"/>
-              <w:right w:val="none" w:sz="0" w:space="0" w:color="FFFFFF"/>
-            </w:tcBorders>
-            <w:tcMar>
-              <w:top w:w="60" w:type="dxa"/>
-              <w:left w:w="120" w:type="dxa"/>
-              <w:bottom w:w="60" w:type="dxa"/>
-              <w:right w:w="120" w:type="dxa"/>
-            </w:tcMar>
-            <w:vAlign w:val="center"/>
-          </w:tcPr>
-          <w:p>
-            <w:pPr>
-              <w:spacing w:before="60" w:after="60"/>
-            </w:pPr>
-          </w:p>
-        </w:tc>
-        <w:tc>
-          <w:tcPr>
-            <w:tcW w:w="1700" w:type="dxa"/>
-            <w:tcBorders>
-              <w:top w:val="none" w:sz="0" w:space="0" w:color="FFFFFF"/>
-              <w:left w:val="none" w:sz="0" w:space="0" w:color="FFFFFF"/>
-              <w:bottom w:val="single" w:sz="4" w:space="0" w:color="E1E7EC"/>
-              <w:right w:val="none" w:sz="0" w:space="0" w:color="FFFFFF"/>
-            </w:tcBorders>
-            <w:tcMar>
-              <w:top w:w="60" w:type="dxa"/>
-              <w:left w:w="120" w:type="dxa"/>
-              <w:bottom w:w="60" w:type="dxa"/>
-              <w:right w:w="120" w:type="dxa"/>
-            </w:tcMar>
-            <w:vAlign w:val="center"/>
-          </w:tcPr>
-          <w:p>
-            <w:pPr>
-              <w:spacing w:before="60" w:after="60"/>
-            </w:pPr>
-          </w:p>
-        </w:tc>
-        <w:tc>
-          <w:tcPr>
-            <w:tcW w:w="3000" w:type="dxa"/>
-            <w:tcBorders>
-              <w:top w:val="none" w:sz="0" w:space="0" w:color="FFFFFF"/>
-              <w:left w:val="none" w:sz="0" w:space="0" w:color="FFFFFF"/>
-              <w:bottom w:val="single" w:sz="4" w:space="0" w:color="E1E7EC"/>
-              <w:right w:val="none" w:sz="0" w:space="0" w:color="FFFFFF"/>
-            </w:tcBorders>
-            <w:tcMar>
-              <w:top w:w="60" w:type="dxa"/>
-              <w:left w:w="120" w:type="dxa"/>
-              <w:bottom w:w="60" w:type="dxa"/>
-              <w:right w:w="120" w:type="dxa"/>
-            </w:tcMar>
-            <w:vAlign w:val="center"/>
-          </w:tcPr>
-          <w:p>
-            <w:pPr>
-              <w:spacing w:before="60" w:after="60"/>
-            </w:pPr>
+        <w:tc>
+          <w:tcPr>
+            <w:tcW w:type="dxa" w:w="3238"/>
+          </w:tcPr>
+          <w:p>
+            <w:r>
+              <w:rPr>
+                <w:rFonts w:ascii="Arial" w:hAnsi="Arial"/>
+                <w:sz w:val="18"/>
+              </w:rPr>
+              <w:t>Inventaire</w:t>
+            </w:r>
+          </w:p>
+        </w:tc>
+        <w:tc>
+          <w:tcPr>
+            <w:tcW w:type="dxa" w:w="1700"/>
+          </w:tcPr>
+          <w:p>
+            <w:r>
+              <w:rPr>
+                <w:rFonts w:ascii="Arial" w:hAnsi="Arial"/>
+                <w:sz w:val="18"/>
+              </w:rPr>
+              <w:t>Les équipements déjà disponibles et ceux à acquérir n’ont pas été confirmés. Un inventaire technique devra être réalisé avant le déploiement.</w:t>
+            </w:r>
+          </w:p>
+        </w:tc>
+        <w:tc>
+          <w:tcPr>
+            <w:tcW w:type="dxa" w:w="1700"/>
+          </w:tcPr>
+          <w:p>
+            <w:r>
+              <w:rPr>
+                <w:rFonts w:ascii="Arial" w:hAnsi="Arial"/>
+                <w:sz w:val="18"/>
+              </w:rPr>
+            </w:r>
+          </w:p>
+        </w:tc>
+        <w:tc>
+          <w:tcPr>
+            <w:tcW w:type="dxa" w:w="3000"/>
+          </w:tcPr>
+          <w:p>
+            <w:r>
+              <w:rPr>
+                <w:rFonts w:ascii="Arial" w:hAnsi="Arial"/>
+                <w:sz w:val="18"/>
+              </w:rPr>
+            </w:r>
           </w:p>
         </w:tc>
       </w:tr>
@@ -12759,7 +10362,7 @@
         <w:spacing w:after="80" w:line="276" w:lineRule="auto"/>
       </w:pPr>
       <w:r>
-        <w:t>Support après mise en service pendant ______ mois</w:t>
+        <w:t>Support après mise en service : modalités à convenir dans le contrat de réalisation.</w:t>
       </w:r>
     </w:p>
     <w:p>
@@ -12823,18 +10426,12 @@
             <w:vAlign w:val="center"/>
           </w:tcPr>
           <w:p>
-            <w:pPr>
-              <w:spacing w:before="60" w:after="60"/>
-            </w:pPr>
-            <w:r>
-              <w:rPr>
-                <w:b/>
-                <w:bCs/>
-                <w:color w:val="0F2238"/>
-                <w:sz w:val="16"/>
-                <w:szCs w:val="16"/>
-              </w:rPr>
-              <w:t>N°</w:t>
+            <w:r>
+              <w:rPr>
+                <w:rFonts w:ascii="Arial" w:hAnsi="Arial"/>
+                <w:sz w:val="18"/>
+              </w:rPr>
+              <w:t>PLANNING</w:t>
             </w:r>
           </w:p>
         </w:tc>
@@ -12856,18 +10453,12 @@
             <w:vAlign w:val="center"/>
           </w:tcPr>
           <w:p>
-            <w:pPr>
-              <w:spacing w:before="60" w:after="60"/>
-            </w:pPr>
-            <w:r>
-              <w:rPr>
-                <w:b/>
-                <w:bCs/>
-                <w:color w:val="0F2238"/>
-                <w:sz w:val="16"/>
-                <w:szCs w:val="16"/>
-              </w:rPr>
-              <w:t>PHASE</w:t>
+            <w:r>
+              <w:rPr>
+                <w:rFonts w:ascii="Arial" w:hAnsi="Arial"/>
+                <w:sz w:val="18"/>
+              </w:rPr>
+              <w:t>PRINCIPE</w:t>
             </w:r>
           </w:p>
         </w:tc>
@@ -12889,18 +10480,11 @@
             <w:vAlign w:val="center"/>
           </w:tcPr>
           <w:p>
-            <w:pPr>
-              <w:spacing w:before="60" w:after="60"/>
-            </w:pPr>
-            <w:r>
-              <w:rPr>
-                <w:b/>
-                <w:bCs/>
-                <w:color w:val="0F2238"/>
-                <w:sz w:val="16"/>
-                <w:szCs w:val="16"/>
-              </w:rPr>
-              <w:t>DURÉE</w:t>
+            <w:r>
+              <w:rPr>
+                <w:rFonts w:ascii="Arial" w:hAnsi="Arial"/>
+                <w:sz w:val="18"/>
+              </w:rPr>
             </w:r>
           </w:p>
         </w:tc>
@@ -12922,18 +10506,11 @@
             <w:vAlign w:val="center"/>
           </w:tcPr>
           <w:p>
-            <w:pPr>
-              <w:spacing w:before="60" w:after="60"/>
-            </w:pPr>
-            <w:r>
-              <w:rPr>
-                <w:b/>
-                <w:bCs/>
-                <w:color w:val="0F2238"/>
-                <w:sz w:val="16"/>
-                <w:szCs w:val="16"/>
-              </w:rPr>
-              <w:t>DÉBUT</w:t>
+            <w:r>
+              <w:rPr>
+                <w:rFonts w:ascii="Arial" w:hAnsi="Arial"/>
+                <w:sz w:val="18"/>
+              </w:rPr>
             </w:r>
           </w:p>
         </w:tc>
@@ -12955,847 +10532,81 @@
             <w:vAlign w:val="center"/>
           </w:tcPr>
           <w:p>
-            <w:pPr>
-              <w:spacing w:before="60" w:after="60"/>
-            </w:pPr>
-            <w:r>
-              <w:rPr>
-                <w:b/>
-                <w:bCs/>
-                <w:color w:val="0F2238"/>
-                <w:sz w:val="16"/>
-                <w:szCs w:val="16"/>
-              </w:rPr>
-              <w:t>FIN</w:t>
+            <w:r>
+              <w:rPr>
+                <w:rFonts w:ascii="Arial" w:hAnsi="Arial"/>
+                <w:sz w:val="18"/>
+              </w:rPr>
             </w:r>
           </w:p>
         </w:tc>
       </w:tr>
       <w:tr>
-        <w:trPr>
-          <w:cantSplit/>
-        </w:trPr>
-        <w:tc>
-          <w:tcPr>
-            <w:tcW w:w="600" w:type="dxa"/>
-            <w:tcBorders>
-              <w:top w:val="none" w:sz="0" w:space="0" w:color="FFFFFF"/>
-              <w:left w:val="none" w:sz="0" w:space="0" w:color="FFFFFF"/>
-              <w:bottom w:val="single" w:sz="4" w:space="0" w:color="E1E7EC"/>
-              <w:right w:val="none" w:sz="0" w:space="0" w:color="FFFFFF"/>
-            </w:tcBorders>
-            <w:tcMar>
-              <w:top w:w="60" w:type="dxa"/>
-              <w:left w:w="120" w:type="dxa"/>
-              <w:bottom w:w="60" w:type="dxa"/>
-              <w:right w:w="120" w:type="dxa"/>
-            </w:tcMar>
-            <w:vAlign w:val="center"/>
-          </w:tcPr>
-          <w:p>
-            <w:pPr>
-              <w:spacing w:before="60" w:after="60"/>
-              <w:jc w:val="center"/>
-            </w:pPr>
-            <w:r>
-              <w:rPr>
-                <w:b/>
-                <w:bCs/>
-                <w:color w:val="0E9F8E"/>
-                <w:sz w:val="21"/>
-                <w:szCs w:val="21"/>
-              </w:rPr>
-              <w:t>1</w:t>
-            </w:r>
-          </w:p>
-        </w:tc>
-        <w:tc>
-          <w:tcPr>
-            <w:tcW w:w="4038" w:type="dxa"/>
-            <w:tcBorders>
-              <w:top w:val="none" w:sz="0" w:space="0" w:color="FFFFFF"/>
-              <w:left w:val="none" w:sz="0" w:space="0" w:color="FFFFFF"/>
-              <w:bottom w:val="single" w:sz="4" w:space="0" w:color="E1E7EC"/>
-              <w:right w:val="none" w:sz="0" w:space="0" w:color="FFFFFF"/>
-            </w:tcBorders>
-            <w:tcMar>
-              <w:top w:w="60" w:type="dxa"/>
-              <w:left w:w="120" w:type="dxa"/>
-              <w:bottom w:w="60" w:type="dxa"/>
-              <w:right w:w="120" w:type="dxa"/>
-            </w:tcMar>
-            <w:vAlign w:val="center"/>
-          </w:tcPr>
-          <w:p>
-            <w:pPr>
-              <w:spacing w:before="60" w:after="60"/>
-            </w:pPr>
-            <w:r>
-              <w:rPr>
-                <w:sz w:val="21"/>
-                <w:szCs w:val="21"/>
-              </w:rPr>
-              <w:t>Cadrage et validation du cahier des charges</w:t>
-            </w:r>
-          </w:p>
-        </w:tc>
-        <w:tc>
-          <w:tcPr>
-            <w:tcW w:w="1400" w:type="dxa"/>
-            <w:tcBorders>
-              <w:top w:val="none" w:sz="0" w:space="0" w:color="FFFFFF"/>
-              <w:left w:val="none" w:sz="0" w:space="0" w:color="FFFFFF"/>
-              <w:bottom w:val="single" w:sz="4" w:space="0" w:color="E1E7EC"/>
-              <w:right w:val="none" w:sz="0" w:space="0" w:color="FFFFFF"/>
-            </w:tcBorders>
-            <w:tcMar>
-              <w:top w:w="60" w:type="dxa"/>
-              <w:left w:w="120" w:type="dxa"/>
-              <w:bottom w:w="60" w:type="dxa"/>
-              <w:right w:w="120" w:type="dxa"/>
-            </w:tcMar>
-            <w:vAlign w:val="center"/>
-          </w:tcPr>
-          <w:p>
-            <w:pPr>
-              <w:spacing w:before="60" w:after="60"/>
-            </w:pPr>
-          </w:p>
-        </w:tc>
-        <w:tc>
-          <w:tcPr>
-            <w:tcW w:w="1800" w:type="dxa"/>
-            <w:tcBorders>
-              <w:top w:val="none" w:sz="0" w:space="0" w:color="FFFFFF"/>
-              <w:left w:val="none" w:sz="0" w:space="0" w:color="FFFFFF"/>
-              <w:bottom w:val="single" w:sz="4" w:space="0" w:color="E1E7EC"/>
-              <w:right w:val="none" w:sz="0" w:space="0" w:color="FFFFFF"/>
-            </w:tcBorders>
-            <w:tcMar>
-              <w:top w:w="60" w:type="dxa"/>
-              <w:left w:w="120" w:type="dxa"/>
-              <w:bottom w:w="60" w:type="dxa"/>
-              <w:right w:w="120" w:type="dxa"/>
-            </w:tcMar>
-            <w:vAlign w:val="center"/>
-          </w:tcPr>
-          <w:p>
-            <w:pPr>
-              <w:spacing w:before="60" w:after="60"/>
-            </w:pPr>
-          </w:p>
-        </w:tc>
-        <w:tc>
-          <w:tcPr>
-            <w:tcW w:w="1800" w:type="dxa"/>
-            <w:tcBorders>
-              <w:top w:val="none" w:sz="0" w:space="0" w:color="FFFFFF"/>
-              <w:left w:val="none" w:sz="0" w:space="0" w:color="FFFFFF"/>
-              <w:bottom w:val="single" w:sz="4" w:space="0" w:color="E1E7EC"/>
-              <w:right w:val="none" w:sz="0" w:space="0" w:color="FFFFFF"/>
-            </w:tcBorders>
-            <w:tcMar>
-              <w:top w:w="60" w:type="dxa"/>
-              <w:left w:w="120" w:type="dxa"/>
-              <w:bottom w:w="60" w:type="dxa"/>
-              <w:right w:w="120" w:type="dxa"/>
-            </w:tcMar>
-            <w:vAlign w:val="center"/>
-          </w:tcPr>
-          <w:p>
-            <w:pPr>
-              <w:spacing w:before="60" w:after="60"/>
-            </w:pPr>
-          </w:p>
-        </w:tc>
-      </w:tr>
-      <w:tr>
-        <w:trPr>
-          <w:cantSplit/>
-        </w:trPr>
-        <w:tc>
-          <w:tcPr>
-            <w:tcW w:w="600" w:type="dxa"/>
-            <w:tcBorders>
-              <w:top w:val="none" w:sz="0" w:space="0" w:color="FFFFFF"/>
-              <w:left w:val="none" w:sz="0" w:space="0" w:color="FFFFFF"/>
-              <w:bottom w:val="single" w:sz="4" w:space="0" w:color="E1E7EC"/>
-              <w:right w:val="none" w:sz="0" w:space="0" w:color="FFFFFF"/>
-            </w:tcBorders>
-            <w:tcMar>
-              <w:top w:w="60" w:type="dxa"/>
-              <w:left w:w="120" w:type="dxa"/>
-              <w:bottom w:w="60" w:type="dxa"/>
-              <w:right w:w="120" w:type="dxa"/>
-            </w:tcMar>
-            <w:vAlign w:val="center"/>
-          </w:tcPr>
-          <w:p>
-            <w:pPr>
-              <w:spacing w:before="60" w:after="60"/>
-              <w:jc w:val="center"/>
-            </w:pPr>
-            <w:r>
-              <w:rPr>
-                <w:b/>
-                <w:bCs/>
-                <w:color w:val="0E9F8E"/>
-                <w:sz w:val="21"/>
-                <w:szCs w:val="21"/>
-              </w:rPr>
-              <w:t>2</w:t>
-            </w:r>
-          </w:p>
-        </w:tc>
-        <w:tc>
-          <w:tcPr>
-            <w:tcW w:w="4038" w:type="dxa"/>
-            <w:tcBorders>
-              <w:top w:val="none" w:sz="0" w:space="0" w:color="FFFFFF"/>
-              <w:left w:val="none" w:sz="0" w:space="0" w:color="FFFFFF"/>
-              <w:bottom w:val="single" w:sz="4" w:space="0" w:color="E1E7EC"/>
-              <w:right w:val="none" w:sz="0" w:space="0" w:color="FFFFFF"/>
-            </w:tcBorders>
-            <w:tcMar>
-              <w:top w:w="60" w:type="dxa"/>
-              <w:left w:w="120" w:type="dxa"/>
-              <w:bottom w:w="60" w:type="dxa"/>
-              <w:right w:w="120" w:type="dxa"/>
-            </w:tcMar>
-            <w:vAlign w:val="center"/>
-          </w:tcPr>
-          <w:p>
-            <w:pPr>
-              <w:spacing w:before="60" w:after="60"/>
-            </w:pPr>
-            <w:r>
-              <w:rPr>
-                <w:sz w:val="21"/>
-                <w:szCs w:val="21"/>
-              </w:rPr>
-              <w:t>Conception (maquettes, architecture)</w:t>
-            </w:r>
-          </w:p>
-        </w:tc>
-        <w:tc>
-          <w:tcPr>
-            <w:tcW w:w="1400" w:type="dxa"/>
-            <w:tcBorders>
-              <w:top w:val="none" w:sz="0" w:space="0" w:color="FFFFFF"/>
-              <w:left w:val="none" w:sz="0" w:space="0" w:color="FFFFFF"/>
-              <w:bottom w:val="single" w:sz="4" w:space="0" w:color="E1E7EC"/>
-              <w:right w:val="none" w:sz="0" w:space="0" w:color="FFFFFF"/>
-            </w:tcBorders>
-            <w:tcMar>
-              <w:top w:w="60" w:type="dxa"/>
-              <w:left w:w="120" w:type="dxa"/>
-              <w:bottom w:w="60" w:type="dxa"/>
-              <w:right w:w="120" w:type="dxa"/>
-            </w:tcMar>
-            <w:vAlign w:val="center"/>
-          </w:tcPr>
-          <w:p>
-            <w:pPr>
-              <w:spacing w:before="60" w:after="60"/>
-            </w:pPr>
-          </w:p>
-        </w:tc>
-        <w:tc>
-          <w:tcPr>
-            <w:tcW w:w="1800" w:type="dxa"/>
-            <w:tcBorders>
-              <w:top w:val="none" w:sz="0" w:space="0" w:color="FFFFFF"/>
-              <w:left w:val="none" w:sz="0" w:space="0" w:color="FFFFFF"/>
-              <w:bottom w:val="single" w:sz="4" w:space="0" w:color="E1E7EC"/>
-              <w:right w:val="none" w:sz="0" w:space="0" w:color="FFFFFF"/>
-            </w:tcBorders>
-            <w:tcMar>
-              <w:top w:w="60" w:type="dxa"/>
-              <w:left w:w="120" w:type="dxa"/>
-              <w:bottom w:w="60" w:type="dxa"/>
-              <w:right w:w="120" w:type="dxa"/>
-            </w:tcMar>
-            <w:vAlign w:val="center"/>
-          </w:tcPr>
-          <w:p>
-            <w:pPr>
-              <w:spacing w:before="60" w:after="60"/>
-            </w:pPr>
-          </w:p>
-        </w:tc>
-        <w:tc>
-          <w:tcPr>
-            <w:tcW w:w="1800" w:type="dxa"/>
-            <w:tcBorders>
-              <w:top w:val="none" w:sz="0" w:space="0" w:color="FFFFFF"/>
-              <w:left w:val="none" w:sz="0" w:space="0" w:color="FFFFFF"/>
-              <w:bottom w:val="single" w:sz="4" w:space="0" w:color="E1E7EC"/>
-              <w:right w:val="none" w:sz="0" w:space="0" w:color="FFFFFF"/>
-            </w:tcBorders>
-            <w:tcMar>
-              <w:top w:w="60" w:type="dxa"/>
-              <w:left w:w="120" w:type="dxa"/>
-              <w:bottom w:w="60" w:type="dxa"/>
-              <w:right w:w="120" w:type="dxa"/>
-            </w:tcMar>
-            <w:vAlign w:val="center"/>
-          </w:tcPr>
-          <w:p>
-            <w:pPr>
-              <w:spacing w:before="60" w:after="60"/>
-            </w:pPr>
-          </w:p>
-        </w:tc>
-      </w:tr>
-      <w:tr>
-        <w:trPr>
-          <w:cantSplit/>
-        </w:trPr>
-        <w:tc>
-          <w:tcPr>
-            <w:tcW w:w="600" w:type="dxa"/>
-            <w:tcBorders>
-              <w:top w:val="none" w:sz="0" w:space="0" w:color="FFFFFF"/>
-              <w:left w:val="none" w:sz="0" w:space="0" w:color="FFFFFF"/>
-              <w:bottom w:val="single" w:sz="4" w:space="0" w:color="E1E7EC"/>
-              <w:right w:val="none" w:sz="0" w:space="0" w:color="FFFFFF"/>
-            </w:tcBorders>
-            <w:tcMar>
-              <w:top w:w="60" w:type="dxa"/>
-              <w:left w:w="120" w:type="dxa"/>
-              <w:bottom w:w="60" w:type="dxa"/>
-              <w:right w:w="120" w:type="dxa"/>
-            </w:tcMar>
-            <w:vAlign w:val="center"/>
-          </w:tcPr>
-          <w:p>
-            <w:pPr>
-              <w:spacing w:before="60" w:after="60"/>
-              <w:jc w:val="center"/>
-            </w:pPr>
-            <w:r>
-              <w:rPr>
-                <w:b/>
-                <w:bCs/>
-                <w:color w:val="0E9F8E"/>
-                <w:sz w:val="21"/>
-                <w:szCs w:val="21"/>
-              </w:rPr>
-              <w:t>3</w:t>
-            </w:r>
-          </w:p>
-        </w:tc>
-        <w:tc>
-          <w:tcPr>
-            <w:tcW w:w="4038" w:type="dxa"/>
-            <w:tcBorders>
-              <w:top w:val="none" w:sz="0" w:space="0" w:color="FFFFFF"/>
-              <w:left w:val="none" w:sz="0" w:space="0" w:color="FFFFFF"/>
-              <w:bottom w:val="single" w:sz="4" w:space="0" w:color="E1E7EC"/>
-              <w:right w:val="none" w:sz="0" w:space="0" w:color="FFFFFF"/>
-            </w:tcBorders>
-            <w:tcMar>
-              <w:top w:w="60" w:type="dxa"/>
-              <w:left w:w="120" w:type="dxa"/>
-              <w:bottom w:w="60" w:type="dxa"/>
-              <w:right w:w="120" w:type="dxa"/>
-            </w:tcMar>
-            <w:vAlign w:val="center"/>
-          </w:tcPr>
-          <w:p>
-            <w:pPr>
-              <w:spacing w:before="60" w:after="60"/>
-            </w:pPr>
-            <w:r>
-              <w:rPr>
-                <w:sz w:val="21"/>
-                <w:szCs w:val="21"/>
-              </w:rPr>
-              <w:t>Développement et paramétrage</w:t>
-            </w:r>
-          </w:p>
-        </w:tc>
-        <w:tc>
-          <w:tcPr>
-            <w:tcW w:w="1400" w:type="dxa"/>
-            <w:tcBorders>
-              <w:top w:val="none" w:sz="0" w:space="0" w:color="FFFFFF"/>
-              <w:left w:val="none" w:sz="0" w:space="0" w:color="FFFFFF"/>
-              <w:bottom w:val="single" w:sz="4" w:space="0" w:color="E1E7EC"/>
-              <w:right w:val="none" w:sz="0" w:space="0" w:color="FFFFFF"/>
-            </w:tcBorders>
-            <w:tcMar>
-              <w:top w:w="60" w:type="dxa"/>
-              <w:left w:w="120" w:type="dxa"/>
-              <w:bottom w:w="60" w:type="dxa"/>
-              <w:right w:w="120" w:type="dxa"/>
-            </w:tcMar>
-            <w:vAlign w:val="center"/>
-          </w:tcPr>
-          <w:p>
-            <w:pPr>
-              <w:spacing w:before="60" w:after="60"/>
-            </w:pPr>
-          </w:p>
-        </w:tc>
-        <w:tc>
-          <w:tcPr>
-            <w:tcW w:w="1800" w:type="dxa"/>
-            <w:tcBorders>
-              <w:top w:val="none" w:sz="0" w:space="0" w:color="FFFFFF"/>
-              <w:left w:val="none" w:sz="0" w:space="0" w:color="FFFFFF"/>
-              <w:bottom w:val="single" w:sz="4" w:space="0" w:color="E1E7EC"/>
-              <w:right w:val="none" w:sz="0" w:space="0" w:color="FFFFFF"/>
-            </w:tcBorders>
-            <w:tcMar>
-              <w:top w:w="60" w:type="dxa"/>
-              <w:left w:w="120" w:type="dxa"/>
-              <w:bottom w:w="60" w:type="dxa"/>
-              <w:right w:w="120" w:type="dxa"/>
-            </w:tcMar>
-            <w:vAlign w:val="center"/>
-          </w:tcPr>
-          <w:p>
-            <w:pPr>
-              <w:spacing w:before="60" w:after="60"/>
-            </w:pPr>
-          </w:p>
-        </w:tc>
-        <w:tc>
-          <w:tcPr>
-            <w:tcW w:w="1800" w:type="dxa"/>
-            <w:tcBorders>
-              <w:top w:val="none" w:sz="0" w:space="0" w:color="FFFFFF"/>
-              <w:left w:val="none" w:sz="0" w:space="0" w:color="FFFFFF"/>
-              <w:bottom w:val="single" w:sz="4" w:space="0" w:color="E1E7EC"/>
-              <w:right w:val="none" w:sz="0" w:space="0" w:color="FFFFFF"/>
-            </w:tcBorders>
-            <w:tcMar>
-              <w:top w:w="60" w:type="dxa"/>
-              <w:left w:w="120" w:type="dxa"/>
-              <w:bottom w:w="60" w:type="dxa"/>
-              <w:right w:w="120" w:type="dxa"/>
-            </w:tcMar>
-            <w:vAlign w:val="center"/>
-          </w:tcPr>
-          <w:p>
-            <w:pPr>
-              <w:spacing w:before="60" w:after="60"/>
-            </w:pPr>
-          </w:p>
-        </w:tc>
-      </w:tr>
-      <w:tr>
-        <w:trPr>
-          <w:cantSplit/>
-        </w:trPr>
-        <w:tc>
-          <w:tcPr>
-            <w:tcW w:w="600" w:type="dxa"/>
-            <w:tcBorders>
-              <w:top w:val="none" w:sz="0" w:space="0" w:color="FFFFFF"/>
-              <w:left w:val="none" w:sz="0" w:space="0" w:color="FFFFFF"/>
-              <w:bottom w:val="single" w:sz="4" w:space="0" w:color="E1E7EC"/>
-              <w:right w:val="none" w:sz="0" w:space="0" w:color="FFFFFF"/>
-            </w:tcBorders>
-            <w:tcMar>
-              <w:top w:w="60" w:type="dxa"/>
-              <w:left w:w="120" w:type="dxa"/>
-              <w:bottom w:w="60" w:type="dxa"/>
-              <w:right w:w="120" w:type="dxa"/>
-            </w:tcMar>
-            <w:vAlign w:val="center"/>
-          </w:tcPr>
-          <w:p>
-            <w:pPr>
-              <w:spacing w:before="60" w:after="60"/>
-              <w:jc w:val="center"/>
-            </w:pPr>
-            <w:r>
-              <w:rPr>
-                <w:b/>
-                <w:bCs/>
-                <w:color w:val="0E9F8E"/>
-                <w:sz w:val="21"/>
-                <w:szCs w:val="21"/>
-              </w:rPr>
-              <w:t>4</w:t>
-            </w:r>
-          </w:p>
-        </w:tc>
-        <w:tc>
-          <w:tcPr>
-            <w:tcW w:w="4038" w:type="dxa"/>
-            <w:tcBorders>
-              <w:top w:val="none" w:sz="0" w:space="0" w:color="FFFFFF"/>
-              <w:left w:val="none" w:sz="0" w:space="0" w:color="FFFFFF"/>
-              <w:bottom w:val="single" w:sz="4" w:space="0" w:color="E1E7EC"/>
-              <w:right w:val="none" w:sz="0" w:space="0" w:color="FFFFFF"/>
-            </w:tcBorders>
-            <w:tcMar>
-              <w:top w:w="60" w:type="dxa"/>
-              <w:left w:w="120" w:type="dxa"/>
-              <w:bottom w:w="60" w:type="dxa"/>
-              <w:right w:w="120" w:type="dxa"/>
-            </w:tcMar>
-            <w:vAlign w:val="center"/>
-          </w:tcPr>
-          <w:p>
-            <w:pPr>
-              <w:spacing w:before="60" w:after="60"/>
-            </w:pPr>
-            <w:r>
-              <w:rPr>
-                <w:sz w:val="21"/>
-                <w:szCs w:val="21"/>
-              </w:rPr>
-              <w:t>Tests et recette</w:t>
-            </w:r>
-          </w:p>
-        </w:tc>
-        <w:tc>
-          <w:tcPr>
-            <w:tcW w:w="1400" w:type="dxa"/>
-            <w:tcBorders>
-              <w:top w:val="none" w:sz="0" w:space="0" w:color="FFFFFF"/>
-              <w:left w:val="none" w:sz="0" w:space="0" w:color="FFFFFF"/>
-              <w:bottom w:val="single" w:sz="4" w:space="0" w:color="E1E7EC"/>
-              <w:right w:val="none" w:sz="0" w:space="0" w:color="FFFFFF"/>
-            </w:tcBorders>
-            <w:tcMar>
-              <w:top w:w="60" w:type="dxa"/>
-              <w:left w:w="120" w:type="dxa"/>
-              <w:bottom w:w="60" w:type="dxa"/>
-              <w:right w:w="120" w:type="dxa"/>
-            </w:tcMar>
-            <w:vAlign w:val="center"/>
-          </w:tcPr>
-          <w:p>
-            <w:pPr>
-              <w:spacing w:before="60" w:after="60"/>
-            </w:pPr>
-          </w:p>
-        </w:tc>
-        <w:tc>
-          <w:tcPr>
-            <w:tcW w:w="1800" w:type="dxa"/>
-            <w:tcBorders>
-              <w:top w:val="none" w:sz="0" w:space="0" w:color="FFFFFF"/>
-              <w:left w:val="none" w:sz="0" w:space="0" w:color="FFFFFF"/>
-              <w:bottom w:val="single" w:sz="4" w:space="0" w:color="E1E7EC"/>
-              <w:right w:val="none" w:sz="0" w:space="0" w:color="FFFFFF"/>
-            </w:tcBorders>
-            <w:tcMar>
-              <w:top w:w="60" w:type="dxa"/>
-              <w:left w:w="120" w:type="dxa"/>
-              <w:bottom w:w="60" w:type="dxa"/>
-              <w:right w:w="120" w:type="dxa"/>
-            </w:tcMar>
-            <w:vAlign w:val="center"/>
-          </w:tcPr>
-          <w:p>
-            <w:pPr>
-              <w:spacing w:before="60" w:after="60"/>
-            </w:pPr>
-          </w:p>
-        </w:tc>
-        <w:tc>
-          <w:tcPr>
-            <w:tcW w:w="1800" w:type="dxa"/>
-            <w:tcBorders>
-              <w:top w:val="none" w:sz="0" w:space="0" w:color="FFFFFF"/>
-              <w:left w:val="none" w:sz="0" w:space="0" w:color="FFFFFF"/>
-              <w:bottom w:val="single" w:sz="4" w:space="0" w:color="E1E7EC"/>
-              <w:right w:val="none" w:sz="0" w:space="0" w:color="FFFFFF"/>
-            </w:tcBorders>
-            <w:tcMar>
-              <w:top w:w="60" w:type="dxa"/>
-              <w:left w:w="120" w:type="dxa"/>
-              <w:bottom w:w="60" w:type="dxa"/>
-              <w:right w:w="120" w:type="dxa"/>
-            </w:tcMar>
-            <w:vAlign w:val="center"/>
-          </w:tcPr>
-          <w:p>
-            <w:pPr>
-              <w:spacing w:before="60" w:after="60"/>
-            </w:pPr>
-          </w:p>
-        </w:tc>
-      </w:tr>
-      <w:tr>
-        <w:trPr>
-          <w:cantSplit/>
-        </w:trPr>
-        <w:tc>
-          <w:tcPr>
-            <w:tcW w:w="600" w:type="dxa"/>
-            <w:tcBorders>
-              <w:top w:val="none" w:sz="0" w:space="0" w:color="FFFFFF"/>
-              <w:left w:val="none" w:sz="0" w:space="0" w:color="FFFFFF"/>
-              <w:bottom w:val="single" w:sz="4" w:space="0" w:color="E1E7EC"/>
-              <w:right w:val="none" w:sz="0" w:space="0" w:color="FFFFFF"/>
-            </w:tcBorders>
-            <w:tcMar>
-              <w:top w:w="60" w:type="dxa"/>
-              <w:left w:w="120" w:type="dxa"/>
-              <w:bottom w:w="60" w:type="dxa"/>
-              <w:right w:w="120" w:type="dxa"/>
-            </w:tcMar>
-            <w:vAlign w:val="center"/>
-          </w:tcPr>
-          <w:p>
-            <w:pPr>
-              <w:spacing w:before="60" w:after="60"/>
-              <w:jc w:val="center"/>
-            </w:pPr>
-            <w:r>
-              <w:rPr>
-                <w:b/>
-                <w:bCs/>
-                <w:color w:val="0E9F8E"/>
-                <w:sz w:val="21"/>
-                <w:szCs w:val="21"/>
-              </w:rPr>
-              <w:t>5</w:t>
-            </w:r>
-          </w:p>
-        </w:tc>
-        <w:tc>
-          <w:tcPr>
-            <w:tcW w:w="4038" w:type="dxa"/>
-            <w:tcBorders>
-              <w:top w:val="none" w:sz="0" w:space="0" w:color="FFFFFF"/>
-              <w:left w:val="none" w:sz="0" w:space="0" w:color="FFFFFF"/>
-              <w:bottom w:val="single" w:sz="4" w:space="0" w:color="E1E7EC"/>
-              <w:right w:val="none" w:sz="0" w:space="0" w:color="FFFFFF"/>
-            </w:tcBorders>
-            <w:tcMar>
-              <w:top w:w="60" w:type="dxa"/>
-              <w:left w:w="120" w:type="dxa"/>
-              <w:bottom w:w="60" w:type="dxa"/>
-              <w:right w:w="120" w:type="dxa"/>
-            </w:tcMar>
-            <w:vAlign w:val="center"/>
-          </w:tcPr>
-          <w:p>
-            <w:pPr>
-              <w:spacing w:before="60" w:after="60"/>
-            </w:pPr>
-            <w:r>
-              <w:rPr>
-                <w:sz w:val="21"/>
-                <w:szCs w:val="21"/>
-              </w:rPr>
-              <w:t>Formation du personnel</w:t>
-            </w:r>
-          </w:p>
-        </w:tc>
-        <w:tc>
-          <w:tcPr>
-            <w:tcW w:w="1400" w:type="dxa"/>
-            <w:tcBorders>
-              <w:top w:val="none" w:sz="0" w:space="0" w:color="FFFFFF"/>
-              <w:left w:val="none" w:sz="0" w:space="0" w:color="FFFFFF"/>
-              <w:bottom w:val="single" w:sz="4" w:space="0" w:color="E1E7EC"/>
-              <w:right w:val="none" w:sz="0" w:space="0" w:color="FFFFFF"/>
-            </w:tcBorders>
-            <w:tcMar>
-              <w:top w:w="60" w:type="dxa"/>
-              <w:left w:w="120" w:type="dxa"/>
-              <w:bottom w:w="60" w:type="dxa"/>
-              <w:right w:w="120" w:type="dxa"/>
-            </w:tcMar>
-            <w:vAlign w:val="center"/>
-          </w:tcPr>
-          <w:p>
-            <w:pPr>
-              <w:spacing w:before="60" w:after="60"/>
-            </w:pPr>
-          </w:p>
-        </w:tc>
-        <w:tc>
-          <w:tcPr>
-            <w:tcW w:w="1800" w:type="dxa"/>
-            <w:tcBorders>
-              <w:top w:val="none" w:sz="0" w:space="0" w:color="FFFFFF"/>
-              <w:left w:val="none" w:sz="0" w:space="0" w:color="FFFFFF"/>
-              <w:bottom w:val="single" w:sz="4" w:space="0" w:color="E1E7EC"/>
-              <w:right w:val="none" w:sz="0" w:space="0" w:color="FFFFFF"/>
-            </w:tcBorders>
-            <w:tcMar>
-              <w:top w:w="60" w:type="dxa"/>
-              <w:left w:w="120" w:type="dxa"/>
-              <w:bottom w:w="60" w:type="dxa"/>
-              <w:right w:w="120" w:type="dxa"/>
-            </w:tcMar>
-            <w:vAlign w:val="center"/>
-          </w:tcPr>
-          <w:p>
-            <w:pPr>
-              <w:spacing w:before="60" w:after="60"/>
-            </w:pPr>
-          </w:p>
-        </w:tc>
-        <w:tc>
-          <w:tcPr>
-            <w:tcW w:w="1800" w:type="dxa"/>
-            <w:tcBorders>
-              <w:top w:val="none" w:sz="0" w:space="0" w:color="FFFFFF"/>
-              <w:left w:val="none" w:sz="0" w:space="0" w:color="FFFFFF"/>
-              <w:bottom w:val="single" w:sz="4" w:space="0" w:color="E1E7EC"/>
-              <w:right w:val="none" w:sz="0" w:space="0" w:color="FFFFFF"/>
-            </w:tcBorders>
-            <w:tcMar>
-              <w:top w:w="60" w:type="dxa"/>
-              <w:left w:w="120" w:type="dxa"/>
-              <w:bottom w:w="60" w:type="dxa"/>
-              <w:right w:w="120" w:type="dxa"/>
-            </w:tcMar>
-            <w:vAlign w:val="center"/>
-          </w:tcPr>
-          <w:p>
-            <w:pPr>
-              <w:spacing w:before="60" w:after="60"/>
-            </w:pPr>
-          </w:p>
-        </w:tc>
-      </w:tr>
-      <w:tr>
-        <w:trPr>
-          <w:cantSplit/>
-        </w:trPr>
-        <w:tc>
-          <w:tcPr>
-            <w:tcW w:w="600" w:type="dxa"/>
-            <w:tcBorders>
-              <w:top w:val="none" w:sz="0" w:space="0" w:color="FFFFFF"/>
-              <w:left w:val="none" w:sz="0" w:space="0" w:color="FFFFFF"/>
-              <w:bottom w:val="single" w:sz="4" w:space="0" w:color="E1E7EC"/>
-              <w:right w:val="none" w:sz="0" w:space="0" w:color="FFFFFF"/>
-            </w:tcBorders>
-            <w:tcMar>
-              <w:top w:w="60" w:type="dxa"/>
-              <w:left w:w="120" w:type="dxa"/>
-              <w:bottom w:w="60" w:type="dxa"/>
-              <w:right w:w="120" w:type="dxa"/>
-            </w:tcMar>
-            <w:vAlign w:val="center"/>
-          </w:tcPr>
-          <w:p>
-            <w:pPr>
-              <w:spacing w:before="60" w:after="60"/>
-              <w:jc w:val="center"/>
-            </w:pPr>
-            <w:r>
-              <w:rPr>
-                <w:b/>
-                <w:bCs/>
-                <w:color w:val="0E9F8E"/>
-                <w:sz w:val="21"/>
-                <w:szCs w:val="21"/>
-              </w:rPr>
-              <w:t>6</w:t>
-            </w:r>
-          </w:p>
-        </w:tc>
-        <w:tc>
-          <w:tcPr>
-            <w:tcW w:w="4038" w:type="dxa"/>
-            <w:tcBorders>
-              <w:top w:val="none" w:sz="0" w:space="0" w:color="FFFFFF"/>
-              <w:left w:val="none" w:sz="0" w:space="0" w:color="FFFFFF"/>
-              <w:bottom w:val="single" w:sz="4" w:space="0" w:color="E1E7EC"/>
-              <w:right w:val="none" w:sz="0" w:space="0" w:color="FFFFFF"/>
-            </w:tcBorders>
-            <w:tcMar>
-              <w:top w:w="60" w:type="dxa"/>
-              <w:left w:w="120" w:type="dxa"/>
-              <w:bottom w:w="60" w:type="dxa"/>
-              <w:right w:w="120" w:type="dxa"/>
-            </w:tcMar>
-            <w:vAlign w:val="center"/>
-          </w:tcPr>
-          <w:p>
-            <w:pPr>
-              <w:spacing w:before="60" w:after="60"/>
-            </w:pPr>
-            <w:r>
-              <w:rPr>
-                <w:sz w:val="21"/>
-                <w:szCs w:val="21"/>
-              </w:rPr>
-              <w:t>Mise en service et accompagnement</w:t>
-            </w:r>
-          </w:p>
-        </w:tc>
-        <w:tc>
-          <w:tcPr>
-            <w:tcW w:w="1400" w:type="dxa"/>
-            <w:tcBorders>
-              <w:top w:val="none" w:sz="0" w:space="0" w:color="FFFFFF"/>
-              <w:left w:val="none" w:sz="0" w:space="0" w:color="FFFFFF"/>
-              <w:bottom w:val="single" w:sz="4" w:space="0" w:color="E1E7EC"/>
-              <w:right w:val="none" w:sz="0" w:space="0" w:color="FFFFFF"/>
-            </w:tcBorders>
-            <w:tcMar>
-              <w:top w:w="60" w:type="dxa"/>
-              <w:left w:w="120" w:type="dxa"/>
-              <w:bottom w:w="60" w:type="dxa"/>
-              <w:right w:w="120" w:type="dxa"/>
-            </w:tcMar>
-            <w:vAlign w:val="center"/>
-          </w:tcPr>
-          <w:p>
-            <w:pPr>
-              <w:spacing w:before="60" w:after="60"/>
-            </w:pPr>
-          </w:p>
-        </w:tc>
-        <w:tc>
-          <w:tcPr>
-            <w:tcW w:w="1800" w:type="dxa"/>
-            <w:tcBorders>
-              <w:top w:val="none" w:sz="0" w:space="0" w:color="FFFFFF"/>
-              <w:left w:val="none" w:sz="0" w:space="0" w:color="FFFFFF"/>
-              <w:bottom w:val="single" w:sz="4" w:space="0" w:color="E1E7EC"/>
-              <w:right w:val="none" w:sz="0" w:space="0" w:color="FFFFFF"/>
-            </w:tcBorders>
-            <w:tcMar>
-              <w:top w:w="60" w:type="dxa"/>
-              <w:left w:w="120" w:type="dxa"/>
-              <w:bottom w:w="60" w:type="dxa"/>
-              <w:right w:w="120" w:type="dxa"/>
-            </w:tcMar>
-            <w:vAlign w:val="center"/>
-          </w:tcPr>
-          <w:p>
-            <w:pPr>
-              <w:spacing w:before="60" w:after="60"/>
-            </w:pPr>
-          </w:p>
-        </w:tc>
-        <w:tc>
-          <w:tcPr>
-            <w:tcW w:w="1800" w:type="dxa"/>
-            <w:tcBorders>
-              <w:top w:val="none" w:sz="0" w:space="0" w:color="FFFFFF"/>
-              <w:left w:val="none" w:sz="0" w:space="0" w:color="FFFFFF"/>
-              <w:bottom w:val="single" w:sz="4" w:space="0" w:color="E1E7EC"/>
-              <w:right w:val="none" w:sz="0" w:space="0" w:color="FFFFFF"/>
-            </w:tcBorders>
-            <w:tcMar>
-              <w:top w:w="60" w:type="dxa"/>
-              <w:left w:w="120" w:type="dxa"/>
-              <w:bottom w:w="60" w:type="dxa"/>
-              <w:right w:w="120" w:type="dxa"/>
-            </w:tcMar>
-            <w:vAlign w:val="center"/>
-          </w:tcPr>
-          <w:p>
-            <w:pPr>
-              <w:spacing w:before="60" w:after="60"/>
-            </w:pPr>
+        <w:tc>
+          <w:tcPr>
+            <w:tcW w:type="dxa" w:w="600"/>
+          </w:tcPr>
+          <w:p>
+            <w:r>
+              <w:rPr>
+                <w:rFonts w:ascii="Arial" w:hAnsi="Arial"/>
+                <w:sz w:val="18"/>
+              </w:rPr>
+              <w:t>Prévision</w:t>
+            </w:r>
+          </w:p>
+        </w:tc>
+        <w:tc>
+          <w:tcPr>
+            <w:tcW w:type="dxa" w:w="4038"/>
+          </w:tcPr>
+          <w:p>
+            <w:r>
+              <w:rPr>
+                <w:rFonts w:ascii="Arial" w:hAnsi="Arial"/>
+                <w:sz w:val="18"/>
+              </w:rPr>
+              <w:t>Les durées et dates de chaque phase seront établies après validation du périmètre fonctionnel et estimation de la charge de travail.</w:t>
+            </w:r>
+          </w:p>
+        </w:tc>
+        <w:tc>
+          <w:tcPr>
+            <w:tcW w:type="dxa" w:w="1400"/>
+          </w:tcPr>
+          <w:p>
+            <w:r>
+              <w:rPr>
+                <w:rFonts w:ascii="Arial" w:hAnsi="Arial"/>
+                <w:sz w:val="18"/>
+              </w:rPr>
+            </w:r>
+          </w:p>
+        </w:tc>
+        <w:tc>
+          <w:tcPr>
+            <w:tcW w:type="dxa" w:w="1800"/>
+          </w:tcPr>
+          <w:p>
+            <w:r>
+              <w:rPr>
+                <w:rFonts w:ascii="Arial" w:hAnsi="Arial"/>
+                <w:sz w:val="18"/>
+              </w:rPr>
+            </w:r>
+          </w:p>
+        </w:tc>
+        <w:tc>
+          <w:tcPr>
+            <w:tcW w:type="dxa" w:w="1800"/>
+          </w:tcPr>
+          <w:p>
+            <w:r>
+              <w:rPr>
+                <w:rFonts w:ascii="Arial" w:hAnsi="Arial"/>
+                <w:sz w:val="18"/>
+              </w:rPr>
+            </w:r>
           </w:p>
         </w:tc>
       </w:tr>
@@ -13864,18 +10675,12 @@
             <w:vAlign w:val="center"/>
           </w:tcPr>
           <w:p>
-            <w:pPr>
-              <w:spacing w:before="60" w:after="60"/>
-            </w:pPr>
-            <w:r>
-              <w:rPr>
-                <w:b/>
-                <w:bCs/>
-                <w:color w:val="0F2238"/>
-                <w:sz w:val="16"/>
-                <w:szCs w:val="16"/>
-              </w:rPr>
-              <w:t>POSTE</w:t>
+            <w:r>
+              <w:rPr>
+                <w:rFonts w:ascii="Arial" w:hAnsi="Arial"/>
+                <w:sz w:val="18"/>
+              </w:rPr>
+              <w:t>CONDITIONS FINANCIÈRES</w:t>
             </w:r>
           </w:p>
         </w:tc>
@@ -13897,333 +10702,47 @@
             <w:vAlign w:val="center"/>
           </w:tcPr>
           <w:p>
-            <w:pPr>
-              <w:spacing w:before="60" w:after="60"/>
-            </w:pPr>
-            <w:r>
-              <w:rPr>
-                <w:b/>
-                <w:bCs/>
-                <w:color w:val="0F2238"/>
-                <w:sz w:val="16"/>
-                <w:szCs w:val="16"/>
-              </w:rPr>
-              <w:t>MONTANT (FCFA)</w:t>
+            <w:r>
+              <w:rPr>
+                <w:rFonts w:ascii="Arial" w:hAnsi="Arial"/>
+                <w:sz w:val="18"/>
+              </w:rPr>
+              <w:t>INFORMATION</w:t>
             </w:r>
           </w:p>
         </w:tc>
       </w:tr>
       <w:tr>
-        <w:trPr>
-          <w:cantSplit/>
-        </w:trPr>
-        <w:tc>
-          <w:tcPr>
-            <w:tcW w:w="6038" w:type="dxa"/>
-            <w:tcBorders>
-              <w:top w:val="none" w:sz="0" w:space="0" w:color="FFFFFF"/>
-              <w:left w:val="none" w:sz="0" w:space="0" w:color="FFFFFF"/>
-              <w:bottom w:val="single" w:sz="4" w:space="0" w:color="E1E7EC"/>
-              <w:right w:val="none" w:sz="0" w:space="0" w:color="FFFFFF"/>
-            </w:tcBorders>
-            <w:tcMar>
-              <w:top w:w="60" w:type="dxa"/>
-              <w:left w:w="120" w:type="dxa"/>
-              <w:bottom w:w="60" w:type="dxa"/>
-              <w:right w:w="120" w:type="dxa"/>
-            </w:tcMar>
-            <w:vAlign w:val="center"/>
-          </w:tcPr>
-          <w:p>
-            <w:pPr>
-              <w:spacing w:before="60" w:after="60"/>
-            </w:pPr>
-            <w:r>
-              <w:rPr>
-                <w:sz w:val="21"/>
-                <w:szCs w:val="21"/>
-              </w:rPr>
-              <w:t>Développement / mise en place</w:t>
-            </w:r>
-          </w:p>
-        </w:tc>
-        <w:tc>
-          <w:tcPr>
-            <w:tcW w:w="3600" w:type="dxa"/>
-            <w:tcBorders>
-              <w:top w:val="none" w:sz="0" w:space="0" w:color="FFFFFF"/>
-              <w:left w:val="none" w:sz="0" w:space="0" w:color="FFFFFF"/>
-              <w:bottom w:val="single" w:sz="4" w:space="0" w:color="E1E7EC"/>
-              <w:right w:val="none" w:sz="0" w:space="0" w:color="FFFFFF"/>
-            </w:tcBorders>
-            <w:tcMar>
-              <w:top w:w="60" w:type="dxa"/>
-              <w:left w:w="120" w:type="dxa"/>
-              <w:bottom w:w="60" w:type="dxa"/>
-              <w:right w:w="120" w:type="dxa"/>
-            </w:tcMar>
-            <w:vAlign w:val="center"/>
-          </w:tcPr>
-          <w:p>
-            <w:pPr>
-              <w:spacing w:before="60" w:after="60"/>
-            </w:pPr>
-          </w:p>
-        </w:tc>
-      </w:tr>
-      <w:tr>
-        <w:trPr>
-          <w:cantSplit/>
-        </w:trPr>
-        <w:tc>
-          <w:tcPr>
-            <w:tcW w:w="6038" w:type="dxa"/>
-            <w:tcBorders>
-              <w:top w:val="none" w:sz="0" w:space="0" w:color="FFFFFF"/>
-              <w:left w:val="none" w:sz="0" w:space="0" w:color="FFFFFF"/>
-              <w:bottom w:val="single" w:sz="4" w:space="0" w:color="E1E7EC"/>
-              <w:right w:val="none" w:sz="0" w:space="0" w:color="FFFFFF"/>
-            </w:tcBorders>
-            <w:tcMar>
-              <w:top w:w="60" w:type="dxa"/>
-              <w:left w:w="120" w:type="dxa"/>
-              <w:bottom w:w="60" w:type="dxa"/>
-              <w:right w:w="120" w:type="dxa"/>
-            </w:tcMar>
-            <w:vAlign w:val="center"/>
-          </w:tcPr>
-          <w:p>
-            <w:pPr>
-              <w:spacing w:before="60" w:after="60"/>
-            </w:pPr>
-            <w:r>
-              <w:rPr>
-                <w:sz w:val="21"/>
-                <w:szCs w:val="21"/>
-              </w:rPr>
-              <w:t>Matériel (si inclus)</w:t>
-            </w:r>
-          </w:p>
-        </w:tc>
-        <w:tc>
-          <w:tcPr>
-            <w:tcW w:w="3600" w:type="dxa"/>
-            <w:tcBorders>
-              <w:top w:val="none" w:sz="0" w:space="0" w:color="FFFFFF"/>
-              <w:left w:val="none" w:sz="0" w:space="0" w:color="FFFFFF"/>
-              <w:bottom w:val="single" w:sz="4" w:space="0" w:color="E1E7EC"/>
-              <w:right w:val="none" w:sz="0" w:space="0" w:color="FFFFFF"/>
-            </w:tcBorders>
-            <w:tcMar>
-              <w:top w:w="60" w:type="dxa"/>
-              <w:left w:w="120" w:type="dxa"/>
-              <w:bottom w:w="60" w:type="dxa"/>
-              <w:right w:w="120" w:type="dxa"/>
-            </w:tcMar>
-            <w:vAlign w:val="center"/>
-          </w:tcPr>
-          <w:p>
-            <w:pPr>
-              <w:spacing w:before="60" w:after="60"/>
-            </w:pPr>
-          </w:p>
-        </w:tc>
-      </w:tr>
-      <w:tr>
-        <w:trPr>
-          <w:cantSplit/>
-        </w:trPr>
-        <w:tc>
-          <w:tcPr>
-            <w:tcW w:w="6038" w:type="dxa"/>
-            <w:tcBorders>
-              <w:top w:val="none" w:sz="0" w:space="0" w:color="FFFFFF"/>
-              <w:left w:val="none" w:sz="0" w:space="0" w:color="FFFFFF"/>
-              <w:bottom w:val="single" w:sz="4" w:space="0" w:color="E1E7EC"/>
-              <w:right w:val="none" w:sz="0" w:space="0" w:color="FFFFFF"/>
-            </w:tcBorders>
-            <w:tcMar>
-              <w:top w:w="60" w:type="dxa"/>
-              <w:left w:w="120" w:type="dxa"/>
-              <w:bottom w:w="60" w:type="dxa"/>
-              <w:right w:w="120" w:type="dxa"/>
-            </w:tcMar>
-            <w:vAlign w:val="center"/>
-          </w:tcPr>
-          <w:p>
-            <w:pPr>
-              <w:spacing w:before="60" w:after="60"/>
-            </w:pPr>
-            <w:r>
-              <w:rPr>
-                <w:sz w:val="21"/>
-                <w:szCs w:val="21"/>
-              </w:rPr>
-              <w:t>Formation</w:t>
-            </w:r>
-          </w:p>
-        </w:tc>
-        <w:tc>
-          <w:tcPr>
-            <w:tcW w:w="3600" w:type="dxa"/>
-            <w:tcBorders>
-              <w:top w:val="none" w:sz="0" w:space="0" w:color="FFFFFF"/>
-              <w:left w:val="none" w:sz="0" w:space="0" w:color="FFFFFF"/>
-              <w:bottom w:val="single" w:sz="4" w:space="0" w:color="E1E7EC"/>
-              <w:right w:val="none" w:sz="0" w:space="0" w:color="FFFFFF"/>
-            </w:tcBorders>
-            <w:tcMar>
-              <w:top w:w="60" w:type="dxa"/>
-              <w:left w:w="120" w:type="dxa"/>
-              <w:bottom w:w="60" w:type="dxa"/>
-              <w:right w:w="120" w:type="dxa"/>
-            </w:tcMar>
-            <w:vAlign w:val="center"/>
-          </w:tcPr>
-          <w:p>
-            <w:pPr>
-              <w:spacing w:before="60" w:after="60"/>
-            </w:pPr>
-          </w:p>
-        </w:tc>
-      </w:tr>
-      <w:tr>
-        <w:trPr>
-          <w:cantSplit/>
-        </w:trPr>
-        <w:tc>
-          <w:tcPr>
-            <w:tcW w:w="6038" w:type="dxa"/>
-            <w:tcBorders>
-              <w:top w:val="none" w:sz="0" w:space="0" w:color="FFFFFF"/>
-              <w:left w:val="none" w:sz="0" w:space="0" w:color="FFFFFF"/>
-              <w:bottom w:val="single" w:sz="4" w:space="0" w:color="E1E7EC"/>
-              <w:right w:val="none" w:sz="0" w:space="0" w:color="FFFFFF"/>
-            </w:tcBorders>
-            <w:tcMar>
-              <w:top w:w="60" w:type="dxa"/>
-              <w:left w:w="120" w:type="dxa"/>
-              <w:bottom w:w="60" w:type="dxa"/>
-              <w:right w:w="120" w:type="dxa"/>
-            </w:tcMar>
-            <w:vAlign w:val="center"/>
-          </w:tcPr>
-          <w:p>
-            <w:pPr>
-              <w:spacing w:before="60" w:after="60"/>
-            </w:pPr>
-            <w:r>
-              <w:rPr>
-                <w:sz w:val="21"/>
-                <w:szCs w:val="21"/>
-              </w:rPr>
-              <w:t>Maintenance et support (mensuel / annuel)</w:t>
-            </w:r>
-          </w:p>
-        </w:tc>
-        <w:tc>
-          <w:tcPr>
-            <w:tcW w:w="3600" w:type="dxa"/>
-            <w:tcBorders>
-              <w:top w:val="none" w:sz="0" w:space="0" w:color="FFFFFF"/>
-              <w:left w:val="none" w:sz="0" w:space="0" w:color="FFFFFF"/>
-              <w:bottom w:val="single" w:sz="4" w:space="0" w:color="E1E7EC"/>
-              <w:right w:val="none" w:sz="0" w:space="0" w:color="FFFFFF"/>
-            </w:tcBorders>
-            <w:tcMar>
-              <w:top w:w="60" w:type="dxa"/>
-              <w:left w:w="120" w:type="dxa"/>
-              <w:bottom w:w="60" w:type="dxa"/>
-              <w:right w:w="120" w:type="dxa"/>
-            </w:tcMar>
-            <w:vAlign w:val="center"/>
-          </w:tcPr>
-          <w:p>
-            <w:pPr>
-              <w:spacing w:before="60" w:after="60"/>
-            </w:pPr>
-          </w:p>
-        </w:tc>
-      </w:tr>
-      <w:tr>
-        <w:trPr>
-          <w:cantSplit/>
-        </w:trPr>
-        <w:tc>
-          <w:tcPr>
-            <w:tcW w:w="6038" w:type="dxa"/>
-            <w:tcBorders>
-              <w:top w:val="none" w:sz="0" w:space="0" w:color="FFFFFF"/>
-              <w:left w:val="none" w:sz="0" w:space="0" w:color="FFFFFF"/>
-              <w:bottom w:val="single" w:sz="4" w:space="0" w:color="E1E7EC"/>
-              <w:right w:val="none" w:sz="0" w:space="0" w:color="FFFFFF"/>
-            </w:tcBorders>
-            <w:shd w:val="clear" w:color="auto" w:fill="E7F6F3"/>
-            <w:tcMar>
-              <w:top w:w="60" w:type="dxa"/>
-              <w:left w:w="120" w:type="dxa"/>
-              <w:bottom w:w="60" w:type="dxa"/>
-              <w:right w:w="120" w:type="dxa"/>
-            </w:tcMar>
-            <w:vAlign w:val="center"/>
-          </w:tcPr>
-          <w:p>
-            <w:pPr>
-              <w:spacing w:before="60" w:after="60"/>
-            </w:pPr>
-            <w:r>
-              <w:rPr>
-                <w:b/>
-                <w:bCs/>
-                <w:color w:val="0F2238"/>
-                <w:sz w:val="21"/>
-                <w:szCs w:val="21"/>
-              </w:rPr>
-              <w:t>TOTAL</w:t>
-            </w:r>
-          </w:p>
-        </w:tc>
-        <w:tc>
-          <w:tcPr>
-            <w:tcW w:w="3600" w:type="dxa"/>
-            <w:tcBorders>
-              <w:top w:val="none" w:sz="0" w:space="0" w:color="FFFFFF"/>
-              <w:left w:val="none" w:sz="0" w:space="0" w:color="FFFFFF"/>
-              <w:bottom w:val="single" w:sz="4" w:space="0" w:color="E1E7EC"/>
-              <w:right w:val="none" w:sz="0" w:space="0" w:color="FFFFFF"/>
-            </w:tcBorders>
-            <w:shd w:val="clear" w:color="auto" w:fill="E7F6F3"/>
-            <w:tcMar>
-              <w:top w:w="60" w:type="dxa"/>
-              <w:left w:w="120" w:type="dxa"/>
-              <w:bottom w:w="60" w:type="dxa"/>
-              <w:right w:w="120" w:type="dxa"/>
-            </w:tcMar>
-            <w:vAlign w:val="center"/>
-          </w:tcPr>
-          <w:p>
-            <w:pPr>
-              <w:spacing w:before="60" w:after="60"/>
-            </w:pPr>
+        <w:tc>
+          <w:tcPr>
+            <w:tcW w:type="dxa" w:w="6038"/>
+          </w:tcPr>
+          <w:p>
+            <w:r>
+              <w:rPr>
+                <w:rFonts w:ascii="Arial" w:hAnsi="Arial"/>
+                <w:sz w:val="18"/>
+              </w:rPr>
+              <w:t>Coût et paiement</w:t>
+            </w:r>
+          </w:p>
+        </w:tc>
+        <w:tc>
+          <w:tcPr>
+            <w:tcW w:type="dxa" w:w="3600"/>
+          </w:tcPr>
+          <w:p>
+            <w:r>
+              <w:rPr>
+                <w:rFonts w:ascii="Arial" w:hAnsi="Arial"/>
+                <w:sz w:val="18"/>
+              </w:rPr>
+              <w:t>Le coût, les éventuels achats de matériel, la maintenance et les modalités de paiement seront fixés dans un devis accepté par les deux parties.</w:t>
+            </w:r>
           </w:p>
         </w:tc>
       </w:tr>
     </w:tbl>
-    <w:p>
-      <w:pPr>
-        <w:spacing w:before="160" w:after="160"/>
-      </w:pPr>
-      <w:r>
-        <w:rPr>
-          <w:b/>
-          <w:bCs/>
-        </w:rPr>
-        <w:t xml:space="preserve">Modalités de paiement : </w:t>
-      </w:r>
-      <w:r>
-        <w:t>…………………………………………………………………………………………</w:t>
-      </w:r>
-    </w:p>
     <w:p>
       <w:pPr>
         <w:pStyle w:val="Titre1"/>
@@ -14247,50 +10766,26 @@
       </w:r>
     </w:p>
     <w:p>
+      <w:r>
+        <w:t>La prise de commande, la transmission en cuisine et le suivi des préparations fonctionnent correctement.</w:t>
+      </w:r>
+    </w:p>
+    <w:p>
+      <w:r>
+        <w:t>Les encaissements, les clôtures de caisse et les rapports journaliers produisent des résultats cohérents.</w:t>
+      </w:r>
+    </w:p>
+    <w:p>
+      <w:r>
+        <w:t>Les entrées et sorties de stock sont enregistrées et les accès sont limités selon les rôles.</w:t>
+      </w:r>
+    </w:p>
+    <w:p>
       <w:pPr>
         <w:pStyle w:val="Titre2"/>
       </w:pPr>
       <w:r>
         <w:t>Critères de réussite</w:t>
-      </w:r>
-    </w:p>
-    <w:p>
-      <w:pPr>
-        <w:pStyle w:val="Paragraphedeliste"/>
-        <w:numPr>
-          <w:ilvl w:val="0"/>
-          <w:numId w:val="2"/>
-        </w:numPr>
-        <w:spacing w:after="80" w:line="276" w:lineRule="auto"/>
-      </w:pPr>
-      <w:r>
-        <w:t>…………………………………………………………………………………………</w:t>
-      </w:r>
-    </w:p>
-    <w:p>
-      <w:pPr>
-        <w:pStyle w:val="Paragraphedeliste"/>
-        <w:numPr>
-          <w:ilvl w:val="0"/>
-          <w:numId w:val="2"/>
-        </w:numPr>
-        <w:spacing w:after="80" w:line="276" w:lineRule="auto"/>
-      </w:pPr>
-      <w:r>
-        <w:t>…………………………………………………………………………………………</w:t>
-      </w:r>
-    </w:p>
-    <w:p>
-      <w:pPr>
-        <w:pStyle w:val="Paragraphedeliste"/>
-        <w:numPr>
-          <w:ilvl w:val="0"/>
-          <w:numId w:val="2"/>
-        </w:numPr>
-        <w:spacing w:after="80" w:line="276" w:lineRule="auto"/>
-      </w:pPr>
-      <w:r>
-        <w:t>…………………………………………………………………………………………</w:t>
       </w:r>
     </w:p>
     <w:p>
@@ -14370,11 +10865,7 @@
         <w:spacing w:before="120" w:after="240"/>
       </w:pPr>
       <w:r>
-        <w:rPr>
-          <w:b/>
-          <w:bCs/>
-        </w:rPr>
-        <w:t>Fait à ______________________, le 14 / 10 / 2026, en deux exemplaires originaux.</w:t>
+        <w:t>Fait en deux exemplaires originaux à la date de signature.</w:t>
       </w:r>
     </w:p>
     <w:tbl>
@@ -15180,7 +11671,7 @@
         <w:spacing w:after="80" w:line="276" w:lineRule="auto"/>
       </w:pPr>
       <w:r>
-        <w:t>Fiche Google : adresse (code Plus 57W5+H89, Grand-Bassam), téléphone, note de 4,6 sur 5 d'après 89 avis Google.</w:t>
+        <w:t>Fiche publique de Copa Del Mare sur Google / agrégateur Restaurant Guru : code Plus 57W5+H89, téléphone +225 07 12 40 12 40 et note publique affichée autour de 4,6/5 au moment de la consultation.</w:t>
       </w:r>
     </w:p>
     <w:p>
@@ -15193,7 +11684,7 @@
         <w:spacing w:after="80" w:line="276" w:lineRule="auto"/>
       </w:pPr>
       <w:r>
-        <w:t>Annuaire baab.ci et fiche de réservation en ligne : restaurant italien spécialisé en produits de la mer, avec cave à vin, bar et terrasse.</w:t>
+        <w:t>Restaurant Guru : fiche de Copa Del Mare à Grand-Bassam, description de l’offre et informations pratiques.</w:t>
       </w:r>
     </w:p>
     <w:p>
@@ -15206,31 +11697,7 @@
         <w:spacing w:after="80" w:line="276" w:lineRule="auto"/>
       </w:pPr>
       <w:r>
-        <w:t xml:space="preserve">Page </w:t>
-      </w:r>
-      <w:proofErr w:type="spellStart"/>
-      <w:r>
-        <w:t>Glovo</w:t>
-      </w:r>
-      <w:proofErr w:type="spellEnd"/>
-      <w:r>
-        <w:t xml:space="preserve"> de </w:t>
-      </w:r>
-      <w:proofErr w:type="spellStart"/>
-      <w:r>
-        <w:t>Copa</w:t>
-      </w:r>
-      <w:proofErr w:type="spellEnd"/>
-      <w:r>
-        <w:t xml:space="preserve"> </w:t>
-      </w:r>
-      <w:proofErr w:type="spellStart"/>
-      <w:r>
-        <w:t>del</w:t>
-      </w:r>
-      <w:proofErr w:type="spellEnd"/>
-      <w:r>
-        <w:t xml:space="preserve"> Mare à Grand-Bassam : carte de pizzas et de pâtes, prix, livraison.</w:t>
+        <w:t>Glovo : carte en ligne et possibilité de livraison (les conditions d’intégration informatique restent à vérifier).</w:t>
       </w:r>
     </w:p>
     <w:p>
@@ -15256,7 +11723,22 @@
         <w:spacing w:after="80" w:line="276" w:lineRule="auto"/>
       </w:pPr>
       <w:r>
-        <w:t>Enquête de terrain d'Ange Emmanuel : modes de service, approvisionnement, réservation, paiement et livraison.</w:t>
+        <w:t>Enquête de terrain : informations communiquées sur les réservations, les achats et les commandes par téléphone.</w:t>
+      </w:r>
+    </w:p>
+    <w:p>
+      <w:r>
+        <w:t>Source publique consultée : https://restaurantguru.com/Copa-Del-Mare-Grand-Bassam</w:t>
+      </w:r>
+    </w:p>
+    <w:p>
+      <w:r>
+        <w:t>Menu publié en ligne : https://fr.scribd.com/document/881546279/Copa-del-mare-1</w:t>
+      </w:r>
+    </w:p>
+    <w:p>
+      <w:r>
+        <w:t>Les informations d’exploitation non publiquement vérifiables ne sont pas renseignées comme des faits établis.</w:t>
       </w:r>
     </w:p>
     <w:sectPr>
@@ -15349,7 +11831,7 @@
         <w:sz w:val="18"/>
         <w:szCs w:val="18"/>
       </w:rPr>
-      <w:t>6</w:t>
+      <w:t>5</w:t>
     </w:r>
     <w:r>
       <w:rPr>
